--- a/ecoservizi/Supporto Presidia/02_Supporto/02_Template/14_ Schede prodotti chimici /polveri PNOC.docx
+++ b/ecoservizi/Supporto Presidia/02_Supporto/02_Template/14_ Schede prodotti chimici /polveri PNOC.docx
@@ -1,6 +1,6 @@
 
 <file path=word/document.xml><?xml version="1.0" encoding="utf-8"?>
-<w:document xmlns:wpc="http://schemas.microsoft.com/office/word/2010/wordprocessingCanvas" xmlns:cx="http://schemas.microsoft.com/office/drawing/2014/chartex" xmlns:cx1="http://schemas.microsoft.com/office/drawing/2015/9/8/chartex" xmlns:cx2="http://schemas.microsoft.com/office/drawing/2015/10/21/chartex" xmlns:cx3="http://schemas.microsoft.com/office/drawing/2016/5/9/chartex" xmlns:cx4="http://schemas.microsoft.com/office/drawing/2016/5/10/chartex" xmlns:cx5="http://schemas.microsoft.com/office/drawing/2016/5/11/chartex" xmlns:cx6="http://schemas.microsoft.com/office/drawing/2016/5/12/chartex" xmlns:cx7="http://schemas.microsoft.com/office/drawing/2016/5/13/chartex" xmlns:cx8="http://schemas.microsoft.com/office/drawing/2016/5/14/chartex" xmlns:mc="http://schemas.openxmlformats.org/markup-compatibility/2006" xmlns:aink="http://schemas.microsoft.com/office/drawing/2016/ink" xmlns:am3d="http://schemas.microsoft.com/office/drawing/2017/model3d" xmlns:o="urn:schemas-microsoft-com:office:office" xmlns:oel="http://schemas.microsoft.com/office/2019/extlst" xmlns:r="http://schemas.openxmlformats.org/officeDocument/2006/relationships" xmlns:m="http://schemas.openxmlformats.org/officeDocument/2006/math" xmlns:v="urn:schemas-microsoft-com:vml" xmlns:wp14="http://schemas.microsoft.com/office/word/2010/wordprocessingDrawing" xmlns:wp="http://schemas.openxmlformats.org/drawingml/2006/wordprocessingDrawing" xmlns:w10="urn:schemas-microsoft-com:office:word" xmlns:w="http://schemas.openxmlformats.org/wordprocessingml/2006/main" xmlns:w14="http://schemas.microsoft.com/office/word/2010/wordml" xmlns:w15="http://schemas.microsoft.com/office/word/2012/wordml" xmlns:w16cex="http://schemas.microsoft.com/office/word/2018/wordml/cex" xmlns:w16cid="http://schemas.microsoft.com/office/word/2016/wordml/cid" xmlns:w16="http://schemas.microsoft.com/office/word/2018/wordml" xmlns:w16du="http://schemas.microsoft.com/office/word/2023/wordml/word16du" xmlns:w16sdtdh="http://schemas.microsoft.com/office/word/2020/wordml/sdtdatahash" xmlns:w16se="http://schemas.microsoft.com/office/word/2015/wordml/symex" xmlns:wpg="http://schemas.microsoft.com/office/word/2010/wordprocessingGroup" xmlns:wpi="http://schemas.microsoft.com/office/word/2010/wordprocessingInk" xmlns:wne="http://schemas.microsoft.com/office/word/2006/wordml" xmlns:wps="http://schemas.microsoft.com/office/word/2010/wordprocessingShape" mc:Ignorable="w14 w15 w16se w16cid w16 w16cex w16sdtdh w16du wp14">
+<w:document xmlns:wpc="http://schemas.microsoft.com/office/word/2010/wordprocessingCanvas" xmlns:cx="http://schemas.microsoft.com/office/drawing/2014/chartex" xmlns:cx1="http://schemas.microsoft.com/office/drawing/2015/9/8/chartex" xmlns:cx2="http://schemas.microsoft.com/office/drawing/2015/10/21/chartex" xmlns:cx3="http://schemas.microsoft.com/office/drawing/2016/5/9/chartex" xmlns:cx4="http://schemas.microsoft.com/office/drawing/2016/5/10/chartex" xmlns:cx5="http://schemas.microsoft.com/office/drawing/2016/5/11/chartex" xmlns:cx6="http://schemas.microsoft.com/office/drawing/2016/5/12/chartex" xmlns:cx7="http://schemas.microsoft.com/office/drawing/2016/5/13/chartex" xmlns:cx8="http://schemas.microsoft.com/office/drawing/2016/5/14/chartex" xmlns:mc="http://schemas.openxmlformats.org/markup-compatibility/2006" xmlns:aink="http://schemas.microsoft.com/office/drawing/2016/ink" xmlns:am3d="http://schemas.microsoft.com/office/drawing/2017/model3d" xmlns:o="urn:schemas-microsoft-com:office:office" xmlns:oel="http://schemas.microsoft.com/office/2019/extlst" xmlns:r="http://schemas.openxmlformats.org/officeDocument/2006/relationships" xmlns:m="http://schemas.openxmlformats.org/officeDocument/2006/math" xmlns:v="urn:schemas-microsoft-com:vml" xmlns:wp14="http://schemas.microsoft.com/office/word/2010/wordprocessingDrawing" xmlns:wp="http://schemas.openxmlformats.org/drawingml/2006/wordprocessingDrawing" xmlns:w10="urn:schemas-microsoft-com:office:word" xmlns:w="http://schemas.openxmlformats.org/wordprocessingml/2006/main" xmlns:w14="http://schemas.microsoft.com/office/word/2010/wordml" xmlns:w15="http://schemas.microsoft.com/office/word/2012/wordml" xmlns:w16cex="http://schemas.microsoft.com/office/word/2018/wordml/cex" xmlns:w16cid="http://schemas.microsoft.com/office/word/2016/wordml/cid" xmlns:w16="http://schemas.microsoft.com/office/word/2018/wordml" xmlns:w16du="http://schemas.microsoft.com/office/word/2023/wordml/word16du" xmlns:w16sdtdh="http://schemas.microsoft.com/office/word/2020/wordml/sdtdatahash" xmlns:w16sdtfl="http://schemas.microsoft.com/office/word/2024/wordml/sdtformatlock" xmlns:w16se="http://schemas.microsoft.com/office/word/2015/wordml/symex" xmlns:wpg="http://schemas.microsoft.com/office/word/2010/wordprocessingGroup" xmlns:wpi="http://schemas.microsoft.com/office/word/2010/wordprocessingInk" xmlns:wne="http://schemas.microsoft.com/office/word/2006/wordml" xmlns:wps="http://schemas.microsoft.com/office/word/2010/wordprocessingShape" mc:Ignorable="w14 w15 w16se w16cid w16 w16cex w16sdtdh w16sdtfl w16du wp14">
   <w:body>
     <w:tbl>
       <w:tblPr>
@@ -21,18 +21,17 @@
         <w:gridCol w:w="274"/>
         <w:gridCol w:w="713"/>
         <w:gridCol w:w="242"/>
-        <w:gridCol w:w="715"/>
-        <w:gridCol w:w="66"/>
-        <w:gridCol w:w="541"/>
+        <w:gridCol w:w="169"/>
+        <w:gridCol w:w="546"/>
+        <w:gridCol w:w="606"/>
         <w:gridCol w:w="264"/>
-        <w:gridCol w:w="377"/>
+        <w:gridCol w:w="378"/>
         <w:gridCol w:w="266"/>
-        <w:gridCol w:w="848"/>
-        <w:gridCol w:w="80"/>
+        <w:gridCol w:w="927"/>
         <w:gridCol w:w="47"/>
         <w:gridCol w:w="71"/>
         <w:gridCol w:w="1272"/>
-        <w:gridCol w:w="248"/>
+        <w:gridCol w:w="249"/>
         <w:gridCol w:w="648"/>
         <w:gridCol w:w="123"/>
         <w:gridCol w:w="56"/>
@@ -74,7 +73,7 @@
         <w:tc>
           <w:tcPr>
             <w:tcW w:w="994" w:type="dxa"/>
-            <w:gridSpan w:val="2"/>
+            <w:gridSpan w:val="3"/>
             <w:tcBorders>
               <w:bottom w:val="single" w:sz="4" w:space="0" w:color="auto"/>
             </w:tcBorders>
@@ -96,7 +95,7 @@
         <w:tc>
           <w:tcPr>
             <w:tcW w:w="1526" w:type="dxa"/>
-            <w:gridSpan w:val="5"/>
+            <w:gridSpan w:val="4"/>
             <w:tcBorders>
               <w:bottom w:val="single" w:sz="4" w:space="0" w:color="auto"/>
             </w:tcBorders>
@@ -125,7 +124,7 @@
         <w:tc>
           <w:tcPr>
             <w:tcW w:w="5890" w:type="dxa"/>
-            <w:gridSpan w:val="12"/>
+            <w:gridSpan w:val="11"/>
             <w:tcBorders>
               <w:bottom w:val="single" w:sz="4" w:space="0" w:color="auto"/>
             </w:tcBorders>
@@ -159,7 +158,7 @@
         <w:tc>
           <w:tcPr>
             <w:tcW w:w="9794" w:type="dxa"/>
-            <w:gridSpan w:val="22"/>
+            <w:gridSpan w:val="21"/>
             <w:tcBorders>
               <w:bottom w:val="nil"/>
             </w:tcBorders>
@@ -210,7 +209,7 @@
         <w:tc>
           <w:tcPr>
             <w:tcW w:w="9404" w:type="dxa"/>
-            <w:gridSpan w:val="21"/>
+            <w:gridSpan w:val="20"/>
             <w:tcBorders>
               <w:top w:val="nil"/>
               <w:left w:val="single" w:sz="12" w:space="0" w:color="auto"/>
@@ -245,7 +244,7 @@
         <w:tc>
           <w:tcPr>
             <w:tcW w:w="9794" w:type="dxa"/>
-            <w:gridSpan w:val="22"/>
+            <w:gridSpan w:val="21"/>
             <w:tcBorders>
               <w:top w:val="nil"/>
             </w:tcBorders>
@@ -297,7 +296,7 @@
         <w:tc>
           <w:tcPr>
             <w:tcW w:w="3540" w:type="dxa"/>
-            <w:gridSpan w:val="9"/>
+            <w:gridSpan w:val="8"/>
             <w:tcBorders>
               <w:bottom w:val="single" w:sz="4" w:space="0" w:color="auto"/>
             </w:tcBorders>
@@ -521,7 +520,7 @@
         <w:tc>
           <w:tcPr>
             <w:tcW w:w="2896" w:type="dxa"/>
-            <w:gridSpan w:val="7"/>
+            <w:gridSpan w:val="6"/>
             <w:tcBorders>
               <w:left w:val="nil"/>
               <w:bottom w:val="nil"/>
@@ -678,7 +677,7 @@
                   <w:calcOnExit w:val="0"/>
                   <w:checkBox>
                     <w:sizeAuto/>
-                    <w:default w:val="1"/>
+                    <w:default w:val="0"/>
                   </w:checkBox>
                 </w:ffData>
               </w:fldChar>
@@ -816,7 +815,7 @@
         <w:tc>
           <w:tcPr>
             <w:tcW w:w="2896" w:type="dxa"/>
-            <w:gridSpan w:val="7"/>
+            <w:gridSpan w:val="6"/>
             <w:tcBorders>
               <w:top w:val="nil"/>
               <w:left w:val="nil"/>
@@ -866,7 +865,7 @@
               </w:rPr>
               <w:fldChar w:fldCharType="begin">
                 <w:ffData>
-                  <w:name w:val="Controllo2"/>
+                  <w:name w:val=""/>
                   <w:enabled/>
                   <w:calcOnExit w:val="0"/>
                   <w:checkBox>
@@ -935,97 +934,6 @@
               </w:rPr>
               <w:t xml:space="preserve">Incompatibilità con </w:t>
             </w:r>
-            <w:r>
-              <w:rPr>
-                <w:rFonts w:ascii="Aptos" w:hAnsi="Aptos"/>
-                <w:sz w:val="20"/>
-                <w:szCs w:val="20"/>
-              </w:rPr>
-              <w:fldChar w:fldCharType="begin">
-                <w:ffData>
-                  <w:name w:val="Testo6"/>
-                  <w:enabled/>
-                  <w:calcOnExit w:val="0"/>
-                  <w:textInput/>
-                </w:ffData>
-              </w:fldChar>
-            </w:r>
-            <w:r>
-              <w:rPr>
-                <w:rFonts w:ascii="Aptos" w:hAnsi="Aptos"/>
-                <w:sz w:val="20"/>
-                <w:szCs w:val="20"/>
-              </w:rPr>
-              <w:instrText xml:space="preserve"> FORMTEXT </w:instrText>
-            </w:r>
-            <w:r>
-              <w:rPr>
-                <w:rFonts w:ascii="Aptos" w:hAnsi="Aptos"/>
-                <w:sz w:val="20"/>
-                <w:szCs w:val="20"/>
-              </w:rPr>
-            </w:r>
-            <w:r>
-              <w:rPr>
-                <w:rFonts w:ascii="Aptos" w:hAnsi="Aptos"/>
-                <w:sz w:val="20"/>
-                <w:szCs w:val="20"/>
-              </w:rPr>
-              <w:fldChar w:fldCharType="separate"/>
-            </w:r>
-            <w:r>
-              <w:rPr>
-                <w:rFonts w:ascii="Aptos" w:hAnsi="Aptos"/>
-                <w:noProof/>
-                <w:sz w:val="20"/>
-                <w:szCs w:val="20"/>
-              </w:rPr>
-              <w:t> </w:t>
-            </w:r>
-            <w:r>
-              <w:rPr>
-                <w:rFonts w:ascii="Aptos" w:hAnsi="Aptos"/>
-                <w:noProof/>
-                <w:sz w:val="20"/>
-                <w:szCs w:val="20"/>
-              </w:rPr>
-              <w:t> </w:t>
-            </w:r>
-            <w:r>
-              <w:rPr>
-                <w:rFonts w:ascii="Aptos" w:hAnsi="Aptos"/>
-                <w:noProof/>
-                <w:sz w:val="20"/>
-                <w:szCs w:val="20"/>
-              </w:rPr>
-              <w:t> </w:t>
-            </w:r>
-            <w:r>
-              <w:rPr>
-                <w:rFonts w:ascii="Aptos" w:hAnsi="Aptos"/>
-                <w:noProof/>
-                <w:sz w:val="20"/>
-                <w:szCs w:val="20"/>
-              </w:rPr>
-              <w:t> </w:t>
-            </w:r>
-            <w:r>
-              <w:rPr>
-                <w:rFonts w:ascii="Aptos" w:hAnsi="Aptos"/>
-                <w:noProof/>
-                <w:sz w:val="20"/>
-                <w:szCs w:val="20"/>
-              </w:rPr>
-              <w:t> </w:t>
-            </w:r>
-            <w:r>
-              <w:rPr>
-                <w:rFonts w:ascii="Aptos" w:hAnsi="Aptos"/>
-                <w:sz w:val="20"/>
-                <w:szCs w:val="20"/>
-              </w:rPr>
-              <w:fldChar w:fldCharType="end"/>
-            </w:r>
           </w:p>
         </w:tc>
       </w:tr>
@@ -1058,7 +966,7 @@
               </w:rPr>
               <w:fldChar w:fldCharType="begin">
                 <w:ffData>
-                  <w:name w:val="Controllo2"/>
+                  <w:name w:val=""/>
                   <w:enabled/>
                   <w:calcOnExit w:val="0"/>
                   <w:checkBox>
@@ -1199,7 +1107,7 @@
         <w:tc>
           <w:tcPr>
             <w:tcW w:w="2896" w:type="dxa"/>
-            <w:gridSpan w:val="7"/>
+            <w:gridSpan w:val="6"/>
             <w:tcBorders>
               <w:top w:val="nil"/>
               <w:left w:val="nil"/>
@@ -1328,7 +1236,7 @@
         <w:tc>
           <w:tcPr>
             <w:tcW w:w="9794" w:type="dxa"/>
-            <w:gridSpan w:val="22"/>
+            <w:gridSpan w:val="21"/>
           </w:tcPr>
           <w:p>
             <w:pPr>
@@ -1351,7 +1259,7 @@
         <w:tc>
           <w:tcPr>
             <w:tcW w:w="6534" w:type="dxa"/>
-            <w:gridSpan w:val="16"/>
+            <w:gridSpan w:val="15"/>
             <w:vAlign w:val="center"/>
           </w:tcPr>
           <w:p>
@@ -1396,7 +1304,7 @@
                 <w:sz w:val="20"/>
                 <w:szCs w:val="20"/>
               </w:rPr>
-              <w:t xml:space="preserve">TLV – IBE </w:t>
+              <w:t>TLV – IBE</w:t>
             </w:r>
           </w:p>
         </w:tc>
@@ -1411,13 +1319,15 @@
         <w:tc>
           <w:tcPr>
             <w:tcW w:w="6534" w:type="dxa"/>
-            <w:gridSpan w:val="16"/>
+            <w:gridSpan w:val="15"/>
             <w:vAlign w:val="center"/>
           </w:tcPr>
           <w:p>
             <w:pPr>
               <w:rPr>
                 <w:rFonts w:ascii="Aptos" w:hAnsi="Aptos"/>
+                <w:sz w:val="16"/>
+                <w:szCs w:val="16"/>
               </w:rPr>
             </w:pPr>
             <w:r>
@@ -1475,7 +1385,7 @@
                 <w:sz w:val="16"/>
                 <w:szCs w:val="16"/>
               </w:rPr>
-              <w:t xml:space="preserve"> Polveri/particolato</w:t>
+              <w:t xml:space="preserve"> Polveri di metalli e/o di altra natura</w:t>
             </w:r>
           </w:p>
         </w:tc>
@@ -1487,19 +1397,20 @@
           </w:tcPr>
           <w:p>
             <w:pPr>
-              <w:rPr>
-                <w:rFonts w:ascii="Aptos" w:hAnsi="Aptos"/>
-                <w:sz w:val="16"/>
-                <w:szCs w:val="16"/>
-              </w:rPr>
-            </w:pPr>
-            <w:r>
-              <w:rPr>
-                <w:rFonts w:ascii="Aptos" w:hAnsi="Aptos"/>
-                <w:sz w:val="16"/>
-                <w:szCs w:val="16"/>
-              </w:rPr>
-              <w:t>TLV – TWA: 10 mg/m</w:t>
+              <w:widowControl w:val="0"/>
+              <w:rPr>
+                <w:rFonts w:ascii="Aptos" w:hAnsi="Aptos"/>
+                <w:sz w:val="16"/>
+                <w:szCs w:val="16"/>
+              </w:rPr>
+            </w:pPr>
+            <w:r>
+              <w:rPr>
+                <w:rFonts w:ascii="Aptos" w:hAnsi="Aptos"/>
+                <w:sz w:val="16"/>
+                <w:szCs w:val="16"/>
+              </w:rPr>
+              <w:t>TLV-TWA: 10 mg/m</w:t>
             </w:r>
             <w:r>
               <w:rPr>
@@ -1509,6 +1420,49 @@
                 <w:vertAlign w:val="superscript"/>
               </w:rPr>
               <w:t>3</w:t>
+            </w:r>
+            <w:r>
+              <w:rPr>
+                <w:rFonts w:ascii="Aptos" w:hAnsi="Aptos"/>
+                <w:sz w:val="16"/>
+                <w:szCs w:val="16"/>
+              </w:rPr>
+              <w:t xml:space="preserve"> (frazione inalabile);</w:t>
+            </w:r>
+          </w:p>
+          <w:p>
+            <w:pPr>
+              <w:widowControl w:val="0"/>
+              <w:rPr>
+                <w:rFonts w:ascii="Aptos" w:hAnsi="Aptos"/>
+                <w:sz w:val="16"/>
+                <w:szCs w:val="16"/>
+              </w:rPr>
+            </w:pPr>
+            <w:r>
+              <w:rPr>
+                <w:rFonts w:ascii="Aptos" w:hAnsi="Aptos"/>
+                <w:sz w:val="16"/>
+                <w:szCs w:val="16"/>
+              </w:rPr>
+              <w:t>3 mg/m</w:t>
+            </w:r>
+            <w:r>
+              <w:rPr>
+                <w:rFonts w:ascii="Aptos" w:hAnsi="Aptos"/>
+                <w:sz w:val="16"/>
+                <w:szCs w:val="16"/>
+                <w:vertAlign w:val="superscript"/>
+              </w:rPr>
+              <w:t>3</w:t>
+            </w:r>
+            <w:r>
+              <w:rPr>
+                <w:rFonts w:ascii="Aptos" w:hAnsi="Aptos"/>
+                <w:sz w:val="16"/>
+                <w:szCs w:val="16"/>
+              </w:rPr>
+              <w:t xml:space="preserve"> (frazione respirabile)</w:t>
             </w:r>
           </w:p>
         </w:tc>
@@ -1518,18 +1472,249 @@
           <w:shd w:val="clear" w:color="auto" w:fill="auto"/>
         </w:tblPrEx>
         <w:trPr>
-          <w:trHeight w:val="227"/>
+          <w:trHeight w:val="170"/>
         </w:trPr>
         <w:tc>
           <w:tcPr>
-            <w:tcW w:w="6534" w:type="dxa"/>
-            <w:gridSpan w:val="16"/>
+            <w:tcW w:w="9794" w:type="dxa"/>
+            <w:gridSpan w:val="21"/>
+            <w:tcBorders>
+              <w:bottom w:val="nil"/>
+            </w:tcBorders>
+          </w:tcPr>
+          <w:p>
+            <w:pPr>
+              <w:rPr>
+                <w:rFonts w:ascii="Aptos" w:hAnsi="Aptos"/>
+                <w:b/>
+                <w:sz w:val="10"/>
+                <w:szCs w:val="10"/>
+              </w:rPr>
+            </w:pPr>
+          </w:p>
+        </w:tc>
+      </w:tr>
+      <w:tr>
+        <w:tblPrEx>
+          <w:shd w:val="clear" w:color="auto" w:fill="auto"/>
+        </w:tblPrEx>
+        <w:trPr>
+          <w:trHeight w:val="340"/>
+        </w:trPr>
+        <w:tc>
+          <w:tcPr>
+            <w:tcW w:w="2378" w:type="dxa"/>
+            <w:gridSpan w:val="6"/>
             <w:vAlign w:val="center"/>
           </w:tcPr>
           <w:p>
             <w:pPr>
               <w:rPr>
                 <w:rFonts w:ascii="Aptos" w:hAnsi="Aptos"/>
+                <w:sz w:val="20"/>
+                <w:szCs w:val="20"/>
+              </w:rPr>
+            </w:pPr>
+            <w:r>
+              <w:rPr>
+                <w:rFonts w:ascii="Aptos" w:hAnsi="Aptos"/>
+                <w:sz w:val="20"/>
+                <w:szCs w:val="20"/>
+              </w:rPr>
+              <w:t>Classificazione H</w:t>
+            </w:r>
+          </w:p>
+        </w:tc>
+        <w:tc>
+          <w:tcPr>
+            <w:tcW w:w="7416" w:type="dxa"/>
+            <w:gridSpan w:val="15"/>
+            <w:vAlign w:val="center"/>
+          </w:tcPr>
+          <w:p>
+            <w:pPr>
+              <w:rPr>
+                <w:rFonts w:ascii="Aptos" w:hAnsi="Aptos"/>
+                <w:sz w:val="20"/>
+                <w:szCs w:val="20"/>
+              </w:rPr>
+            </w:pPr>
+            <w:r>
+              <w:rPr>
+                <w:rFonts w:ascii="Aptos" w:hAnsi="Aptos"/>
+                <w:b/>
+                <w:sz w:val="18"/>
+                <w:szCs w:val="20"/>
+              </w:rPr>
+              <w:t>H335</w:t>
+            </w:r>
+            <w:r>
+              <w:rPr>
+                <w:rFonts w:ascii="Aptos" w:hAnsi="Aptos"/>
+                <w:sz w:val="18"/>
+                <w:szCs w:val="20"/>
+              </w:rPr>
+              <w:t xml:space="preserve"> Può irritare le vie respiratorie</w:t>
+            </w:r>
+          </w:p>
+        </w:tc>
+      </w:tr>
+      <w:tr>
+        <w:tblPrEx>
+          <w:shd w:val="clear" w:color="auto" w:fill="auto"/>
+        </w:tblPrEx>
+        <w:trPr>
+          <w:trHeight w:val="340"/>
+        </w:trPr>
+        <w:tc>
+          <w:tcPr>
+            <w:tcW w:w="2378" w:type="dxa"/>
+            <w:gridSpan w:val="6"/>
+            <w:vAlign w:val="center"/>
+          </w:tcPr>
+          <w:p>
+            <w:pPr>
+              <w:rPr>
+                <w:rFonts w:ascii="Aptos" w:hAnsi="Aptos"/>
+                <w:sz w:val="20"/>
+                <w:szCs w:val="20"/>
+              </w:rPr>
+            </w:pPr>
+            <w:r>
+              <w:rPr>
+                <w:rFonts w:ascii="Aptos" w:hAnsi="Aptos"/>
+                <w:sz w:val="20"/>
+                <w:szCs w:val="20"/>
+              </w:rPr>
+              <w:t>Kg utilizzati per addetto</w:t>
+            </w:r>
+          </w:p>
+        </w:tc>
+        <w:tc>
+          <w:tcPr>
+            <w:tcW w:w="2472" w:type="dxa"/>
+            <w:gridSpan w:val="5"/>
+            <w:vAlign w:val="center"/>
+          </w:tcPr>
+          <w:p>
+            <w:pPr>
+              <w:rPr>
+                <w:rFonts w:ascii="Aptos" w:hAnsi="Aptos"/>
+                <w:sz w:val="20"/>
+                <w:szCs w:val="20"/>
+              </w:rPr>
+            </w:pPr>
+            <w:r>
+              <w:rPr>
+                <w:rFonts w:ascii="Aptos" w:hAnsi="Aptos"/>
+                <w:sz w:val="20"/>
+                <w:szCs w:val="20"/>
+              </w:rPr>
+              <w:t>1-10 a settimana</w:t>
+            </w:r>
+          </w:p>
+        </w:tc>
+        <w:tc>
+          <w:tcPr>
+            <w:tcW w:w="2472" w:type="dxa"/>
+            <w:gridSpan w:val="6"/>
+            <w:vAlign w:val="center"/>
+          </w:tcPr>
+          <w:p>
+            <w:pPr>
+              <w:rPr>
+                <w:rFonts w:ascii="Aptos" w:hAnsi="Aptos"/>
+                <w:sz w:val="20"/>
+                <w:szCs w:val="20"/>
+              </w:rPr>
+            </w:pPr>
+            <w:r>
+              <w:rPr>
+                <w:rFonts w:ascii="Aptos" w:hAnsi="Aptos"/>
+                <w:sz w:val="20"/>
+                <w:szCs w:val="20"/>
+              </w:rPr>
+              <w:t>Tempo di esposizione</w:t>
+            </w:r>
+          </w:p>
+        </w:tc>
+        <w:tc>
+          <w:tcPr>
+            <w:tcW w:w="2472" w:type="dxa"/>
+            <w:gridSpan w:val="4"/>
+            <w:vAlign w:val="center"/>
+          </w:tcPr>
+          <w:p>
+            <w:pPr>
+              <w:rPr>
+                <w:rFonts w:ascii="Aptos" w:hAnsi="Aptos"/>
+                <w:sz w:val="20"/>
+                <w:szCs w:val="20"/>
+              </w:rPr>
+            </w:pPr>
+            <w:r>
+              <w:rPr>
+                <w:rFonts w:ascii="Aptos" w:hAnsi="Aptos"/>
+                <w:sz w:val="20"/>
+                <w:szCs w:val="20"/>
+              </w:rPr>
+              <w:t>10-25% orario di lavoro</w:t>
+            </w:r>
+          </w:p>
+        </w:tc>
+      </w:tr>
+      <w:tr>
+        <w:tblPrEx>
+          <w:shd w:val="clear" w:color="auto" w:fill="auto"/>
+        </w:tblPrEx>
+        <w:trPr>
+          <w:trHeight w:val="340"/>
+        </w:trPr>
+        <w:tc>
+          <w:tcPr>
+            <w:tcW w:w="2378" w:type="dxa"/>
+            <w:gridSpan w:val="6"/>
+            <w:tcBorders>
+              <w:bottom w:val="single" w:sz="4" w:space="0" w:color="auto"/>
+            </w:tcBorders>
+            <w:vAlign w:val="center"/>
+          </w:tcPr>
+          <w:p>
+            <w:pPr>
+              <w:rPr>
+                <w:rFonts w:ascii="Aptos" w:hAnsi="Aptos"/>
+                <w:sz w:val="20"/>
+                <w:szCs w:val="20"/>
+              </w:rPr>
+            </w:pPr>
+            <w:r>
+              <w:rPr>
+                <w:rFonts w:ascii="Aptos" w:hAnsi="Aptos"/>
+                <w:sz w:val="20"/>
+                <w:szCs w:val="20"/>
+              </w:rPr>
+              <w:t>Categoria ex UNI EN 141</w:t>
+            </w:r>
+          </w:p>
+        </w:tc>
+        <w:tc>
+          <w:tcPr>
+            <w:tcW w:w="3903" w:type="dxa"/>
+            <w:gridSpan w:val="8"/>
+            <w:tcBorders>
+              <w:bottom w:val="single" w:sz="4" w:space="0" w:color="auto"/>
+            </w:tcBorders>
+            <w:vAlign w:val="center"/>
+          </w:tcPr>
+          <w:p>
+            <w:pPr>
+              <w:autoSpaceDE w:val="0"/>
+              <w:autoSpaceDN w:val="0"/>
+              <w:adjustRightInd w:val="0"/>
+              <w:rPr>
+                <w:rFonts w:ascii="Aptos" w:hAnsi="Aptos"/>
+                <w:sz w:val="16"/>
+                <w:szCs w:val="16"/>
               </w:rPr>
             </w:pPr>
             <w:r>
@@ -1587,44 +1772,18 @@
                 <w:sz w:val="16"/>
                 <w:szCs w:val="16"/>
               </w:rPr>
-              <w:t xml:space="preserve"> </w:t>
-            </w:r>
-          </w:p>
-        </w:tc>
-        <w:tc>
-          <w:tcPr>
-            <w:tcW w:w="3260" w:type="dxa"/>
-            <w:gridSpan w:val="6"/>
-            <w:vAlign w:val="center"/>
-          </w:tcPr>
-          <w:p>
-            <w:pPr>
-              <w:rPr>
-                <w:rFonts w:ascii="Aptos" w:hAnsi="Aptos"/>
-                <w:sz w:val="16"/>
-                <w:szCs w:val="16"/>
-              </w:rPr>
-            </w:pPr>
-          </w:p>
-        </w:tc>
-      </w:tr>
-      <w:tr>
-        <w:tblPrEx>
-          <w:shd w:val="clear" w:color="auto" w:fill="auto"/>
-        </w:tblPrEx>
-        <w:trPr>
-          <w:trHeight w:val="227"/>
-        </w:trPr>
-        <w:tc>
-          <w:tcPr>
-            <w:tcW w:w="6534" w:type="dxa"/>
-            <w:gridSpan w:val="16"/>
-            <w:vAlign w:val="center"/>
-          </w:tcPr>
-          <w:p>
-            <w:pPr>
-              <w:rPr>
-                <w:rFonts w:ascii="Aptos" w:hAnsi="Aptos"/>
+              <w:t xml:space="preserve"> A–Gas/vapori organici (punto ebollizione &gt; 65°C)</w:t>
+            </w:r>
+          </w:p>
+          <w:p>
+            <w:pPr>
+              <w:autoSpaceDE w:val="0"/>
+              <w:autoSpaceDN w:val="0"/>
+              <w:adjustRightInd w:val="0"/>
+              <w:rPr>
+                <w:rFonts w:ascii="Aptos" w:hAnsi="Aptos"/>
+                <w:sz w:val="16"/>
+                <w:szCs w:val="16"/>
               </w:rPr>
             </w:pPr>
             <w:r>
@@ -1682,42 +1841,24 @@
                 <w:sz w:val="16"/>
                 <w:szCs w:val="16"/>
               </w:rPr>
-              <w:t xml:space="preserve"> </w:t>
-            </w:r>
-          </w:p>
-        </w:tc>
-        <w:tc>
-          <w:tcPr>
-            <w:tcW w:w="3260" w:type="dxa"/>
-            <w:gridSpan w:val="6"/>
+              <w:t xml:space="preserve"> AX–Gas/vapori organici (punto ebollizione &lt; 65°C)</w:t>
+            </w:r>
+          </w:p>
+        </w:tc>
+        <w:tc>
+          <w:tcPr>
+            <w:tcW w:w="3513" w:type="dxa"/>
+            <w:gridSpan w:val="7"/>
+            <w:tcBorders>
+              <w:bottom w:val="single" w:sz="4" w:space="0" w:color="auto"/>
+            </w:tcBorders>
             <w:vAlign w:val="center"/>
           </w:tcPr>
           <w:p>
             <w:pPr>
-              <w:rPr>
-                <w:rFonts w:ascii="Aptos" w:hAnsi="Aptos"/>
-                <w:sz w:val="16"/>
-                <w:szCs w:val="16"/>
-              </w:rPr>
-            </w:pPr>
-          </w:p>
-        </w:tc>
-      </w:tr>
-      <w:tr>
-        <w:tblPrEx>
-          <w:shd w:val="clear" w:color="auto" w:fill="auto"/>
-        </w:tblPrEx>
-        <w:trPr>
-          <w:trHeight w:val="227"/>
-        </w:trPr>
-        <w:tc>
-          <w:tcPr>
-            <w:tcW w:w="6534" w:type="dxa"/>
-            <w:gridSpan w:val="16"/>
-            <w:vAlign w:val="center"/>
-          </w:tcPr>
-          <w:p>
-            <w:pPr>
+              <w:autoSpaceDE w:val="0"/>
+              <w:autoSpaceDN w:val="0"/>
+              <w:adjustRightInd w:val="0"/>
               <w:rPr>
                 <w:rFonts w:ascii="Aptos" w:hAnsi="Aptos"/>
                 <w:sz w:val="16"/>
@@ -1779,24 +1920,146 @@
                 <w:sz w:val="16"/>
                 <w:szCs w:val="16"/>
               </w:rPr>
-              <w:t xml:space="preserve"> </w:t>
-            </w:r>
-          </w:p>
-        </w:tc>
-        <w:tc>
-          <w:tcPr>
-            <w:tcW w:w="3260" w:type="dxa"/>
-            <w:gridSpan w:val="6"/>
-            <w:vAlign w:val="center"/>
-          </w:tcPr>
-          <w:p>
-            <w:pPr>
-              <w:rPr>
-                <w:rFonts w:ascii="Aptos" w:hAnsi="Aptos"/>
-                <w:sz w:val="16"/>
-                <w:szCs w:val="16"/>
-              </w:rPr>
-            </w:pPr>
+              <w:t xml:space="preserve"> B–Gas/vapori inorganici</w:t>
+            </w:r>
+          </w:p>
+          <w:p>
+            <w:pPr>
+              <w:autoSpaceDE w:val="0"/>
+              <w:autoSpaceDN w:val="0"/>
+              <w:adjustRightInd w:val="0"/>
+              <w:rPr>
+                <w:rFonts w:ascii="Aptos" w:hAnsi="Aptos"/>
+                <w:sz w:val="16"/>
+                <w:szCs w:val="16"/>
+              </w:rPr>
+            </w:pPr>
+            <w:r>
+              <w:rPr>
+                <w:rFonts w:ascii="Aptos" w:hAnsi="Aptos"/>
+                <w:sz w:val="16"/>
+                <w:szCs w:val="16"/>
+              </w:rPr>
+              <w:fldChar w:fldCharType="begin">
+                <w:ffData>
+                  <w:name w:val="Controllo5"/>
+                  <w:enabled/>
+                  <w:calcOnExit w:val="0"/>
+                  <w:checkBox>
+                    <w:sizeAuto/>
+                    <w:default w:val="0"/>
+                  </w:checkBox>
+                </w:ffData>
+              </w:fldChar>
+            </w:r>
+            <w:r>
+              <w:rPr>
+                <w:rFonts w:ascii="Aptos" w:hAnsi="Aptos"/>
+                <w:sz w:val="16"/>
+                <w:szCs w:val="16"/>
+              </w:rPr>
+              <w:instrText xml:space="preserve"> FORMCHECKBOX </w:instrText>
+            </w:r>
+            <w:r>
+              <w:rPr>
+                <w:rFonts w:ascii="Aptos" w:hAnsi="Aptos"/>
+                <w:sz w:val="16"/>
+                <w:szCs w:val="16"/>
+              </w:rPr>
+            </w:r>
+            <w:r>
+              <w:rPr>
+                <w:rFonts w:ascii="Aptos" w:hAnsi="Aptos"/>
+                <w:sz w:val="16"/>
+                <w:szCs w:val="16"/>
+              </w:rPr>
+              <w:fldChar w:fldCharType="separate"/>
+            </w:r>
+            <w:r>
+              <w:rPr>
+                <w:rFonts w:ascii="Aptos" w:hAnsi="Aptos"/>
+                <w:sz w:val="16"/>
+                <w:szCs w:val="16"/>
+              </w:rPr>
+              <w:fldChar w:fldCharType="end"/>
+            </w:r>
+            <w:r>
+              <w:rPr>
+                <w:rFonts w:ascii="Aptos" w:hAnsi="Aptos"/>
+                <w:sz w:val="16"/>
+                <w:szCs w:val="16"/>
+              </w:rPr>
+              <w:t xml:space="preserve"> E–Gas/vapori acidi</w:t>
+            </w:r>
+          </w:p>
+          <w:p>
+            <w:pPr>
+              <w:autoSpaceDE w:val="0"/>
+              <w:autoSpaceDN w:val="0"/>
+              <w:adjustRightInd w:val="0"/>
+              <w:rPr>
+                <w:rFonts w:ascii="Aptos" w:hAnsi="Aptos"/>
+                <w:sz w:val="16"/>
+                <w:szCs w:val="16"/>
+              </w:rPr>
+            </w:pPr>
+            <w:r>
+              <w:rPr>
+                <w:rFonts w:ascii="Aptos" w:hAnsi="Aptos"/>
+                <w:sz w:val="16"/>
+                <w:szCs w:val="16"/>
+              </w:rPr>
+              <w:fldChar w:fldCharType="begin">
+                <w:ffData>
+                  <w:name w:val="Controllo5"/>
+                  <w:enabled/>
+                  <w:calcOnExit w:val="0"/>
+                  <w:checkBox>
+                    <w:sizeAuto/>
+                    <w:default w:val="0"/>
+                  </w:checkBox>
+                </w:ffData>
+              </w:fldChar>
+            </w:r>
+            <w:r>
+              <w:rPr>
+                <w:rFonts w:ascii="Aptos" w:hAnsi="Aptos"/>
+                <w:sz w:val="16"/>
+                <w:szCs w:val="16"/>
+              </w:rPr>
+              <w:instrText xml:space="preserve"> FORMCHECKBOX </w:instrText>
+            </w:r>
+            <w:r>
+              <w:rPr>
+                <w:rFonts w:ascii="Aptos" w:hAnsi="Aptos"/>
+                <w:sz w:val="16"/>
+                <w:szCs w:val="16"/>
+              </w:rPr>
+            </w:r>
+            <w:r>
+              <w:rPr>
+                <w:rFonts w:ascii="Aptos" w:hAnsi="Aptos"/>
+                <w:sz w:val="16"/>
+                <w:szCs w:val="16"/>
+              </w:rPr>
+              <w:fldChar w:fldCharType="separate"/>
+            </w:r>
+            <w:r>
+              <w:rPr>
+                <w:rFonts w:ascii="Aptos" w:hAnsi="Aptos"/>
+                <w:sz w:val="16"/>
+                <w:szCs w:val="16"/>
+              </w:rPr>
+              <w:fldChar w:fldCharType="end"/>
+            </w:r>
+            <w:r>
+              <w:rPr>
+                <w:rFonts w:ascii="Aptos" w:hAnsi="Aptos"/>
+                <w:sz w:val="16"/>
+                <w:szCs w:val="16"/>
+              </w:rPr>
+              <w:t xml:space="preserve"> K–Ammoniaca e derivati</w:t>
+            </w:r>
           </w:p>
         </w:tc>
       </w:tr>
@@ -1805,25 +2068,470 @@
           <w:shd w:val="clear" w:color="auto" w:fill="auto"/>
         </w:tblPrEx>
         <w:trPr>
-          <w:trHeight w:val="227"/>
+          <w:trHeight w:val="170"/>
         </w:trPr>
         <w:tc>
           <w:tcPr>
-            <w:tcW w:w="6534" w:type="dxa"/>
-            <w:gridSpan w:val="16"/>
+            <w:tcW w:w="9794" w:type="dxa"/>
+            <w:gridSpan w:val="21"/>
+            <w:tcBorders>
+              <w:bottom w:val="nil"/>
+            </w:tcBorders>
+          </w:tcPr>
+          <w:p>
+            <w:pPr>
+              <w:rPr>
+                <w:rFonts w:ascii="Aptos" w:hAnsi="Aptos"/>
+                <w:b/>
+                <w:sz w:val="10"/>
+                <w:szCs w:val="10"/>
+              </w:rPr>
+            </w:pPr>
+          </w:p>
+        </w:tc>
+      </w:tr>
+      <w:tr>
+        <w:tblPrEx>
+          <w:shd w:val="clear" w:color="auto" w:fill="auto"/>
+        </w:tblPrEx>
+        <w:tc>
+          <w:tcPr>
+            <w:tcW w:w="390" w:type="dxa"/>
+            <w:tcBorders>
+              <w:top w:val="single" w:sz="12" w:space="0" w:color="auto"/>
+              <w:left w:val="single" w:sz="12" w:space="0" w:color="auto"/>
+              <w:bottom w:val="single" w:sz="12" w:space="0" w:color="auto"/>
+              <w:right w:val="single" w:sz="12" w:space="0" w:color="auto"/>
+            </w:tcBorders>
             <w:vAlign w:val="center"/>
           </w:tcPr>
           <w:p>
             <w:pPr>
               <w:rPr>
                 <w:rFonts w:ascii="Aptos" w:hAnsi="Aptos"/>
-                <w:sz w:val="16"/>
-                <w:szCs w:val="16"/>
-              </w:rPr>
-            </w:pPr>
-            <w:r>
-              <w:rPr>
-                <w:rFonts w:ascii="Aptos" w:hAnsi="Aptos"/>
+                <w:b/>
+              </w:rPr>
+            </w:pPr>
+            <w:r>
+              <w:rPr>
+                <w:rFonts w:ascii="Aptos" w:hAnsi="Aptos"/>
+                <w:b/>
+              </w:rPr>
+              <w:t>B</w:t>
+            </w:r>
+          </w:p>
+        </w:tc>
+        <w:tc>
+          <w:tcPr>
+            <w:tcW w:w="9404" w:type="dxa"/>
+            <w:gridSpan w:val="20"/>
+            <w:tcBorders>
+              <w:top w:val="nil"/>
+              <w:left w:val="single" w:sz="12" w:space="0" w:color="auto"/>
+              <w:bottom w:val="nil"/>
+            </w:tcBorders>
+            <w:vAlign w:val="center"/>
+          </w:tcPr>
+          <w:p>
+            <w:pPr>
+              <w:rPr>
+                <w:rFonts w:ascii="Aptos" w:hAnsi="Aptos"/>
+                <w:b/>
+              </w:rPr>
+            </w:pPr>
+            <w:r>
+              <w:rPr>
+                <w:rFonts w:ascii="Aptos" w:hAnsi="Aptos"/>
+                <w:b/>
+              </w:rPr>
+              <w:t>VALUTAZIONE DEL RISCHIO PER FATTORI (rischio stimato)</w:t>
+            </w:r>
+          </w:p>
+        </w:tc>
+      </w:tr>
+      <w:tr>
+        <w:tblPrEx>
+          <w:shd w:val="clear" w:color="auto" w:fill="auto"/>
+        </w:tblPrEx>
+        <w:trPr>
+          <w:trHeight w:val="170"/>
+        </w:trPr>
+        <w:tc>
+          <w:tcPr>
+            <w:tcW w:w="9794" w:type="dxa"/>
+            <w:gridSpan w:val="21"/>
+            <w:tcBorders>
+              <w:top w:val="nil"/>
+            </w:tcBorders>
+          </w:tcPr>
+          <w:p>
+            <w:pPr>
+              <w:rPr>
+                <w:rFonts w:ascii="Aptos" w:hAnsi="Aptos"/>
+                <w:b/>
+                <w:sz w:val="10"/>
+                <w:szCs w:val="10"/>
+              </w:rPr>
+            </w:pPr>
+          </w:p>
+        </w:tc>
+      </w:tr>
+      <w:tr>
+        <w:tblPrEx>
+          <w:shd w:val="clear" w:color="auto" w:fill="auto"/>
+        </w:tblPrEx>
+        <w:trPr>
+          <w:trHeight w:val="340"/>
+        </w:trPr>
+        <w:tc>
+          <w:tcPr>
+            <w:tcW w:w="1634" w:type="dxa"/>
+            <w:gridSpan w:val="4"/>
+            <w:vAlign w:val="center"/>
+          </w:tcPr>
+          <w:p>
+            <w:pPr>
+              <w:rPr>
+                <w:rFonts w:ascii="Aptos" w:hAnsi="Aptos"/>
+                <w:b/>
+                <w:sz w:val="20"/>
+                <w:szCs w:val="20"/>
+              </w:rPr>
+            </w:pPr>
+            <w:r>
+              <w:rPr>
+                <w:rFonts w:ascii="Aptos" w:hAnsi="Aptos"/>
+                <w:b/>
+                <w:sz w:val="20"/>
+                <w:szCs w:val="20"/>
+              </w:rPr>
+              <w:t>Fattore gravità</w:t>
+            </w:r>
+          </w:p>
+        </w:tc>
+        <w:tc>
+          <w:tcPr>
+            <w:tcW w:w="1624" w:type="dxa"/>
+            <w:gridSpan w:val="4"/>
+            <w:vAlign w:val="center"/>
+          </w:tcPr>
+          <w:p>
+            <w:pPr>
+              <w:rPr>
+                <w:rFonts w:ascii="Aptos" w:hAnsi="Aptos"/>
+                <w:b/>
+                <w:sz w:val="20"/>
+                <w:szCs w:val="20"/>
+              </w:rPr>
+            </w:pPr>
+            <w:r>
+              <w:rPr>
+                <w:rFonts w:ascii="Aptos" w:hAnsi="Aptos"/>
+                <w:b/>
+                <w:sz w:val="20"/>
+                <w:szCs w:val="20"/>
+              </w:rPr>
+              <w:t>Fattore durata</w:t>
+            </w:r>
+          </w:p>
+        </w:tc>
+        <w:tc>
+          <w:tcPr>
+            <w:tcW w:w="1710" w:type="dxa"/>
+            <w:gridSpan w:val="5"/>
+            <w:tcBorders>
+              <w:right w:val="single" w:sz="12" w:space="0" w:color="auto"/>
+            </w:tcBorders>
+            <w:vAlign w:val="center"/>
+          </w:tcPr>
+          <w:p>
+            <w:pPr>
+              <w:jc w:val="center"/>
+              <w:rPr>
+                <w:rFonts w:ascii="Aptos" w:hAnsi="Aptos"/>
+                <w:b/>
+                <w:sz w:val="20"/>
+                <w:szCs w:val="20"/>
+              </w:rPr>
+            </w:pPr>
+            <w:r>
+              <w:rPr>
+                <w:rFonts w:ascii="Aptos" w:hAnsi="Aptos"/>
+                <w:b/>
+                <w:sz w:val="20"/>
+                <w:szCs w:val="20"/>
+              </w:rPr>
+              <w:t>Fattore livello esposizione</w:t>
+            </w:r>
+          </w:p>
+        </w:tc>
+        <w:tc>
+          <w:tcPr>
+            <w:tcW w:w="2413" w:type="dxa"/>
+            <w:gridSpan w:val="5"/>
+            <w:tcBorders>
+              <w:top w:val="single" w:sz="12" w:space="0" w:color="auto"/>
+              <w:left w:val="single" w:sz="12" w:space="0" w:color="auto"/>
+            </w:tcBorders>
+            <w:vAlign w:val="center"/>
+          </w:tcPr>
+          <w:p>
+            <w:pPr>
+              <w:jc w:val="center"/>
+              <w:rPr>
+                <w:rFonts w:ascii="Aptos" w:hAnsi="Aptos"/>
+                <w:b/>
+                <w:sz w:val="20"/>
+                <w:szCs w:val="20"/>
+              </w:rPr>
+            </w:pPr>
+            <w:r>
+              <w:rPr>
+                <w:rFonts w:ascii="Aptos" w:hAnsi="Aptos"/>
+                <w:b/>
+                <w:sz w:val="20"/>
+                <w:szCs w:val="20"/>
+              </w:rPr>
+              <w:t>Totale</w:t>
+            </w:r>
+          </w:p>
+        </w:tc>
+        <w:tc>
+          <w:tcPr>
+            <w:tcW w:w="2413" w:type="dxa"/>
+            <w:gridSpan w:val="3"/>
+            <w:tcBorders>
+              <w:top w:val="single" w:sz="12" w:space="0" w:color="auto"/>
+              <w:bottom w:val="single" w:sz="4" w:space="0" w:color="auto"/>
+              <w:right w:val="single" w:sz="12" w:space="0" w:color="auto"/>
+            </w:tcBorders>
+            <w:vAlign w:val="center"/>
+          </w:tcPr>
+          <w:p>
+            <w:pPr>
+              <w:jc w:val="center"/>
+              <w:rPr>
+                <w:rFonts w:ascii="Aptos" w:hAnsi="Aptos"/>
+                <w:b/>
+                <w:sz w:val="20"/>
+                <w:szCs w:val="20"/>
+              </w:rPr>
+            </w:pPr>
+            <w:r>
+              <w:rPr>
+                <w:rFonts w:ascii="Aptos" w:hAnsi="Aptos"/>
+                <w:b/>
+                <w:sz w:val="20"/>
+                <w:szCs w:val="20"/>
+              </w:rPr>
+              <w:t>Classe di rischio</w:t>
+            </w:r>
+          </w:p>
+        </w:tc>
+      </w:tr>
+      <w:tr>
+        <w:tblPrEx>
+          <w:shd w:val="clear" w:color="auto" w:fill="auto"/>
+        </w:tblPrEx>
+        <w:trPr>
+          <w:trHeight w:val="340"/>
+        </w:trPr>
+        <w:tc>
+          <w:tcPr>
+            <w:tcW w:w="1634" w:type="dxa"/>
+            <w:gridSpan w:val="4"/>
+            <w:vAlign w:val="center"/>
+          </w:tcPr>
+          <w:p>
+            <w:pPr>
+              <w:jc w:val="center"/>
+              <w:rPr>
+                <w:rFonts w:ascii="Aptos" w:hAnsi="Aptos"/>
+                <w:sz w:val="20"/>
+                <w:szCs w:val="20"/>
+              </w:rPr>
+            </w:pPr>
+            <w:r>
+              <w:rPr>
+                <w:rFonts w:ascii="Aptos" w:hAnsi="Aptos"/>
+                <w:sz w:val="20"/>
+                <w:szCs w:val="20"/>
+              </w:rPr>
+              <w:t>2</w:t>
+            </w:r>
+          </w:p>
+        </w:tc>
+        <w:tc>
+          <w:tcPr>
+            <w:tcW w:w="1624" w:type="dxa"/>
+            <w:gridSpan w:val="4"/>
+            <w:vAlign w:val="center"/>
+          </w:tcPr>
+          <w:p>
+            <w:pPr>
+              <w:jc w:val="center"/>
+              <w:rPr>
+                <w:rFonts w:ascii="Aptos" w:hAnsi="Aptos"/>
+                <w:sz w:val="20"/>
+                <w:szCs w:val="20"/>
+              </w:rPr>
+            </w:pPr>
+            <w:r>
+              <w:rPr>
+                <w:rFonts w:ascii="Aptos" w:hAnsi="Aptos"/>
+                <w:sz w:val="20"/>
+                <w:szCs w:val="20"/>
+              </w:rPr>
+              <w:t>2</w:t>
+            </w:r>
+          </w:p>
+        </w:tc>
+        <w:tc>
+          <w:tcPr>
+            <w:tcW w:w="1710" w:type="dxa"/>
+            <w:gridSpan w:val="5"/>
+            <w:tcBorders>
+              <w:right w:val="single" w:sz="12" w:space="0" w:color="auto"/>
+            </w:tcBorders>
+            <w:vAlign w:val="center"/>
+          </w:tcPr>
+          <w:p>
+            <w:pPr>
+              <w:jc w:val="center"/>
+              <w:rPr>
+                <w:rFonts w:ascii="Aptos" w:hAnsi="Aptos"/>
+                <w:sz w:val="20"/>
+                <w:szCs w:val="20"/>
+              </w:rPr>
+            </w:pPr>
+            <w:r>
+              <w:rPr>
+                <w:rFonts w:ascii="Aptos" w:hAnsi="Aptos"/>
+                <w:sz w:val="20"/>
+                <w:szCs w:val="20"/>
+              </w:rPr>
+              <w:t>2</w:t>
+            </w:r>
+          </w:p>
+        </w:tc>
+        <w:tc>
+          <w:tcPr>
+            <w:tcW w:w="2413" w:type="dxa"/>
+            <w:gridSpan w:val="5"/>
+            <w:tcBorders>
+              <w:left w:val="single" w:sz="12" w:space="0" w:color="auto"/>
+              <w:bottom w:val="single" w:sz="12" w:space="0" w:color="auto"/>
+            </w:tcBorders>
+            <w:vAlign w:val="center"/>
+          </w:tcPr>
+          <w:p>
+            <w:pPr>
+              <w:jc w:val="center"/>
+              <w:rPr>
+                <w:rFonts w:ascii="Aptos" w:hAnsi="Aptos"/>
+                <w:b/>
+                <w:sz w:val="28"/>
+                <w:szCs w:val="28"/>
+              </w:rPr>
+            </w:pPr>
+            <w:r>
+              <w:rPr>
+                <w:rFonts w:ascii="Aptos" w:hAnsi="Aptos"/>
+                <w:b/>
+                <w:sz w:val="28"/>
+                <w:szCs w:val="28"/>
+              </w:rPr>
+              <w:t>8</w:t>
+            </w:r>
+          </w:p>
+        </w:tc>
+        <w:tc>
+          <w:tcPr>
+            <w:tcW w:w="622" w:type="dxa"/>
+            <w:gridSpan w:val="2"/>
+            <w:tcBorders>
+              <w:bottom w:val="single" w:sz="12" w:space="0" w:color="auto"/>
+              <w:right w:val="single" w:sz="4" w:space="0" w:color="auto"/>
+            </w:tcBorders>
+            <w:vAlign w:val="center"/>
+          </w:tcPr>
+          <w:p>
+            <w:pPr>
+              <w:rPr>
+                <w:rFonts w:ascii="Aptos" w:hAnsi="Aptos"/>
+                <w:b/>
+                <w:sz w:val="16"/>
+                <w:szCs w:val="16"/>
+              </w:rPr>
+            </w:pPr>
+            <w:r>
+              <w:rPr>
+                <w:rFonts w:ascii="Aptos" w:hAnsi="Aptos"/>
+                <w:b/>
+                <w:sz w:val="16"/>
+                <w:szCs w:val="16"/>
+              </w:rPr>
+              <w:fldChar w:fldCharType="begin">
+                <w:ffData>
+                  <w:name w:val=""/>
+                  <w:enabled/>
+                  <w:calcOnExit w:val="0"/>
+                  <w:checkBox>
+                    <w:sizeAuto/>
+                    <w:default w:val="1"/>
+                  </w:checkBox>
+                </w:ffData>
+              </w:fldChar>
+            </w:r>
+            <w:r>
+              <w:rPr>
+                <w:rFonts w:ascii="Aptos" w:hAnsi="Aptos"/>
+                <w:b/>
+                <w:sz w:val="16"/>
+                <w:szCs w:val="16"/>
+              </w:rPr>
+              <w:instrText xml:space="preserve"> FORMCHECKBOX </w:instrText>
+            </w:r>
+            <w:r>
+              <w:rPr>
+                <w:rFonts w:ascii="Aptos" w:hAnsi="Aptos"/>
+                <w:b/>
+                <w:sz w:val="16"/>
+                <w:szCs w:val="16"/>
+              </w:rPr>
+            </w:r>
+            <w:r>
+              <w:rPr>
+                <w:rFonts w:ascii="Aptos" w:hAnsi="Aptos"/>
+                <w:b/>
+                <w:sz w:val="16"/>
+                <w:szCs w:val="16"/>
+              </w:rPr>
+              <w:fldChar w:fldCharType="separate"/>
+            </w:r>
+            <w:r>
+              <w:rPr>
+                <w:rFonts w:ascii="Aptos" w:hAnsi="Aptos"/>
+                <w:b/>
+                <w:sz w:val="16"/>
+                <w:szCs w:val="16"/>
+              </w:rPr>
+              <w:fldChar w:fldCharType="end"/>
+            </w:r>
+          </w:p>
+          <w:p>
+            <w:pPr>
+              <w:rPr>
+                <w:rFonts w:ascii="Aptos" w:hAnsi="Aptos"/>
+                <w:b/>
+                <w:sz w:val="16"/>
+                <w:szCs w:val="16"/>
+              </w:rPr>
+            </w:pPr>
+            <w:r>
+              <w:rPr>
+                <w:rFonts w:ascii="Aptos" w:hAnsi="Aptos"/>
+                <w:b/>
                 <w:sz w:val="16"/>
                 <w:szCs w:val="16"/>
               </w:rPr>
@@ -1842,6 +2550,7 @@
             <w:r>
               <w:rPr>
                 <w:rFonts w:ascii="Aptos" w:hAnsi="Aptos"/>
+                <w:b/>
                 <w:sz w:val="16"/>
                 <w:szCs w:val="16"/>
               </w:rPr>
@@ -1850,13 +2559,15 @@
             <w:r>
               <w:rPr>
                 <w:rFonts w:ascii="Aptos" w:hAnsi="Aptos"/>
-                <w:sz w:val="16"/>
-                <w:szCs w:val="16"/>
-              </w:rPr>
-            </w:r>
-            <w:r>
-              <w:rPr>
-                <w:rFonts w:ascii="Aptos" w:hAnsi="Aptos"/>
+                <w:b/>
+                <w:sz w:val="16"/>
+                <w:szCs w:val="16"/>
+              </w:rPr>
+            </w:r>
+            <w:r>
+              <w:rPr>
+                <w:rFonts w:ascii="Aptos" w:hAnsi="Aptos"/>
+                <w:b/>
                 <w:sz w:val="16"/>
                 <w:szCs w:val="16"/>
               </w:rPr>
@@ -1865,35 +2576,310 @@
             <w:r>
               <w:rPr>
                 <w:rFonts w:ascii="Aptos" w:hAnsi="Aptos"/>
+                <w:b/>
                 <w:sz w:val="16"/>
                 <w:szCs w:val="16"/>
               </w:rPr>
               <w:fldChar w:fldCharType="end"/>
             </w:r>
-            <w:r>
-              <w:rPr>
-                <w:rFonts w:ascii="Aptos" w:hAnsi="Aptos"/>
-                <w:sz w:val="16"/>
-                <w:szCs w:val="16"/>
-              </w:rPr>
-              <w:t xml:space="preserve"> </w:t>
-            </w:r>
-          </w:p>
-        </w:tc>
-        <w:tc>
-          <w:tcPr>
-            <w:tcW w:w="3260" w:type="dxa"/>
-            <w:gridSpan w:val="6"/>
+          </w:p>
+          <w:p>
+            <w:pPr>
+              <w:rPr>
+                <w:rFonts w:ascii="Aptos" w:hAnsi="Aptos"/>
+                <w:b/>
+                <w:sz w:val="16"/>
+                <w:szCs w:val="16"/>
+              </w:rPr>
+            </w:pPr>
+            <w:r>
+              <w:rPr>
+                <w:rFonts w:ascii="Aptos" w:hAnsi="Aptos"/>
+                <w:b/>
+                <w:sz w:val="16"/>
+                <w:szCs w:val="16"/>
+              </w:rPr>
+              <w:fldChar w:fldCharType="begin">
+                <w:ffData>
+                  <w:name w:val="Controllo4"/>
+                  <w:enabled/>
+                  <w:calcOnExit w:val="0"/>
+                  <w:checkBox>
+                    <w:sizeAuto/>
+                    <w:default w:val="0"/>
+                  </w:checkBox>
+                </w:ffData>
+              </w:fldChar>
+            </w:r>
+            <w:r>
+              <w:rPr>
+                <w:rFonts w:ascii="Aptos" w:hAnsi="Aptos"/>
+                <w:b/>
+                <w:sz w:val="16"/>
+                <w:szCs w:val="16"/>
+              </w:rPr>
+              <w:instrText xml:space="preserve"> FORMCHECKBOX </w:instrText>
+            </w:r>
+            <w:r>
+              <w:rPr>
+                <w:rFonts w:ascii="Aptos" w:hAnsi="Aptos"/>
+                <w:b/>
+                <w:sz w:val="16"/>
+                <w:szCs w:val="16"/>
+              </w:rPr>
+            </w:r>
+            <w:r>
+              <w:rPr>
+                <w:rFonts w:ascii="Aptos" w:hAnsi="Aptos"/>
+                <w:b/>
+                <w:sz w:val="16"/>
+                <w:szCs w:val="16"/>
+              </w:rPr>
+              <w:fldChar w:fldCharType="separate"/>
+            </w:r>
+            <w:r>
+              <w:rPr>
+                <w:rFonts w:ascii="Aptos" w:hAnsi="Aptos"/>
+                <w:b/>
+                <w:sz w:val="16"/>
+                <w:szCs w:val="16"/>
+              </w:rPr>
+              <w:fldChar w:fldCharType="end"/>
+            </w:r>
+          </w:p>
+          <w:p>
+            <w:pPr>
+              <w:rPr>
+                <w:rFonts w:ascii="Aptos" w:hAnsi="Aptos"/>
+                <w:b/>
+                <w:sz w:val="16"/>
+                <w:szCs w:val="16"/>
+              </w:rPr>
+            </w:pPr>
+            <w:r>
+              <w:rPr>
+                <w:rFonts w:ascii="Aptos" w:hAnsi="Aptos"/>
+                <w:b/>
+                <w:sz w:val="16"/>
+                <w:szCs w:val="16"/>
+              </w:rPr>
+              <w:fldChar w:fldCharType="begin">
+                <w:ffData>
+                  <w:name w:val="Controllo4"/>
+                  <w:enabled/>
+                  <w:calcOnExit w:val="0"/>
+                  <w:checkBox>
+                    <w:sizeAuto/>
+                    <w:default w:val="0"/>
+                  </w:checkBox>
+                </w:ffData>
+              </w:fldChar>
+            </w:r>
+            <w:r>
+              <w:rPr>
+                <w:rFonts w:ascii="Aptos" w:hAnsi="Aptos"/>
+                <w:b/>
+                <w:sz w:val="16"/>
+                <w:szCs w:val="16"/>
+              </w:rPr>
+              <w:instrText xml:space="preserve"> FORMCHECKBOX </w:instrText>
+            </w:r>
+            <w:r>
+              <w:rPr>
+                <w:rFonts w:ascii="Aptos" w:hAnsi="Aptos"/>
+                <w:b/>
+                <w:sz w:val="16"/>
+                <w:szCs w:val="16"/>
+              </w:rPr>
+            </w:r>
+            <w:r>
+              <w:rPr>
+                <w:rFonts w:ascii="Aptos" w:hAnsi="Aptos"/>
+                <w:b/>
+                <w:sz w:val="16"/>
+                <w:szCs w:val="16"/>
+              </w:rPr>
+              <w:fldChar w:fldCharType="separate"/>
+            </w:r>
+            <w:r>
+              <w:rPr>
+                <w:rFonts w:ascii="Aptos" w:hAnsi="Aptos"/>
+                <w:b/>
+                <w:sz w:val="16"/>
+                <w:szCs w:val="16"/>
+              </w:rPr>
+              <w:fldChar w:fldCharType="end"/>
+            </w:r>
+          </w:p>
+          <w:p>
+            <w:pPr>
+              <w:rPr>
+                <w:rFonts w:ascii="Aptos" w:hAnsi="Aptos"/>
+                <w:b/>
+                <w:sz w:val="16"/>
+                <w:szCs w:val="16"/>
+              </w:rPr>
+            </w:pPr>
+            <w:r>
+              <w:rPr>
+                <w:rFonts w:ascii="Aptos" w:hAnsi="Aptos"/>
+                <w:b/>
+                <w:sz w:val="16"/>
+                <w:szCs w:val="16"/>
+              </w:rPr>
+              <w:fldChar w:fldCharType="begin">
+                <w:ffData>
+                  <w:name w:val="Controllo4"/>
+                  <w:enabled/>
+                  <w:calcOnExit w:val="0"/>
+                  <w:checkBox>
+                    <w:sizeAuto/>
+                    <w:default w:val="0"/>
+                  </w:checkBox>
+                </w:ffData>
+              </w:fldChar>
+            </w:r>
+            <w:r>
+              <w:rPr>
+                <w:rFonts w:ascii="Aptos" w:hAnsi="Aptos"/>
+                <w:b/>
+                <w:sz w:val="16"/>
+                <w:szCs w:val="16"/>
+              </w:rPr>
+              <w:instrText xml:space="preserve"> FORMCHECKBOX </w:instrText>
+            </w:r>
+            <w:r>
+              <w:rPr>
+                <w:rFonts w:ascii="Aptos" w:hAnsi="Aptos"/>
+                <w:b/>
+                <w:sz w:val="16"/>
+                <w:szCs w:val="16"/>
+              </w:rPr>
+            </w:r>
+            <w:r>
+              <w:rPr>
+                <w:rFonts w:ascii="Aptos" w:hAnsi="Aptos"/>
+                <w:b/>
+                <w:sz w:val="16"/>
+                <w:szCs w:val="16"/>
+              </w:rPr>
+              <w:fldChar w:fldCharType="separate"/>
+            </w:r>
+            <w:r>
+              <w:rPr>
+                <w:rFonts w:ascii="Aptos" w:hAnsi="Aptos"/>
+                <w:b/>
+                <w:sz w:val="16"/>
+                <w:szCs w:val="16"/>
+              </w:rPr>
+              <w:fldChar w:fldCharType="end"/>
+            </w:r>
+          </w:p>
+        </w:tc>
+        <w:tc>
+          <w:tcPr>
+            <w:tcW w:w="1791" w:type="dxa"/>
+            <w:tcBorders>
+              <w:left w:val="single" w:sz="4" w:space="0" w:color="auto"/>
+              <w:bottom w:val="single" w:sz="12" w:space="0" w:color="auto"/>
+              <w:right w:val="single" w:sz="12" w:space="0" w:color="auto"/>
+            </w:tcBorders>
             <w:vAlign w:val="center"/>
           </w:tcPr>
           <w:p>
             <w:pPr>
               <w:rPr>
                 <w:rFonts w:ascii="Aptos" w:hAnsi="Aptos"/>
-                <w:sz w:val="16"/>
-                <w:szCs w:val="16"/>
-              </w:rPr>
-            </w:pPr>
+                <w:b/>
+                <w:sz w:val="16"/>
+                <w:szCs w:val="16"/>
+              </w:rPr>
+            </w:pPr>
+            <w:r>
+              <w:rPr>
+                <w:rFonts w:ascii="Aptos" w:hAnsi="Aptos"/>
+                <w:b/>
+                <w:sz w:val="16"/>
+                <w:szCs w:val="16"/>
+              </w:rPr>
+              <w:t>&lt; 10 Irrilevante/Basso</w:t>
+            </w:r>
+          </w:p>
+          <w:p>
+            <w:pPr>
+              <w:rPr>
+                <w:rFonts w:ascii="Aptos" w:hAnsi="Aptos"/>
+                <w:b/>
+                <w:sz w:val="16"/>
+                <w:szCs w:val="16"/>
+              </w:rPr>
+            </w:pPr>
+            <w:r>
+              <w:rPr>
+                <w:rFonts w:ascii="Aptos" w:hAnsi="Aptos"/>
+                <w:b/>
+                <w:sz w:val="16"/>
+                <w:szCs w:val="16"/>
+              </w:rPr>
+              <w:t>11-25 Modesto</w:t>
+            </w:r>
+          </w:p>
+          <w:p>
+            <w:pPr>
+              <w:rPr>
+                <w:rFonts w:ascii="Aptos" w:hAnsi="Aptos"/>
+                <w:b/>
+                <w:sz w:val="16"/>
+                <w:szCs w:val="16"/>
+              </w:rPr>
+            </w:pPr>
+            <w:r>
+              <w:rPr>
+                <w:rFonts w:ascii="Aptos" w:hAnsi="Aptos"/>
+                <w:b/>
+                <w:sz w:val="16"/>
+                <w:szCs w:val="16"/>
+              </w:rPr>
+              <w:t>26-50 Medio</w:t>
+            </w:r>
+          </w:p>
+          <w:p>
+            <w:pPr>
+              <w:rPr>
+                <w:rFonts w:ascii="Aptos" w:hAnsi="Aptos"/>
+                <w:b/>
+                <w:sz w:val="16"/>
+                <w:szCs w:val="16"/>
+              </w:rPr>
+            </w:pPr>
+            <w:r>
+              <w:rPr>
+                <w:rFonts w:ascii="Aptos" w:hAnsi="Aptos"/>
+                <w:b/>
+                <w:sz w:val="16"/>
+                <w:szCs w:val="16"/>
+              </w:rPr>
+              <w:t>51-75 Alto</w:t>
+            </w:r>
+          </w:p>
+          <w:p>
+            <w:pPr>
+              <w:rPr>
+                <w:rFonts w:ascii="Aptos" w:hAnsi="Aptos"/>
+                <w:b/>
+                <w:sz w:val="16"/>
+                <w:szCs w:val="16"/>
+              </w:rPr>
+            </w:pPr>
+            <w:r>
+              <w:rPr>
+                <w:rFonts w:ascii="Aptos" w:hAnsi="Aptos"/>
+                <w:b/>
+                <w:sz w:val="16"/>
+                <w:szCs w:val="16"/>
+              </w:rPr>
+              <w:t>76-100 Alto</w:t>
+            </w:r>
           </w:p>
         </w:tc>
       </w:tr>
@@ -1907,7 +2893,7 @@
         <w:tc>
           <w:tcPr>
             <w:tcW w:w="9794" w:type="dxa"/>
-            <w:gridSpan w:val="22"/>
+            <w:gridSpan w:val="21"/>
             <w:tcBorders>
               <w:bottom w:val="nil"/>
             </w:tcBorders>
@@ -1928,219 +2914,95 @@
         <w:tblPrEx>
           <w:shd w:val="clear" w:color="auto" w:fill="auto"/>
         </w:tblPrEx>
-        <w:trPr>
-          <w:trHeight w:val="340"/>
-        </w:trPr>
-        <w:tc>
-          <w:tcPr>
-            <w:tcW w:w="2378" w:type="dxa"/>
-            <w:gridSpan w:val="5"/>
+        <w:tc>
+          <w:tcPr>
+            <w:tcW w:w="390" w:type="dxa"/>
+            <w:tcBorders>
+              <w:top w:val="single" w:sz="12" w:space="0" w:color="auto"/>
+              <w:left w:val="single" w:sz="12" w:space="0" w:color="auto"/>
+              <w:bottom w:val="single" w:sz="12" w:space="0" w:color="auto"/>
+              <w:right w:val="single" w:sz="12" w:space="0" w:color="auto"/>
+            </w:tcBorders>
             <w:vAlign w:val="center"/>
           </w:tcPr>
           <w:p>
             <w:pPr>
               <w:rPr>
                 <w:rFonts w:ascii="Aptos" w:hAnsi="Aptos"/>
-                <w:sz w:val="20"/>
-                <w:szCs w:val="20"/>
-              </w:rPr>
-            </w:pPr>
-            <w:r>
-              <w:rPr>
-                <w:rFonts w:ascii="Aptos" w:hAnsi="Aptos"/>
-                <w:sz w:val="20"/>
-                <w:szCs w:val="20"/>
-              </w:rPr>
-              <w:t>Classificazione H</w:t>
-            </w:r>
-          </w:p>
-        </w:tc>
-        <w:tc>
-          <w:tcPr>
-            <w:tcW w:w="7416" w:type="dxa"/>
+                <w:b/>
+              </w:rPr>
+            </w:pPr>
+            <w:r>
+              <w:rPr>
+                <w:rFonts w:ascii="Aptos" w:hAnsi="Aptos"/>
+                <w:b/>
+              </w:rPr>
+              <w:t>C</w:t>
+            </w:r>
+          </w:p>
+        </w:tc>
+        <w:tc>
+          <w:tcPr>
+            <w:tcW w:w="6991" w:type="dxa"/>
             <w:gridSpan w:val="17"/>
+            <w:tcBorders>
+              <w:top w:val="nil"/>
+              <w:left w:val="single" w:sz="12" w:space="0" w:color="auto"/>
+              <w:bottom w:val="nil"/>
+              <w:right w:val="single" w:sz="4" w:space="0" w:color="auto"/>
+            </w:tcBorders>
             <w:vAlign w:val="center"/>
           </w:tcPr>
           <w:p>
             <w:pPr>
               <w:rPr>
                 <w:rFonts w:ascii="Aptos" w:hAnsi="Aptos"/>
-                <w:sz w:val="20"/>
-                <w:szCs w:val="20"/>
-              </w:rPr>
-            </w:pPr>
-            <w:r>
-              <w:rPr>
-                <w:rFonts w:ascii="Aptos" w:hAnsi="Aptos"/>
-                <w:sz w:val="20"/>
-                <w:szCs w:val="20"/>
-              </w:rPr>
-              <w:t>---</w:t>
-            </w:r>
-          </w:p>
-        </w:tc>
-      </w:tr>
-      <w:tr>
-        <w:tblPrEx>
-          <w:shd w:val="clear" w:color="auto" w:fill="auto"/>
-        </w:tblPrEx>
-        <w:trPr>
-          <w:trHeight w:val="340"/>
-        </w:trPr>
-        <w:tc>
-          <w:tcPr>
-            <w:tcW w:w="2378" w:type="dxa"/>
-            <w:gridSpan w:val="5"/>
-            <w:vAlign w:val="center"/>
-          </w:tcPr>
-          <w:p>
-            <w:pPr>
-              <w:rPr>
-                <w:rFonts w:ascii="Aptos" w:hAnsi="Aptos"/>
-                <w:sz w:val="20"/>
-                <w:szCs w:val="20"/>
-              </w:rPr>
-            </w:pPr>
-            <w:r>
-              <w:rPr>
-                <w:rFonts w:ascii="Aptos" w:hAnsi="Aptos"/>
-                <w:sz w:val="20"/>
-                <w:szCs w:val="20"/>
-              </w:rPr>
-              <w:t>Kg utilizzati per addetto</w:t>
-            </w:r>
-          </w:p>
-        </w:tc>
-        <w:tc>
-          <w:tcPr>
-            <w:tcW w:w="2472" w:type="dxa"/>
-            <w:gridSpan w:val="7"/>
-            <w:vAlign w:val="center"/>
-          </w:tcPr>
-          <w:p>
-            <w:pPr>
-              <w:rPr>
-                <w:rFonts w:ascii="Aptos" w:hAnsi="Aptos"/>
-                <w:sz w:val="20"/>
-                <w:szCs w:val="20"/>
-              </w:rPr>
-            </w:pPr>
-            <w:r>
-              <w:rPr>
-                <w:rFonts w:ascii="Aptos" w:hAnsi="Aptos"/>
-                <w:sz w:val="20"/>
-                <w:szCs w:val="20"/>
-              </w:rPr>
-              <w:t>10-100 a settimana</w:t>
-            </w:r>
-          </w:p>
-        </w:tc>
-        <w:tc>
-          <w:tcPr>
-            <w:tcW w:w="2472" w:type="dxa"/>
-            <w:gridSpan w:val="6"/>
-            <w:vAlign w:val="center"/>
-          </w:tcPr>
-          <w:p>
-            <w:pPr>
-              <w:rPr>
-                <w:rFonts w:ascii="Aptos" w:hAnsi="Aptos"/>
-                <w:sz w:val="20"/>
-                <w:szCs w:val="20"/>
-              </w:rPr>
-            </w:pPr>
-            <w:r>
-              <w:rPr>
-                <w:rFonts w:ascii="Aptos" w:hAnsi="Aptos"/>
-                <w:sz w:val="20"/>
-                <w:szCs w:val="20"/>
-              </w:rPr>
-              <w:t>Tempo di esposizione</w:t>
-            </w:r>
-          </w:p>
-        </w:tc>
-        <w:tc>
-          <w:tcPr>
-            <w:tcW w:w="2472" w:type="dxa"/>
-            <w:gridSpan w:val="4"/>
-            <w:vAlign w:val="center"/>
-          </w:tcPr>
-          <w:p>
-            <w:pPr>
-              <w:rPr>
-                <w:rFonts w:ascii="Aptos" w:hAnsi="Aptos"/>
-                <w:sz w:val="20"/>
-                <w:szCs w:val="20"/>
-              </w:rPr>
-            </w:pPr>
-            <w:r>
-              <w:rPr>
-                <w:rFonts w:ascii="Aptos" w:hAnsi="Aptos"/>
-                <w:sz w:val="20"/>
-                <w:szCs w:val="20"/>
-              </w:rPr>
-              <w:t>26-50% orario di lavoro</w:t>
-            </w:r>
-          </w:p>
-        </w:tc>
-      </w:tr>
-      <w:tr>
-        <w:tblPrEx>
-          <w:shd w:val="clear" w:color="auto" w:fill="auto"/>
-        </w:tblPrEx>
-        <w:trPr>
-          <w:trHeight w:val="340"/>
-        </w:trPr>
-        <w:tc>
-          <w:tcPr>
-            <w:tcW w:w="2378" w:type="dxa"/>
-            <w:gridSpan w:val="5"/>
+                <w:b/>
+              </w:rPr>
+            </w:pPr>
+            <w:r>
+              <w:rPr>
+                <w:rFonts w:ascii="Aptos" w:hAnsi="Aptos"/>
+                <w:b/>
+              </w:rPr>
+              <w:t>VALUTAZIONE DEL RISCHIO MISURATO</w:t>
+            </w:r>
+          </w:p>
+        </w:tc>
+        <w:tc>
+          <w:tcPr>
+            <w:tcW w:w="2413" w:type="dxa"/>
+            <w:gridSpan w:val="3"/>
             <w:tcBorders>
+              <w:top w:val="single" w:sz="4" w:space="0" w:color="auto"/>
+              <w:left w:val="single" w:sz="4" w:space="0" w:color="auto"/>
               <w:bottom w:val="single" w:sz="4" w:space="0" w:color="auto"/>
             </w:tcBorders>
             <w:vAlign w:val="center"/>
           </w:tcPr>
           <w:p>
             <w:pPr>
-              <w:rPr>
-                <w:rFonts w:ascii="Aptos" w:hAnsi="Aptos"/>
-                <w:sz w:val="20"/>
-                <w:szCs w:val="20"/>
-              </w:rPr>
-            </w:pPr>
-            <w:r>
-              <w:rPr>
-                <w:rFonts w:ascii="Aptos" w:hAnsi="Aptos"/>
-                <w:sz w:val="20"/>
-                <w:szCs w:val="20"/>
-              </w:rPr>
-              <w:t>Categoria ex UNI EN 141</w:t>
-            </w:r>
-          </w:p>
-        </w:tc>
-        <w:tc>
-          <w:tcPr>
-            <w:tcW w:w="3903" w:type="dxa"/>
-            <w:gridSpan w:val="10"/>
-            <w:tcBorders>
-              <w:bottom w:val="single" w:sz="4" w:space="0" w:color="auto"/>
-            </w:tcBorders>
-            <w:vAlign w:val="center"/>
-          </w:tcPr>
-          <w:p>
-            <w:pPr>
-              <w:autoSpaceDE w:val="0"/>
-              <w:autoSpaceDN w:val="0"/>
-              <w:adjustRightInd w:val="0"/>
-              <w:rPr>
-                <w:rFonts w:ascii="Aptos" w:hAnsi="Aptos"/>
-                <w:sz w:val="16"/>
-                <w:szCs w:val="16"/>
-              </w:rPr>
-            </w:pPr>
-            <w:r>
-              <w:rPr>
-                <w:rFonts w:ascii="Aptos" w:hAnsi="Aptos"/>
+              <w:jc w:val="center"/>
+              <w:rPr>
+                <w:rFonts w:ascii="Aptos" w:hAnsi="Aptos"/>
+                <w:b/>
+                <w:sz w:val="16"/>
+                <w:szCs w:val="16"/>
+              </w:rPr>
+            </w:pPr>
+            <w:r>
+              <w:rPr>
+                <w:rFonts w:ascii="Aptos" w:hAnsi="Aptos"/>
+                <w:b/>
+                <w:sz w:val="16"/>
+                <w:szCs w:val="16"/>
+              </w:rPr>
+              <w:t xml:space="preserve">Necessaria </w:t>
+            </w:r>
+            <w:r>
+              <w:rPr>
+                <w:rFonts w:ascii="Aptos" w:hAnsi="Aptos"/>
+                <w:b/>
                 <w:sz w:val="16"/>
                 <w:szCs w:val="16"/>
               </w:rPr>
@@ -2159,6 +3021,7 @@
             <w:r>
               <w:rPr>
                 <w:rFonts w:ascii="Aptos" w:hAnsi="Aptos"/>
+                <w:b/>
                 <w:sz w:val="16"/>
                 <w:szCs w:val="16"/>
               </w:rPr>
@@ -2167,13 +3030,15 @@
             <w:r>
               <w:rPr>
                 <w:rFonts w:ascii="Aptos" w:hAnsi="Aptos"/>
-                <w:sz w:val="16"/>
-                <w:szCs w:val="16"/>
-              </w:rPr>
-            </w:r>
-            <w:r>
-              <w:rPr>
-                <w:rFonts w:ascii="Aptos" w:hAnsi="Aptos"/>
+                <w:b/>
+                <w:sz w:val="16"/>
+                <w:szCs w:val="16"/>
+              </w:rPr>
+            </w:r>
+            <w:r>
+              <w:rPr>
+                <w:rFonts w:ascii="Aptos" w:hAnsi="Aptos"/>
+                <w:b/>
                 <w:sz w:val="16"/>
                 <w:szCs w:val="16"/>
               </w:rPr>
@@ -2182,6 +3047,7 @@
             <w:r>
               <w:rPr>
                 <w:rFonts w:ascii="Aptos" w:hAnsi="Aptos"/>
+                <w:b/>
                 <w:sz w:val="16"/>
                 <w:szCs w:val="16"/>
               </w:rPr>
@@ -2190,697 +3056,12 @@
             <w:r>
               <w:rPr>
                 <w:rFonts w:ascii="Aptos" w:hAnsi="Aptos"/>
-                <w:sz w:val="16"/>
-                <w:szCs w:val="16"/>
-              </w:rPr>
-              <w:t xml:space="preserve"> A–Gas/vapori organici (punto ebollizione &gt; 65°C)</w:t>
-            </w:r>
-          </w:p>
-          <w:p>
-            <w:pPr>
-              <w:autoSpaceDE w:val="0"/>
-              <w:autoSpaceDN w:val="0"/>
-              <w:adjustRightInd w:val="0"/>
-              <w:rPr>
-                <w:rFonts w:ascii="Aptos" w:hAnsi="Aptos"/>
-                <w:sz w:val="16"/>
-                <w:szCs w:val="16"/>
-              </w:rPr>
-            </w:pPr>
-            <w:r>
-              <w:rPr>
-                <w:rFonts w:ascii="Aptos" w:hAnsi="Aptos"/>
-                <w:sz w:val="16"/>
-                <w:szCs w:val="16"/>
-              </w:rPr>
-              <w:fldChar w:fldCharType="begin">
-                <w:ffData>
-                  <w:name w:val="Controllo5"/>
-                  <w:enabled/>
-                  <w:calcOnExit w:val="0"/>
-                  <w:checkBox>
-                    <w:sizeAuto/>
-                    <w:default w:val="0"/>
-                  </w:checkBox>
-                </w:ffData>
-              </w:fldChar>
-            </w:r>
-            <w:r>
-              <w:rPr>
-                <w:rFonts w:ascii="Aptos" w:hAnsi="Aptos"/>
-                <w:sz w:val="16"/>
-                <w:szCs w:val="16"/>
-              </w:rPr>
-              <w:instrText xml:space="preserve"> FORMCHECKBOX </w:instrText>
-            </w:r>
-            <w:r>
-              <w:rPr>
-                <w:rFonts w:ascii="Aptos" w:hAnsi="Aptos"/>
-                <w:sz w:val="16"/>
-                <w:szCs w:val="16"/>
-              </w:rPr>
-            </w:r>
-            <w:r>
-              <w:rPr>
-                <w:rFonts w:ascii="Aptos" w:hAnsi="Aptos"/>
-                <w:sz w:val="16"/>
-                <w:szCs w:val="16"/>
-              </w:rPr>
-              <w:fldChar w:fldCharType="separate"/>
-            </w:r>
-            <w:r>
-              <w:rPr>
-                <w:rFonts w:ascii="Aptos" w:hAnsi="Aptos"/>
-                <w:sz w:val="16"/>
-                <w:szCs w:val="16"/>
-              </w:rPr>
-              <w:fldChar w:fldCharType="end"/>
-            </w:r>
-            <w:r>
-              <w:rPr>
-                <w:rFonts w:ascii="Aptos" w:hAnsi="Aptos"/>
-                <w:sz w:val="16"/>
-                <w:szCs w:val="16"/>
-              </w:rPr>
-              <w:t xml:space="preserve"> AX–Gas/vapori organici (punto ebollizione &lt; 65°C)</w:t>
-            </w:r>
-          </w:p>
-        </w:tc>
-        <w:tc>
-          <w:tcPr>
-            <w:tcW w:w="3513" w:type="dxa"/>
-            <w:gridSpan w:val="7"/>
-            <w:tcBorders>
-              <w:bottom w:val="single" w:sz="4" w:space="0" w:color="auto"/>
-            </w:tcBorders>
-            <w:vAlign w:val="center"/>
-          </w:tcPr>
-          <w:p>
-            <w:pPr>
-              <w:autoSpaceDE w:val="0"/>
-              <w:autoSpaceDN w:val="0"/>
-              <w:adjustRightInd w:val="0"/>
-              <w:rPr>
-                <w:rFonts w:ascii="Aptos" w:hAnsi="Aptos"/>
-                <w:sz w:val="16"/>
-                <w:szCs w:val="16"/>
-              </w:rPr>
-            </w:pPr>
-            <w:r>
-              <w:rPr>
-                <w:rFonts w:ascii="Aptos" w:hAnsi="Aptos"/>
-                <w:sz w:val="16"/>
-                <w:szCs w:val="16"/>
-              </w:rPr>
-              <w:fldChar w:fldCharType="begin">
-                <w:ffData>
-                  <w:name w:val=""/>
-                  <w:enabled/>
-                  <w:calcOnExit w:val="0"/>
-                  <w:checkBox>
-                    <w:sizeAuto/>
-                    <w:default w:val="0"/>
-                  </w:checkBox>
-                </w:ffData>
-              </w:fldChar>
-            </w:r>
-            <w:r>
-              <w:rPr>
-                <w:rFonts w:ascii="Aptos" w:hAnsi="Aptos"/>
-                <w:sz w:val="16"/>
-                <w:szCs w:val="16"/>
-              </w:rPr>
-              <w:instrText xml:space="preserve"> FORMCHECKBOX </w:instrText>
-            </w:r>
-            <w:r>
-              <w:rPr>
-                <w:rFonts w:ascii="Aptos" w:hAnsi="Aptos"/>
-                <w:sz w:val="16"/>
-                <w:szCs w:val="16"/>
-              </w:rPr>
-            </w:r>
-            <w:r>
-              <w:rPr>
-                <w:rFonts w:ascii="Aptos" w:hAnsi="Aptos"/>
-                <w:sz w:val="16"/>
-                <w:szCs w:val="16"/>
-              </w:rPr>
-              <w:fldChar w:fldCharType="separate"/>
-            </w:r>
-            <w:r>
-              <w:rPr>
-                <w:rFonts w:ascii="Aptos" w:hAnsi="Aptos"/>
-                <w:sz w:val="16"/>
-                <w:szCs w:val="16"/>
-              </w:rPr>
-              <w:fldChar w:fldCharType="end"/>
-            </w:r>
-            <w:r>
-              <w:rPr>
-                <w:rFonts w:ascii="Aptos" w:hAnsi="Aptos"/>
-                <w:sz w:val="16"/>
-                <w:szCs w:val="16"/>
-              </w:rPr>
-              <w:t xml:space="preserve"> B–Gas/vapori inorganici</w:t>
-            </w:r>
-          </w:p>
-          <w:p>
-            <w:pPr>
-              <w:autoSpaceDE w:val="0"/>
-              <w:autoSpaceDN w:val="0"/>
-              <w:adjustRightInd w:val="0"/>
-              <w:rPr>
-                <w:rFonts w:ascii="Aptos" w:hAnsi="Aptos"/>
-                <w:sz w:val="16"/>
-                <w:szCs w:val="16"/>
-              </w:rPr>
-            </w:pPr>
-            <w:r>
-              <w:rPr>
-                <w:rFonts w:ascii="Aptos" w:hAnsi="Aptos"/>
-                <w:sz w:val="16"/>
-                <w:szCs w:val="16"/>
-              </w:rPr>
-              <w:fldChar w:fldCharType="begin">
-                <w:ffData>
-                  <w:name w:val="Controllo5"/>
-                  <w:enabled/>
-                  <w:calcOnExit w:val="0"/>
-                  <w:checkBox>
-                    <w:sizeAuto/>
-                    <w:default w:val="0"/>
-                  </w:checkBox>
-                </w:ffData>
-              </w:fldChar>
-            </w:r>
-            <w:r>
-              <w:rPr>
-                <w:rFonts w:ascii="Aptos" w:hAnsi="Aptos"/>
-                <w:sz w:val="16"/>
-                <w:szCs w:val="16"/>
-              </w:rPr>
-              <w:instrText xml:space="preserve"> FORMCHECKBOX </w:instrText>
-            </w:r>
-            <w:r>
-              <w:rPr>
-                <w:rFonts w:ascii="Aptos" w:hAnsi="Aptos"/>
-                <w:sz w:val="16"/>
-                <w:szCs w:val="16"/>
-              </w:rPr>
-            </w:r>
-            <w:r>
-              <w:rPr>
-                <w:rFonts w:ascii="Aptos" w:hAnsi="Aptos"/>
-                <w:sz w:val="16"/>
-                <w:szCs w:val="16"/>
-              </w:rPr>
-              <w:fldChar w:fldCharType="separate"/>
-            </w:r>
-            <w:r>
-              <w:rPr>
-                <w:rFonts w:ascii="Aptos" w:hAnsi="Aptos"/>
-                <w:sz w:val="16"/>
-                <w:szCs w:val="16"/>
-              </w:rPr>
-              <w:fldChar w:fldCharType="end"/>
-            </w:r>
-            <w:r>
-              <w:rPr>
-                <w:rFonts w:ascii="Aptos" w:hAnsi="Aptos"/>
-                <w:sz w:val="16"/>
-                <w:szCs w:val="16"/>
-              </w:rPr>
-              <w:t xml:space="preserve"> E–Gas/vapori acidi</w:t>
-            </w:r>
-          </w:p>
-          <w:p>
-            <w:pPr>
-              <w:autoSpaceDE w:val="0"/>
-              <w:autoSpaceDN w:val="0"/>
-              <w:adjustRightInd w:val="0"/>
-              <w:rPr>
-                <w:rFonts w:ascii="Aptos" w:hAnsi="Aptos"/>
-                <w:sz w:val="16"/>
-                <w:szCs w:val="16"/>
-              </w:rPr>
-            </w:pPr>
-            <w:r>
-              <w:rPr>
-                <w:rFonts w:ascii="Aptos" w:hAnsi="Aptos"/>
-                <w:sz w:val="16"/>
-                <w:szCs w:val="16"/>
-              </w:rPr>
-              <w:fldChar w:fldCharType="begin">
-                <w:ffData>
-                  <w:name w:val="Controllo5"/>
-                  <w:enabled/>
-                  <w:calcOnExit w:val="0"/>
-                  <w:checkBox>
-                    <w:sizeAuto/>
-                    <w:default w:val="0"/>
-                  </w:checkBox>
-                </w:ffData>
-              </w:fldChar>
-            </w:r>
-            <w:r>
-              <w:rPr>
-                <w:rFonts w:ascii="Aptos" w:hAnsi="Aptos"/>
-                <w:sz w:val="16"/>
-                <w:szCs w:val="16"/>
-              </w:rPr>
-              <w:instrText xml:space="preserve"> FORMCHECKBOX </w:instrText>
-            </w:r>
-            <w:r>
-              <w:rPr>
-                <w:rFonts w:ascii="Aptos" w:hAnsi="Aptos"/>
-                <w:sz w:val="16"/>
-                <w:szCs w:val="16"/>
-              </w:rPr>
-            </w:r>
-            <w:r>
-              <w:rPr>
-                <w:rFonts w:ascii="Aptos" w:hAnsi="Aptos"/>
-                <w:sz w:val="16"/>
-                <w:szCs w:val="16"/>
-              </w:rPr>
-              <w:fldChar w:fldCharType="separate"/>
-            </w:r>
-            <w:r>
-              <w:rPr>
-                <w:rFonts w:ascii="Aptos" w:hAnsi="Aptos"/>
-                <w:sz w:val="16"/>
-                <w:szCs w:val="16"/>
-              </w:rPr>
-              <w:fldChar w:fldCharType="end"/>
-            </w:r>
-            <w:r>
-              <w:rPr>
-                <w:rFonts w:ascii="Aptos" w:hAnsi="Aptos"/>
-                <w:sz w:val="16"/>
-                <w:szCs w:val="16"/>
-              </w:rPr>
-              <w:t xml:space="preserve"> K–Ammoniaca e derivati</w:t>
-            </w:r>
-          </w:p>
-        </w:tc>
-      </w:tr>
-      <w:tr>
-        <w:tblPrEx>
-          <w:shd w:val="clear" w:color="auto" w:fill="auto"/>
-        </w:tblPrEx>
-        <w:trPr>
-          <w:trHeight w:val="170"/>
-        </w:trPr>
-        <w:tc>
-          <w:tcPr>
-            <w:tcW w:w="9794" w:type="dxa"/>
-            <w:gridSpan w:val="22"/>
-            <w:tcBorders>
-              <w:bottom w:val="nil"/>
-            </w:tcBorders>
-          </w:tcPr>
-          <w:p>
-            <w:pPr>
-              <w:rPr>
-                <w:rFonts w:ascii="Aptos" w:hAnsi="Aptos"/>
-                <w:b/>
-                <w:sz w:val="10"/>
-                <w:szCs w:val="10"/>
-              </w:rPr>
-            </w:pPr>
-          </w:p>
-        </w:tc>
-      </w:tr>
-      <w:tr>
-        <w:tblPrEx>
-          <w:shd w:val="clear" w:color="auto" w:fill="auto"/>
-        </w:tblPrEx>
-        <w:tc>
-          <w:tcPr>
-            <w:tcW w:w="390" w:type="dxa"/>
-            <w:tcBorders>
-              <w:top w:val="single" w:sz="12" w:space="0" w:color="auto"/>
-              <w:left w:val="single" w:sz="12" w:space="0" w:color="auto"/>
-              <w:bottom w:val="single" w:sz="12" w:space="0" w:color="auto"/>
-              <w:right w:val="single" w:sz="12" w:space="0" w:color="auto"/>
-            </w:tcBorders>
-            <w:vAlign w:val="center"/>
-          </w:tcPr>
-          <w:p>
-            <w:pPr>
-              <w:rPr>
-                <w:rFonts w:ascii="Aptos" w:hAnsi="Aptos"/>
-                <w:b/>
-              </w:rPr>
-            </w:pPr>
-            <w:r>
-              <w:rPr>
-                <w:rFonts w:ascii="Aptos" w:hAnsi="Aptos"/>
-                <w:b/>
-              </w:rPr>
-              <w:t>B</w:t>
-            </w:r>
-          </w:p>
-        </w:tc>
-        <w:tc>
-          <w:tcPr>
-            <w:tcW w:w="9404" w:type="dxa"/>
-            <w:gridSpan w:val="21"/>
-            <w:tcBorders>
-              <w:top w:val="nil"/>
-              <w:left w:val="single" w:sz="12" w:space="0" w:color="auto"/>
-              <w:bottom w:val="nil"/>
-            </w:tcBorders>
-            <w:vAlign w:val="center"/>
-          </w:tcPr>
-          <w:p>
-            <w:pPr>
-              <w:rPr>
-                <w:rFonts w:ascii="Aptos" w:hAnsi="Aptos"/>
-                <w:b/>
-              </w:rPr>
-            </w:pPr>
-            <w:r>
-              <w:rPr>
-                <w:rFonts w:ascii="Aptos" w:hAnsi="Aptos"/>
-                <w:b/>
-              </w:rPr>
-              <w:t>VALUTAZIONE DEL RISCHIO PER FATTORI (rischio stimato)</w:t>
-            </w:r>
-          </w:p>
-        </w:tc>
-      </w:tr>
-      <w:tr>
-        <w:tblPrEx>
-          <w:shd w:val="clear" w:color="auto" w:fill="auto"/>
-        </w:tblPrEx>
-        <w:trPr>
-          <w:trHeight w:val="170"/>
-        </w:trPr>
-        <w:tc>
-          <w:tcPr>
-            <w:tcW w:w="9794" w:type="dxa"/>
-            <w:gridSpan w:val="22"/>
-            <w:tcBorders>
-              <w:top w:val="nil"/>
-            </w:tcBorders>
-          </w:tcPr>
-          <w:p>
-            <w:pPr>
-              <w:rPr>
-                <w:rFonts w:ascii="Aptos" w:hAnsi="Aptos"/>
-                <w:b/>
-                <w:sz w:val="10"/>
-                <w:szCs w:val="10"/>
-              </w:rPr>
-            </w:pPr>
-          </w:p>
-        </w:tc>
-      </w:tr>
-      <w:tr>
-        <w:tblPrEx>
-          <w:shd w:val="clear" w:color="auto" w:fill="auto"/>
-        </w:tblPrEx>
-        <w:trPr>
-          <w:trHeight w:val="340"/>
-        </w:trPr>
-        <w:tc>
-          <w:tcPr>
-            <w:tcW w:w="1634" w:type="dxa"/>
-            <w:gridSpan w:val="4"/>
-            <w:vAlign w:val="center"/>
-          </w:tcPr>
-          <w:p>
-            <w:pPr>
-              <w:rPr>
-                <w:rFonts w:ascii="Aptos" w:hAnsi="Aptos"/>
-                <w:b/>
-                <w:sz w:val="20"/>
-                <w:szCs w:val="20"/>
-              </w:rPr>
-            </w:pPr>
-            <w:r>
-              <w:rPr>
-                <w:rFonts w:ascii="Aptos" w:hAnsi="Aptos"/>
-                <w:b/>
-                <w:sz w:val="20"/>
-                <w:szCs w:val="20"/>
-              </w:rPr>
-              <w:t>Fattore gravità</w:t>
-            </w:r>
-          </w:p>
-        </w:tc>
-        <w:tc>
-          <w:tcPr>
-            <w:tcW w:w="1624" w:type="dxa"/>
-            <w:gridSpan w:val="4"/>
-            <w:vAlign w:val="center"/>
-          </w:tcPr>
-          <w:p>
-            <w:pPr>
-              <w:rPr>
-                <w:rFonts w:ascii="Aptos" w:hAnsi="Aptos"/>
-                <w:b/>
-                <w:sz w:val="20"/>
-                <w:szCs w:val="20"/>
-              </w:rPr>
-            </w:pPr>
-            <w:r>
-              <w:rPr>
-                <w:rFonts w:ascii="Aptos" w:hAnsi="Aptos"/>
-                <w:b/>
-                <w:sz w:val="20"/>
-                <w:szCs w:val="20"/>
-              </w:rPr>
-              <w:t>Fattore durata</w:t>
-            </w:r>
-          </w:p>
-        </w:tc>
-        <w:tc>
-          <w:tcPr>
-            <w:tcW w:w="1710" w:type="dxa"/>
-            <w:gridSpan w:val="6"/>
-            <w:tcBorders>
-              <w:right w:val="single" w:sz="12" w:space="0" w:color="auto"/>
-            </w:tcBorders>
-            <w:vAlign w:val="center"/>
-          </w:tcPr>
-          <w:p>
-            <w:pPr>
-              <w:jc w:val="center"/>
-              <w:rPr>
-                <w:rFonts w:ascii="Aptos" w:hAnsi="Aptos"/>
-                <w:b/>
-                <w:sz w:val="20"/>
-                <w:szCs w:val="20"/>
-              </w:rPr>
-            </w:pPr>
-            <w:r>
-              <w:rPr>
-                <w:rFonts w:ascii="Aptos" w:hAnsi="Aptos"/>
-                <w:b/>
-                <w:sz w:val="20"/>
-                <w:szCs w:val="20"/>
-              </w:rPr>
-              <w:t>Fattore livello esposizione</w:t>
-            </w:r>
-          </w:p>
-        </w:tc>
-        <w:tc>
-          <w:tcPr>
-            <w:tcW w:w="2413" w:type="dxa"/>
-            <w:gridSpan w:val="5"/>
-            <w:tcBorders>
-              <w:top w:val="single" w:sz="12" w:space="0" w:color="auto"/>
-              <w:left w:val="single" w:sz="12" w:space="0" w:color="auto"/>
-            </w:tcBorders>
-            <w:vAlign w:val="center"/>
-          </w:tcPr>
-          <w:p>
-            <w:pPr>
-              <w:jc w:val="center"/>
-              <w:rPr>
-                <w:rFonts w:ascii="Aptos" w:hAnsi="Aptos"/>
-                <w:b/>
-                <w:sz w:val="20"/>
-                <w:szCs w:val="20"/>
-              </w:rPr>
-            </w:pPr>
-            <w:r>
-              <w:rPr>
-                <w:rFonts w:ascii="Aptos" w:hAnsi="Aptos"/>
-                <w:b/>
-                <w:sz w:val="20"/>
-                <w:szCs w:val="20"/>
-              </w:rPr>
-              <w:t>Totale</w:t>
-            </w:r>
-          </w:p>
-        </w:tc>
-        <w:tc>
-          <w:tcPr>
-            <w:tcW w:w="2413" w:type="dxa"/>
-            <w:gridSpan w:val="3"/>
-            <w:tcBorders>
-              <w:top w:val="single" w:sz="12" w:space="0" w:color="auto"/>
-              <w:bottom w:val="single" w:sz="4" w:space="0" w:color="auto"/>
-              <w:right w:val="single" w:sz="12" w:space="0" w:color="auto"/>
-            </w:tcBorders>
-            <w:vAlign w:val="center"/>
-          </w:tcPr>
-          <w:p>
-            <w:pPr>
-              <w:jc w:val="center"/>
-              <w:rPr>
-                <w:rFonts w:ascii="Aptos" w:hAnsi="Aptos"/>
-                <w:b/>
-                <w:sz w:val="20"/>
-                <w:szCs w:val="20"/>
-              </w:rPr>
-            </w:pPr>
-            <w:r>
-              <w:rPr>
-                <w:rFonts w:ascii="Aptos" w:hAnsi="Aptos"/>
-                <w:b/>
-                <w:sz w:val="20"/>
-                <w:szCs w:val="20"/>
-              </w:rPr>
-              <w:t>Classe di rischio</w:t>
-            </w:r>
-          </w:p>
-        </w:tc>
-      </w:tr>
-      <w:tr>
-        <w:tblPrEx>
-          <w:shd w:val="clear" w:color="auto" w:fill="auto"/>
-        </w:tblPrEx>
-        <w:trPr>
-          <w:trHeight w:val="340"/>
-        </w:trPr>
-        <w:tc>
-          <w:tcPr>
-            <w:tcW w:w="1634" w:type="dxa"/>
-            <w:gridSpan w:val="4"/>
-            <w:vAlign w:val="center"/>
-          </w:tcPr>
-          <w:p>
-            <w:pPr>
-              <w:jc w:val="center"/>
-              <w:rPr>
-                <w:rFonts w:ascii="Aptos" w:hAnsi="Aptos"/>
-              </w:rPr>
-            </w:pPr>
-            <w:r>
-              <w:rPr>
-                <w:rFonts w:ascii="Aptos" w:hAnsi="Aptos"/>
-              </w:rPr>
-              <w:t>1</w:t>
-            </w:r>
-          </w:p>
-        </w:tc>
-        <w:tc>
-          <w:tcPr>
-            <w:tcW w:w="1624" w:type="dxa"/>
-            <w:gridSpan w:val="4"/>
-            <w:vAlign w:val="center"/>
-          </w:tcPr>
-          <w:p>
-            <w:pPr>
-              <w:jc w:val="center"/>
-              <w:rPr>
-                <w:rFonts w:ascii="Aptos" w:hAnsi="Aptos"/>
-                <w:sz w:val="20"/>
-                <w:szCs w:val="20"/>
-              </w:rPr>
-            </w:pPr>
-            <w:r>
-              <w:rPr>
-                <w:rFonts w:ascii="Aptos" w:hAnsi="Aptos"/>
-                <w:sz w:val="20"/>
-                <w:szCs w:val="20"/>
-              </w:rPr>
-              <w:t>3</w:t>
-            </w:r>
-          </w:p>
-        </w:tc>
-        <w:tc>
-          <w:tcPr>
-            <w:tcW w:w="1710" w:type="dxa"/>
-            <w:gridSpan w:val="6"/>
-            <w:tcBorders>
-              <w:right w:val="single" w:sz="12" w:space="0" w:color="auto"/>
-            </w:tcBorders>
-            <w:vAlign w:val="center"/>
-          </w:tcPr>
-          <w:p>
-            <w:pPr>
-              <w:jc w:val="center"/>
-              <w:rPr>
-                <w:rFonts w:ascii="Aptos" w:hAnsi="Aptos"/>
-                <w:sz w:val="20"/>
-                <w:szCs w:val="20"/>
-              </w:rPr>
-            </w:pPr>
-            <w:r>
-              <w:rPr>
-                <w:rFonts w:ascii="Aptos" w:hAnsi="Aptos"/>
-                <w:sz w:val="20"/>
-                <w:szCs w:val="20"/>
-              </w:rPr>
-              <w:t>3</w:t>
-            </w:r>
-          </w:p>
-        </w:tc>
-        <w:tc>
-          <w:tcPr>
-            <w:tcW w:w="2413" w:type="dxa"/>
-            <w:gridSpan w:val="5"/>
-            <w:tcBorders>
-              <w:left w:val="single" w:sz="12" w:space="0" w:color="auto"/>
-              <w:bottom w:val="single" w:sz="12" w:space="0" w:color="auto"/>
-            </w:tcBorders>
-            <w:vAlign w:val="center"/>
-          </w:tcPr>
-          <w:p>
-            <w:pPr>
-              <w:jc w:val="center"/>
-              <w:rPr>
-                <w:rFonts w:ascii="Aptos" w:hAnsi="Aptos"/>
-                <w:b/>
-                <w:sz w:val="28"/>
-                <w:szCs w:val="28"/>
-              </w:rPr>
-            </w:pPr>
-            <w:r>
-              <w:rPr>
-                <w:rFonts w:ascii="Aptos" w:hAnsi="Aptos"/>
-                <w:b/>
-                <w:sz w:val="28"/>
-                <w:szCs w:val="28"/>
-              </w:rPr>
-              <w:t>9</w:t>
-            </w:r>
-          </w:p>
-        </w:tc>
-        <w:tc>
-          <w:tcPr>
-            <w:tcW w:w="622" w:type="dxa"/>
-            <w:gridSpan w:val="2"/>
-            <w:tcBorders>
-              <w:bottom w:val="single" w:sz="12" w:space="0" w:color="auto"/>
-              <w:right w:val="single" w:sz="4" w:space="0" w:color="auto"/>
-            </w:tcBorders>
-            <w:vAlign w:val="center"/>
-          </w:tcPr>
-          <w:p>
-            <w:pPr>
-              <w:rPr>
-                <w:rFonts w:ascii="Aptos" w:hAnsi="Aptos"/>
-                <w:b/>
-                <w:sz w:val="16"/>
-                <w:szCs w:val="16"/>
-              </w:rPr>
-            </w:pPr>
+                <w:b/>
+                <w:sz w:val="16"/>
+                <w:szCs w:val="16"/>
+              </w:rPr>
+              <w:t xml:space="preserve"> Sì  </w:t>
+            </w:r>
             <w:r>
               <w:rPr>
                 <w:rFonts w:ascii="Aptos" w:hAnsi="Aptos"/>
@@ -2935,12 +3116,178 @@
               </w:rPr>
               <w:fldChar w:fldCharType="end"/>
             </w:r>
-          </w:p>
-          <w:p>
-            <w:pPr>
-              <w:rPr>
-                <w:rFonts w:ascii="Aptos" w:hAnsi="Aptos"/>
-                <w:b/>
+            <w:r>
+              <w:rPr>
+                <w:rFonts w:ascii="Aptos" w:hAnsi="Aptos"/>
+                <w:b/>
+                <w:sz w:val="16"/>
+                <w:szCs w:val="16"/>
+              </w:rPr>
+              <w:t xml:space="preserve"> No</w:t>
+            </w:r>
+          </w:p>
+        </w:tc>
+      </w:tr>
+      <w:tr>
+        <w:tblPrEx>
+          <w:shd w:val="clear" w:color="auto" w:fill="auto"/>
+        </w:tblPrEx>
+        <w:trPr>
+          <w:trHeight w:val="170"/>
+        </w:trPr>
+        <w:tc>
+          <w:tcPr>
+            <w:tcW w:w="9794" w:type="dxa"/>
+            <w:gridSpan w:val="21"/>
+            <w:tcBorders>
+              <w:top w:val="nil"/>
+            </w:tcBorders>
+          </w:tcPr>
+          <w:p>
+            <w:pPr>
+              <w:rPr>
+                <w:rFonts w:ascii="Aptos" w:hAnsi="Aptos"/>
+                <w:b/>
+                <w:sz w:val="10"/>
+                <w:szCs w:val="10"/>
+              </w:rPr>
+            </w:pPr>
+          </w:p>
+        </w:tc>
+      </w:tr>
+      <w:tr>
+        <w:tblPrEx>
+          <w:shd w:val="clear" w:color="auto" w:fill="auto"/>
+        </w:tblPrEx>
+        <w:trPr>
+          <w:trHeight w:val="170"/>
+        </w:trPr>
+        <w:tc>
+          <w:tcPr>
+            <w:tcW w:w="9794" w:type="dxa"/>
+            <w:gridSpan w:val="21"/>
+            <w:tcBorders>
+              <w:bottom w:val="nil"/>
+            </w:tcBorders>
+          </w:tcPr>
+          <w:p>
+            <w:pPr>
+              <w:rPr>
+                <w:rFonts w:ascii="Aptos" w:hAnsi="Aptos"/>
+                <w:b/>
+                <w:sz w:val="10"/>
+                <w:szCs w:val="10"/>
+              </w:rPr>
+            </w:pPr>
+          </w:p>
+        </w:tc>
+      </w:tr>
+      <w:tr>
+        <w:tblPrEx>
+          <w:shd w:val="clear" w:color="auto" w:fill="auto"/>
+        </w:tblPrEx>
+        <w:tc>
+          <w:tcPr>
+            <w:tcW w:w="390" w:type="dxa"/>
+            <w:tcBorders>
+              <w:top w:val="single" w:sz="12" w:space="0" w:color="auto"/>
+              <w:left w:val="single" w:sz="12" w:space="0" w:color="auto"/>
+              <w:bottom w:val="single" w:sz="12" w:space="0" w:color="auto"/>
+              <w:right w:val="single" w:sz="12" w:space="0" w:color="auto"/>
+            </w:tcBorders>
+            <w:vAlign w:val="center"/>
+          </w:tcPr>
+          <w:p>
+            <w:pPr>
+              <w:rPr>
+                <w:rFonts w:ascii="Aptos" w:hAnsi="Aptos"/>
+                <w:b/>
+              </w:rPr>
+            </w:pPr>
+            <w:r>
+              <w:rPr>
+                <w:rFonts w:ascii="Aptos" w:hAnsi="Aptos"/>
+                <w:b/>
+              </w:rPr>
+              <w:t>D</w:t>
+            </w:r>
+          </w:p>
+        </w:tc>
+        <w:tc>
+          <w:tcPr>
+            <w:tcW w:w="9404" w:type="dxa"/>
+            <w:gridSpan w:val="20"/>
+            <w:tcBorders>
+              <w:top w:val="nil"/>
+              <w:left w:val="single" w:sz="12" w:space="0" w:color="auto"/>
+              <w:bottom w:val="nil"/>
+            </w:tcBorders>
+            <w:vAlign w:val="center"/>
+          </w:tcPr>
+          <w:p>
+            <w:pPr>
+              <w:rPr>
+                <w:rFonts w:ascii="Aptos" w:hAnsi="Aptos"/>
+                <w:b/>
+              </w:rPr>
+            </w:pPr>
+            <w:r>
+              <w:rPr>
+                <w:rFonts w:ascii="Aptos" w:hAnsi="Aptos"/>
+                <w:b/>
+              </w:rPr>
+              <w:t>MISURE DI PREVENZIONE E PROTEZIONE (artt. 224, 225)</w:t>
+            </w:r>
+          </w:p>
+        </w:tc>
+      </w:tr>
+      <w:tr>
+        <w:tblPrEx>
+          <w:shd w:val="clear" w:color="auto" w:fill="auto"/>
+        </w:tblPrEx>
+        <w:trPr>
+          <w:trHeight w:val="170"/>
+        </w:trPr>
+        <w:tc>
+          <w:tcPr>
+            <w:tcW w:w="9794" w:type="dxa"/>
+            <w:gridSpan w:val="21"/>
+            <w:tcBorders>
+              <w:top w:val="nil"/>
+              <w:bottom w:val="single" w:sz="4" w:space="0" w:color="auto"/>
+            </w:tcBorders>
+          </w:tcPr>
+          <w:p>
+            <w:pPr>
+              <w:rPr>
+                <w:rFonts w:ascii="Aptos" w:hAnsi="Aptos"/>
+                <w:b/>
+                <w:sz w:val="10"/>
+                <w:szCs w:val="10"/>
+              </w:rPr>
+            </w:pPr>
+          </w:p>
+        </w:tc>
+      </w:tr>
+      <w:tr>
+        <w:tblPrEx>
+          <w:shd w:val="clear" w:color="auto" w:fill="auto"/>
+        </w:tblPrEx>
+        <w:trPr>
+          <w:trHeight w:val="227"/>
+        </w:trPr>
+        <w:tc>
+          <w:tcPr>
+            <w:tcW w:w="4897" w:type="dxa"/>
+            <w:gridSpan w:val="12"/>
+            <w:tcBorders>
+              <w:right w:val="nil"/>
+            </w:tcBorders>
+          </w:tcPr>
+          <w:p>
+            <w:pPr>
+              <w:rPr>
+                <w:rFonts w:ascii="Aptos" w:hAnsi="Aptos"/>
                 <w:sz w:val="16"/>
                 <w:szCs w:val="16"/>
               </w:rPr>
@@ -2999,56 +3346,56 @@
               </w:rPr>
               <w:fldChar w:fldCharType="end"/>
             </w:r>
-          </w:p>
-          <w:p>
-            <w:pPr>
-              <w:rPr>
-                <w:rFonts w:ascii="Aptos" w:hAnsi="Aptos"/>
-                <w:b/>
-                <w:sz w:val="16"/>
-                <w:szCs w:val="16"/>
-              </w:rPr>
-            </w:pPr>
-            <w:r>
-              <w:rPr>
-                <w:rFonts w:ascii="Aptos" w:hAnsi="Aptos"/>
-                <w:b/>
+            <w:r>
+              <w:rPr>
+                <w:rFonts w:ascii="Aptos" w:hAnsi="Aptos"/>
+                <w:b/>
+                <w:sz w:val="16"/>
+                <w:szCs w:val="16"/>
+              </w:rPr>
+              <w:t xml:space="preserve"> </w:t>
+            </w:r>
+            <w:r>
+              <w:rPr>
+                <w:rFonts w:ascii="Aptos" w:hAnsi="Aptos"/>
+                <w:sz w:val="16"/>
+                <w:szCs w:val="16"/>
+              </w:rPr>
+              <w:t>Riorganizzazione dei sistemi di lavorazione (</w:t>
+            </w:r>
+            <w:r>
+              <w:rPr>
+                <w:rFonts w:ascii="Aptos" w:hAnsi="Aptos"/>
                 <w:sz w:val="16"/>
                 <w:szCs w:val="16"/>
               </w:rPr>
               <w:fldChar w:fldCharType="begin">
                 <w:ffData>
-                  <w:name w:val=""/>
+                  <w:name w:val="Testo27"/>
                   <w:enabled/>
                   <w:calcOnExit w:val="0"/>
-                  <w:checkBox>
-                    <w:sizeAuto/>
-                    <w:default w:val="0"/>
-                  </w:checkBox>
+                  <w:textInput/>
                 </w:ffData>
               </w:fldChar>
             </w:r>
             <w:r>
               <w:rPr>
                 <w:rFonts w:ascii="Aptos" w:hAnsi="Aptos"/>
-                <w:b/>
-                <w:sz w:val="16"/>
-                <w:szCs w:val="16"/>
-              </w:rPr>
-              <w:instrText xml:space="preserve"> FORMCHECKBOX </w:instrText>
-            </w:r>
-            <w:r>
-              <w:rPr>
-                <w:rFonts w:ascii="Aptos" w:hAnsi="Aptos"/>
-                <w:b/>
-                <w:sz w:val="16"/>
-                <w:szCs w:val="16"/>
-              </w:rPr>
-            </w:r>
-            <w:r>
-              <w:rPr>
-                <w:rFonts w:ascii="Aptos" w:hAnsi="Aptos"/>
-                <w:b/>
+                <w:sz w:val="16"/>
+                <w:szCs w:val="16"/>
+              </w:rPr>
+              <w:instrText xml:space="preserve"> FORMTEXT </w:instrText>
+            </w:r>
+            <w:r>
+              <w:rPr>
+                <w:rFonts w:ascii="Aptos" w:hAnsi="Aptos"/>
+                <w:sz w:val="16"/>
+                <w:szCs w:val="16"/>
+              </w:rPr>
+            </w:r>
+            <w:r>
+              <w:rPr>
+                <w:rFonts w:ascii="Aptos" w:hAnsi="Aptos"/>
                 <w:sz w:val="16"/>
                 <w:szCs w:val="16"/>
               </w:rPr>
@@ -3057,26 +3404,76 @@
             <w:r>
               <w:rPr>
                 <w:rFonts w:ascii="Aptos" w:hAnsi="Aptos"/>
-                <w:b/>
+                <w:noProof/>
+                <w:sz w:val="16"/>
+                <w:szCs w:val="16"/>
+              </w:rPr>
+              <w:t> </w:t>
+            </w:r>
+            <w:r>
+              <w:rPr>
+                <w:rFonts w:ascii="Aptos" w:hAnsi="Aptos"/>
+                <w:noProof/>
+                <w:sz w:val="16"/>
+                <w:szCs w:val="16"/>
+              </w:rPr>
+              <w:t> </w:t>
+            </w:r>
+            <w:r>
+              <w:rPr>
+                <w:rFonts w:ascii="Aptos" w:hAnsi="Aptos"/>
+                <w:noProof/>
+                <w:sz w:val="16"/>
+                <w:szCs w:val="16"/>
+              </w:rPr>
+              <w:t> </w:t>
+            </w:r>
+            <w:r>
+              <w:rPr>
+                <w:rFonts w:ascii="Aptos" w:hAnsi="Aptos"/>
+                <w:noProof/>
+                <w:sz w:val="16"/>
+                <w:szCs w:val="16"/>
+              </w:rPr>
+              <w:t> </w:t>
+            </w:r>
+            <w:r>
+              <w:rPr>
+                <w:rFonts w:ascii="Aptos" w:hAnsi="Aptos"/>
+                <w:noProof/>
+                <w:sz w:val="16"/>
+                <w:szCs w:val="16"/>
+              </w:rPr>
+              <w:t> </w:t>
+            </w:r>
+            <w:r>
+              <w:rPr>
+                <w:rFonts w:ascii="Aptos" w:hAnsi="Aptos"/>
                 <w:sz w:val="16"/>
                 <w:szCs w:val="16"/>
               </w:rPr>
               <w:fldChar w:fldCharType="end"/>
             </w:r>
-          </w:p>
-          <w:p>
-            <w:pPr>
-              <w:rPr>
-                <w:rFonts w:ascii="Aptos" w:hAnsi="Aptos"/>
-                <w:b/>
-                <w:sz w:val="16"/>
-                <w:szCs w:val="16"/>
-              </w:rPr>
-            </w:pPr>
-            <w:r>
-              <w:rPr>
-                <w:rFonts w:ascii="Aptos" w:hAnsi="Aptos"/>
-                <w:b/>
+            <w:r>
+              <w:rPr>
+                <w:rFonts w:ascii="Aptos" w:hAnsi="Aptos"/>
+                <w:sz w:val="16"/>
+                <w:szCs w:val="16"/>
+              </w:rPr>
+              <w:t>)</w:t>
+            </w:r>
+          </w:p>
+          <w:p>
+            <w:pPr>
+              <w:rPr>
+                <w:rFonts w:ascii="Aptos" w:hAnsi="Aptos"/>
+                <w:sz w:val="16"/>
+                <w:szCs w:val="16"/>
+              </w:rPr>
+            </w:pPr>
+            <w:r>
+              <w:rPr>
+                <w:rFonts w:ascii="Aptos" w:hAnsi="Aptos"/>
                 <w:sz w:val="16"/>
                 <w:szCs w:val="16"/>
               </w:rPr>
@@ -3095,7 +3492,6 @@
             <w:r>
               <w:rPr>
                 <w:rFonts w:ascii="Aptos" w:hAnsi="Aptos"/>
-                <w:b/>
                 <w:sz w:val="16"/>
                 <w:szCs w:val="16"/>
               </w:rPr>
@@ -3104,15 +3500,13 @@
             <w:r>
               <w:rPr>
                 <w:rFonts w:ascii="Aptos" w:hAnsi="Aptos"/>
-                <w:b/>
-                <w:sz w:val="16"/>
-                <w:szCs w:val="16"/>
-              </w:rPr>
-            </w:r>
-            <w:r>
-              <w:rPr>
-                <w:rFonts w:ascii="Aptos" w:hAnsi="Aptos"/>
-                <w:b/>
+                <w:sz w:val="16"/>
+                <w:szCs w:val="16"/>
+              </w:rPr>
+            </w:r>
+            <w:r>
+              <w:rPr>
+                <w:rFonts w:ascii="Aptos" w:hAnsi="Aptos"/>
                 <w:sz w:val="16"/>
                 <w:szCs w:val="16"/>
               </w:rPr>
@@ -3121,26 +3515,131 @@
             <w:r>
               <w:rPr>
                 <w:rFonts w:ascii="Aptos" w:hAnsi="Aptos"/>
-                <w:b/>
                 <w:sz w:val="16"/>
                 <w:szCs w:val="16"/>
               </w:rPr>
               <w:fldChar w:fldCharType="end"/>
             </w:r>
-          </w:p>
-          <w:p>
-            <w:pPr>
-              <w:rPr>
-                <w:rFonts w:ascii="Aptos" w:hAnsi="Aptos"/>
-                <w:b/>
-                <w:sz w:val="16"/>
-                <w:szCs w:val="16"/>
-              </w:rPr>
-            </w:pPr>
-            <w:r>
-              <w:rPr>
-                <w:rFonts w:ascii="Aptos" w:hAnsi="Aptos"/>
-                <w:b/>
+            <w:r>
+              <w:rPr>
+                <w:rFonts w:ascii="Aptos" w:hAnsi="Aptos"/>
+                <w:sz w:val="16"/>
+                <w:szCs w:val="16"/>
+              </w:rPr>
+              <w:t xml:space="preserve"> Fornitura di attrezzature per il lavoro specifico (</w:t>
+            </w:r>
+            <w:r>
+              <w:rPr>
+                <w:rFonts w:ascii="Aptos" w:hAnsi="Aptos"/>
+                <w:sz w:val="16"/>
+                <w:szCs w:val="16"/>
+              </w:rPr>
+              <w:fldChar w:fldCharType="begin">
+                <w:ffData>
+                  <w:name w:val="Testo28"/>
+                  <w:enabled/>
+                  <w:calcOnExit w:val="0"/>
+                  <w:textInput/>
+                </w:ffData>
+              </w:fldChar>
+            </w:r>
+            <w:r>
+              <w:rPr>
+                <w:rFonts w:ascii="Aptos" w:hAnsi="Aptos"/>
+                <w:sz w:val="16"/>
+                <w:szCs w:val="16"/>
+              </w:rPr>
+              <w:instrText xml:space="preserve"> FORMTEXT </w:instrText>
+            </w:r>
+            <w:r>
+              <w:rPr>
+                <w:rFonts w:ascii="Aptos" w:hAnsi="Aptos"/>
+                <w:sz w:val="16"/>
+                <w:szCs w:val="16"/>
+              </w:rPr>
+            </w:r>
+            <w:r>
+              <w:rPr>
+                <w:rFonts w:ascii="Aptos" w:hAnsi="Aptos"/>
+                <w:sz w:val="16"/>
+                <w:szCs w:val="16"/>
+              </w:rPr>
+              <w:fldChar w:fldCharType="separate"/>
+            </w:r>
+            <w:r>
+              <w:rPr>
+                <w:rFonts w:ascii="Aptos" w:hAnsi="Aptos"/>
+                <w:noProof/>
+                <w:sz w:val="16"/>
+                <w:szCs w:val="16"/>
+              </w:rPr>
+              <w:t> </w:t>
+            </w:r>
+            <w:r>
+              <w:rPr>
+                <w:rFonts w:ascii="Aptos" w:hAnsi="Aptos"/>
+                <w:noProof/>
+                <w:sz w:val="16"/>
+                <w:szCs w:val="16"/>
+              </w:rPr>
+              <w:t> </w:t>
+            </w:r>
+            <w:r>
+              <w:rPr>
+                <w:rFonts w:ascii="Aptos" w:hAnsi="Aptos"/>
+                <w:noProof/>
+                <w:sz w:val="16"/>
+                <w:szCs w:val="16"/>
+              </w:rPr>
+              <w:t> </w:t>
+            </w:r>
+            <w:r>
+              <w:rPr>
+                <w:rFonts w:ascii="Aptos" w:hAnsi="Aptos"/>
+                <w:noProof/>
+                <w:sz w:val="16"/>
+                <w:szCs w:val="16"/>
+              </w:rPr>
+              <w:t> </w:t>
+            </w:r>
+            <w:r>
+              <w:rPr>
+                <w:rFonts w:ascii="Aptos" w:hAnsi="Aptos"/>
+                <w:noProof/>
+                <w:sz w:val="16"/>
+                <w:szCs w:val="16"/>
+              </w:rPr>
+              <w:t> </w:t>
+            </w:r>
+            <w:r>
+              <w:rPr>
+                <w:rFonts w:ascii="Aptos" w:hAnsi="Aptos"/>
+                <w:sz w:val="16"/>
+                <w:szCs w:val="16"/>
+              </w:rPr>
+              <w:fldChar w:fldCharType="end"/>
+            </w:r>
+            <w:r>
+              <w:rPr>
+                <w:rFonts w:ascii="Aptos" w:hAnsi="Aptos"/>
+                <w:sz w:val="16"/>
+                <w:szCs w:val="16"/>
+              </w:rPr>
+              <w:t>)</w:t>
+            </w:r>
+          </w:p>
+          <w:p>
+            <w:pPr>
+              <w:rPr>
+                <w:rFonts w:ascii="Aptos" w:hAnsi="Aptos"/>
+                <w:b/>
+                <w:sz w:val="16"/>
+                <w:szCs w:val="16"/>
+              </w:rPr>
+            </w:pPr>
+            <w:r>
+              <w:rPr>
+                <w:rFonts w:ascii="Aptos" w:hAnsi="Aptos"/>
                 <w:sz w:val="16"/>
                 <w:szCs w:val="16"/>
               </w:rPr>
@@ -3159,7 +3658,6 @@
             <w:r>
               <w:rPr>
                 <w:rFonts w:ascii="Aptos" w:hAnsi="Aptos"/>
-                <w:b/>
                 <w:sz w:val="16"/>
                 <w:szCs w:val="16"/>
               </w:rPr>
@@ -3168,15 +3666,13 @@
             <w:r>
               <w:rPr>
                 <w:rFonts w:ascii="Aptos" w:hAnsi="Aptos"/>
-                <w:b/>
-                <w:sz w:val="16"/>
-                <w:szCs w:val="16"/>
-              </w:rPr>
-            </w:r>
-            <w:r>
-              <w:rPr>
-                <w:rFonts w:ascii="Aptos" w:hAnsi="Aptos"/>
-                <w:b/>
+                <w:sz w:val="16"/>
+                <w:szCs w:val="16"/>
+              </w:rPr>
+            </w:r>
+            <w:r>
+              <w:rPr>
+                <w:rFonts w:ascii="Aptos" w:hAnsi="Aptos"/>
                 <w:sz w:val="16"/>
                 <w:szCs w:val="16"/>
               </w:rPr>
@@ -3185,247 +3681,37 @@
             <w:r>
               <w:rPr>
                 <w:rFonts w:ascii="Aptos" w:hAnsi="Aptos"/>
-                <w:b/>
                 <w:sz w:val="16"/>
                 <w:szCs w:val="16"/>
               </w:rPr>
               <w:fldChar w:fldCharType="end"/>
             </w:r>
-          </w:p>
-        </w:tc>
-        <w:tc>
-          <w:tcPr>
-            <w:tcW w:w="1791" w:type="dxa"/>
-            <w:tcBorders>
-              <w:left w:val="single" w:sz="4" w:space="0" w:color="auto"/>
-              <w:bottom w:val="single" w:sz="12" w:space="0" w:color="auto"/>
-              <w:right w:val="single" w:sz="12" w:space="0" w:color="auto"/>
-            </w:tcBorders>
-            <w:vAlign w:val="center"/>
-          </w:tcPr>
-          <w:p>
-            <w:pPr>
-              <w:rPr>
-                <w:rFonts w:ascii="Aptos" w:hAnsi="Aptos"/>
-                <w:b/>
-                <w:sz w:val="16"/>
-                <w:szCs w:val="16"/>
-              </w:rPr>
-            </w:pPr>
-            <w:r>
-              <w:rPr>
-                <w:rFonts w:ascii="Aptos" w:hAnsi="Aptos"/>
-                <w:b/>
-                <w:sz w:val="16"/>
-                <w:szCs w:val="16"/>
-              </w:rPr>
-              <w:t>&lt; 10 Irrilevante/Basso</w:t>
-            </w:r>
-          </w:p>
-          <w:p>
-            <w:pPr>
-              <w:rPr>
-                <w:rFonts w:ascii="Aptos" w:hAnsi="Aptos"/>
-                <w:b/>
-                <w:sz w:val="16"/>
-                <w:szCs w:val="16"/>
-              </w:rPr>
-            </w:pPr>
-            <w:r>
-              <w:rPr>
-                <w:rFonts w:ascii="Aptos" w:hAnsi="Aptos"/>
-                <w:b/>
-                <w:sz w:val="16"/>
-                <w:szCs w:val="16"/>
-              </w:rPr>
-              <w:t>11-25 Modesto</w:t>
-            </w:r>
-          </w:p>
-          <w:p>
-            <w:pPr>
-              <w:rPr>
-                <w:rFonts w:ascii="Aptos" w:hAnsi="Aptos"/>
-                <w:b/>
-                <w:sz w:val="16"/>
-                <w:szCs w:val="16"/>
-              </w:rPr>
-            </w:pPr>
-            <w:r>
-              <w:rPr>
-                <w:rFonts w:ascii="Aptos" w:hAnsi="Aptos"/>
-                <w:b/>
-                <w:sz w:val="16"/>
-                <w:szCs w:val="16"/>
-              </w:rPr>
-              <w:t>26-50 Medio</w:t>
-            </w:r>
-          </w:p>
-          <w:p>
-            <w:pPr>
-              <w:rPr>
-                <w:rFonts w:ascii="Aptos" w:hAnsi="Aptos"/>
-                <w:b/>
-                <w:sz w:val="16"/>
-                <w:szCs w:val="16"/>
-              </w:rPr>
-            </w:pPr>
-            <w:r>
-              <w:rPr>
-                <w:rFonts w:ascii="Aptos" w:hAnsi="Aptos"/>
-                <w:b/>
-                <w:sz w:val="16"/>
-                <w:szCs w:val="16"/>
-              </w:rPr>
-              <w:t>51-75 Alto</w:t>
-            </w:r>
-          </w:p>
-          <w:p>
-            <w:pPr>
-              <w:rPr>
-                <w:rFonts w:ascii="Aptos" w:hAnsi="Aptos"/>
-                <w:b/>
-                <w:sz w:val="16"/>
-                <w:szCs w:val="16"/>
-              </w:rPr>
-            </w:pPr>
-            <w:r>
-              <w:rPr>
-                <w:rFonts w:ascii="Aptos" w:hAnsi="Aptos"/>
-                <w:b/>
-                <w:sz w:val="16"/>
-                <w:szCs w:val="16"/>
-              </w:rPr>
-              <w:t>76-100 Alto</w:t>
-            </w:r>
-          </w:p>
-        </w:tc>
-      </w:tr>
-      <w:tr>
-        <w:tblPrEx>
-          <w:shd w:val="clear" w:color="auto" w:fill="auto"/>
-        </w:tblPrEx>
-        <w:trPr>
-          <w:trHeight w:val="170"/>
-        </w:trPr>
-        <w:tc>
-          <w:tcPr>
-            <w:tcW w:w="9794" w:type="dxa"/>
-            <w:gridSpan w:val="22"/>
-            <w:tcBorders>
-              <w:bottom w:val="nil"/>
-            </w:tcBorders>
-          </w:tcPr>
-          <w:p>
-            <w:pPr>
-              <w:rPr>
-                <w:rFonts w:ascii="Aptos" w:hAnsi="Aptos"/>
-                <w:b/>
-                <w:sz w:val="10"/>
-                <w:szCs w:val="10"/>
-              </w:rPr>
-            </w:pPr>
-          </w:p>
-        </w:tc>
-      </w:tr>
-      <w:tr>
-        <w:tblPrEx>
-          <w:shd w:val="clear" w:color="auto" w:fill="auto"/>
-        </w:tblPrEx>
-        <w:tc>
-          <w:tcPr>
-            <w:tcW w:w="390" w:type="dxa"/>
-            <w:tcBorders>
-              <w:top w:val="single" w:sz="12" w:space="0" w:color="auto"/>
-              <w:left w:val="single" w:sz="12" w:space="0" w:color="auto"/>
-              <w:bottom w:val="single" w:sz="12" w:space="0" w:color="auto"/>
-              <w:right w:val="single" w:sz="12" w:space="0" w:color="auto"/>
-            </w:tcBorders>
-            <w:vAlign w:val="center"/>
-          </w:tcPr>
-          <w:p>
-            <w:pPr>
-              <w:rPr>
-                <w:rFonts w:ascii="Aptos" w:hAnsi="Aptos"/>
-                <w:b/>
-              </w:rPr>
-            </w:pPr>
-            <w:r>
-              <w:rPr>
-                <w:rFonts w:ascii="Aptos" w:hAnsi="Aptos"/>
-                <w:b/>
-              </w:rPr>
-              <w:t>C</w:t>
-            </w:r>
-          </w:p>
-        </w:tc>
-        <w:tc>
-          <w:tcPr>
-            <w:tcW w:w="6991" w:type="dxa"/>
-            <w:gridSpan w:val="18"/>
-            <w:tcBorders>
-              <w:top w:val="nil"/>
-              <w:left w:val="single" w:sz="12" w:space="0" w:color="auto"/>
-              <w:bottom w:val="nil"/>
-              <w:right w:val="single" w:sz="4" w:space="0" w:color="auto"/>
-            </w:tcBorders>
-            <w:vAlign w:val="center"/>
-          </w:tcPr>
-          <w:p>
-            <w:pPr>
-              <w:rPr>
-                <w:rFonts w:ascii="Aptos" w:hAnsi="Aptos"/>
-                <w:b/>
-              </w:rPr>
-            </w:pPr>
-            <w:r>
-              <w:rPr>
-                <w:rFonts w:ascii="Aptos" w:hAnsi="Aptos"/>
-                <w:b/>
-              </w:rPr>
-              <w:t>VALUTAZIONE DEL RISCHIO MISURATO</w:t>
-            </w:r>
-          </w:p>
-        </w:tc>
-        <w:tc>
-          <w:tcPr>
-            <w:tcW w:w="2413" w:type="dxa"/>
-            <w:gridSpan w:val="3"/>
-            <w:tcBorders>
-              <w:top w:val="single" w:sz="4" w:space="0" w:color="auto"/>
-              <w:left w:val="single" w:sz="4" w:space="0" w:color="auto"/>
-              <w:bottom w:val="single" w:sz="4" w:space="0" w:color="auto"/>
-            </w:tcBorders>
-            <w:vAlign w:val="center"/>
-          </w:tcPr>
-          <w:p>
-            <w:pPr>
-              <w:jc w:val="center"/>
-              <w:rPr>
-                <w:rFonts w:ascii="Aptos" w:hAnsi="Aptos"/>
-                <w:b/>
-                <w:sz w:val="16"/>
-                <w:szCs w:val="16"/>
-              </w:rPr>
-            </w:pPr>
-            <w:r>
-              <w:rPr>
-                <w:rFonts w:ascii="Aptos" w:hAnsi="Aptos"/>
-                <w:b/>
-                <w:sz w:val="16"/>
-                <w:szCs w:val="16"/>
-              </w:rPr>
-              <w:t xml:space="preserve">Necessaria </w:t>
-            </w:r>
-            <w:r>
-              <w:rPr>
-                <w:rFonts w:ascii="Aptos" w:hAnsi="Aptos"/>
-                <w:b/>
+            <w:r>
+              <w:rPr>
+                <w:rFonts w:ascii="Aptos" w:hAnsi="Aptos"/>
+                <w:sz w:val="16"/>
+                <w:szCs w:val="16"/>
+              </w:rPr>
+              <w:t xml:space="preserve"> Riduzione al minimo degli esposti </w:t>
+            </w:r>
+          </w:p>
+          <w:p>
+            <w:pPr>
+              <w:rPr>
+                <w:rFonts w:ascii="Aptos" w:hAnsi="Aptos"/>
+                <w:sz w:val="16"/>
+                <w:szCs w:val="16"/>
+              </w:rPr>
+            </w:pPr>
+            <w:r>
+              <w:rPr>
+                <w:rFonts w:ascii="Aptos" w:hAnsi="Aptos"/>
                 <w:sz w:val="16"/>
                 <w:szCs w:val="16"/>
               </w:rPr>
               <w:fldChar w:fldCharType="begin">
                 <w:ffData>
-                  <w:name w:val=""/>
+                  <w:name w:val="Controllo4"/>
                   <w:enabled/>
                   <w:calcOnExit w:val="0"/>
                   <w:checkBox>
@@ -3438,7 +3724,6 @@
             <w:r>
               <w:rPr>
                 <w:rFonts w:ascii="Aptos" w:hAnsi="Aptos"/>
-                <w:b/>
                 <w:sz w:val="16"/>
                 <w:szCs w:val="16"/>
               </w:rPr>
@@ -3447,15 +3732,13 @@
             <w:r>
               <w:rPr>
                 <w:rFonts w:ascii="Aptos" w:hAnsi="Aptos"/>
-                <w:b/>
-                <w:sz w:val="16"/>
-                <w:szCs w:val="16"/>
-              </w:rPr>
-            </w:r>
-            <w:r>
-              <w:rPr>
-                <w:rFonts w:ascii="Aptos" w:hAnsi="Aptos"/>
-                <w:b/>
+                <w:sz w:val="16"/>
+                <w:szCs w:val="16"/>
+              </w:rPr>
+            </w:r>
+            <w:r>
+              <w:rPr>
+                <w:rFonts w:ascii="Aptos" w:hAnsi="Aptos"/>
                 <w:sz w:val="16"/>
                 <w:szCs w:val="16"/>
               </w:rPr>
@@ -3464,7 +3747,6 @@
             <w:r>
               <w:rPr>
                 <w:rFonts w:ascii="Aptos" w:hAnsi="Aptos"/>
-                <w:b/>
                 <w:sz w:val="16"/>
                 <w:szCs w:val="16"/>
               </w:rPr>
@@ -3473,16 +3755,23 @@
             <w:r>
               <w:rPr>
                 <w:rFonts w:ascii="Aptos" w:hAnsi="Aptos"/>
-                <w:b/>
-                <w:sz w:val="16"/>
-                <w:szCs w:val="16"/>
-              </w:rPr>
-              <w:t xml:space="preserve"> Sì  </w:t>
-            </w:r>
-            <w:r>
-              <w:rPr>
-                <w:rFonts w:ascii="Aptos" w:hAnsi="Aptos"/>
-                <w:b/>
+                <w:sz w:val="16"/>
+                <w:szCs w:val="16"/>
+              </w:rPr>
+              <w:t xml:space="preserve"> Riduzione della durata e dell’intensità dell’esposizione</w:t>
+            </w:r>
+          </w:p>
+          <w:p>
+            <w:pPr>
+              <w:rPr>
+                <w:rFonts w:ascii="Aptos" w:hAnsi="Aptos"/>
+                <w:sz w:val="16"/>
+                <w:szCs w:val="16"/>
+              </w:rPr>
+            </w:pPr>
+            <w:r>
+              <w:rPr>
+                <w:rFonts w:ascii="Aptos" w:hAnsi="Aptos"/>
                 <w:sz w:val="16"/>
                 <w:szCs w:val="16"/>
               </w:rPr>
@@ -3501,7 +3790,6 @@
             <w:r>
               <w:rPr>
                 <w:rFonts w:ascii="Aptos" w:hAnsi="Aptos"/>
-                <w:b/>
                 <w:sz w:val="16"/>
                 <w:szCs w:val="16"/>
               </w:rPr>
@@ -3510,15 +3798,13 @@
             <w:r>
               <w:rPr>
                 <w:rFonts w:ascii="Aptos" w:hAnsi="Aptos"/>
-                <w:b/>
-                <w:sz w:val="16"/>
-                <w:szCs w:val="16"/>
-              </w:rPr>
-            </w:r>
-            <w:r>
-              <w:rPr>
-                <w:rFonts w:ascii="Aptos" w:hAnsi="Aptos"/>
-                <w:b/>
+                <w:sz w:val="16"/>
+                <w:szCs w:val="16"/>
+              </w:rPr>
+            </w:r>
+            <w:r>
+              <w:rPr>
+                <w:rFonts w:ascii="Aptos" w:hAnsi="Aptos"/>
                 <w:sz w:val="16"/>
                 <w:szCs w:val="16"/>
               </w:rPr>
@@ -3527,7 +3813,6 @@
             <w:r>
               <w:rPr>
                 <w:rFonts w:ascii="Aptos" w:hAnsi="Aptos"/>
-                <w:b/>
                 <w:sz w:val="16"/>
                 <w:szCs w:val="16"/>
               </w:rPr>
@@ -3536,183 +3821,122 @@
             <w:r>
               <w:rPr>
                 <w:rFonts w:ascii="Aptos" w:hAnsi="Aptos"/>
-                <w:b/>
-                <w:sz w:val="16"/>
-                <w:szCs w:val="16"/>
-              </w:rPr>
-              <w:t xml:space="preserve"> No</w:t>
-            </w:r>
-          </w:p>
-        </w:tc>
-      </w:tr>
-      <w:tr>
-        <w:tblPrEx>
-          <w:shd w:val="clear" w:color="auto" w:fill="auto"/>
-        </w:tblPrEx>
-        <w:trPr>
-          <w:trHeight w:val="170"/>
-        </w:trPr>
-        <w:tc>
-          <w:tcPr>
-            <w:tcW w:w="9794" w:type="dxa"/>
-            <w:gridSpan w:val="22"/>
-            <w:tcBorders>
-              <w:top w:val="nil"/>
-            </w:tcBorders>
-          </w:tcPr>
-          <w:p>
-            <w:pPr>
-              <w:rPr>
-                <w:rFonts w:ascii="Aptos" w:hAnsi="Aptos"/>
-                <w:b/>
-                <w:sz w:val="10"/>
-                <w:szCs w:val="10"/>
-              </w:rPr>
-            </w:pPr>
-          </w:p>
-        </w:tc>
-      </w:tr>
-      <w:tr>
-        <w:tblPrEx>
-          <w:shd w:val="clear" w:color="auto" w:fill="auto"/>
-        </w:tblPrEx>
-        <w:trPr>
-          <w:trHeight w:val="170"/>
-        </w:trPr>
-        <w:tc>
-          <w:tcPr>
-            <w:tcW w:w="9794" w:type="dxa"/>
-            <w:gridSpan w:val="22"/>
-            <w:tcBorders>
-              <w:bottom w:val="nil"/>
-            </w:tcBorders>
-          </w:tcPr>
-          <w:p>
-            <w:pPr>
-              <w:rPr>
-                <w:rFonts w:ascii="Aptos" w:hAnsi="Aptos"/>
-                <w:b/>
-                <w:sz w:val="10"/>
-                <w:szCs w:val="10"/>
-              </w:rPr>
-            </w:pPr>
-          </w:p>
-        </w:tc>
-      </w:tr>
-      <w:tr>
-        <w:tblPrEx>
-          <w:shd w:val="clear" w:color="auto" w:fill="auto"/>
-        </w:tblPrEx>
-        <w:tc>
-          <w:tcPr>
-            <w:tcW w:w="390" w:type="dxa"/>
-            <w:tcBorders>
-              <w:top w:val="single" w:sz="12" w:space="0" w:color="auto"/>
-              <w:left w:val="single" w:sz="12" w:space="0" w:color="auto"/>
-              <w:bottom w:val="single" w:sz="12" w:space="0" w:color="auto"/>
-              <w:right w:val="single" w:sz="12" w:space="0" w:color="auto"/>
-            </w:tcBorders>
-            <w:vAlign w:val="center"/>
-          </w:tcPr>
-          <w:p>
-            <w:pPr>
-              <w:rPr>
-                <w:rFonts w:ascii="Aptos" w:hAnsi="Aptos"/>
-                <w:b/>
-              </w:rPr>
-            </w:pPr>
-            <w:r>
-              <w:rPr>
-                <w:rFonts w:ascii="Aptos" w:hAnsi="Aptos"/>
-                <w:b/>
-              </w:rPr>
-              <w:t>D</w:t>
-            </w:r>
-          </w:p>
-        </w:tc>
-        <w:tc>
-          <w:tcPr>
-            <w:tcW w:w="9404" w:type="dxa"/>
-            <w:gridSpan w:val="21"/>
-            <w:tcBorders>
-              <w:top w:val="nil"/>
-              <w:left w:val="single" w:sz="12" w:space="0" w:color="auto"/>
-              <w:bottom w:val="nil"/>
-            </w:tcBorders>
-            <w:vAlign w:val="center"/>
-          </w:tcPr>
-          <w:p>
-            <w:pPr>
-              <w:rPr>
-                <w:rFonts w:ascii="Aptos" w:hAnsi="Aptos"/>
-                <w:b/>
-              </w:rPr>
-            </w:pPr>
-            <w:r>
-              <w:rPr>
-                <w:rFonts w:ascii="Aptos" w:hAnsi="Aptos"/>
-                <w:b/>
-              </w:rPr>
-              <w:t>MISURE DI PREVENZIONE E PROTEZIONE (artt. 224, 225)</w:t>
-            </w:r>
-          </w:p>
-        </w:tc>
-      </w:tr>
-      <w:tr>
-        <w:tblPrEx>
-          <w:shd w:val="clear" w:color="auto" w:fill="auto"/>
-        </w:tblPrEx>
-        <w:trPr>
-          <w:trHeight w:val="170"/>
-        </w:trPr>
-        <w:tc>
-          <w:tcPr>
-            <w:tcW w:w="9794" w:type="dxa"/>
-            <w:gridSpan w:val="22"/>
-            <w:tcBorders>
-              <w:top w:val="nil"/>
-              <w:bottom w:val="single" w:sz="4" w:space="0" w:color="auto"/>
-            </w:tcBorders>
-          </w:tcPr>
-          <w:p>
-            <w:pPr>
-              <w:rPr>
-                <w:rFonts w:ascii="Aptos" w:hAnsi="Aptos"/>
-                <w:b/>
-                <w:sz w:val="10"/>
-                <w:szCs w:val="10"/>
-              </w:rPr>
-            </w:pPr>
-          </w:p>
-        </w:tc>
-      </w:tr>
-      <w:tr>
-        <w:tblPrEx>
-          <w:shd w:val="clear" w:color="auto" w:fill="auto"/>
-        </w:tblPrEx>
-        <w:trPr>
-          <w:trHeight w:val="227"/>
-        </w:trPr>
-        <w:tc>
-          <w:tcPr>
-            <w:tcW w:w="4897" w:type="dxa"/>
-            <w:gridSpan w:val="13"/>
-            <w:tcBorders>
-              <w:right w:val="nil"/>
-            </w:tcBorders>
-          </w:tcPr>
-          <w:p>
-            <w:pPr>
-              <w:rPr>
-                <w:rFonts w:ascii="Aptos" w:hAnsi="Aptos"/>
-                <w:sz w:val="16"/>
-                <w:szCs w:val="16"/>
-              </w:rPr>
-            </w:pPr>
-            <w:r>
-              <w:rPr>
-                <w:rFonts w:ascii="Aptos" w:hAnsi="Aptos"/>
-                <w:b/>
+                <w:sz w:val="16"/>
+                <w:szCs w:val="16"/>
+              </w:rPr>
+              <w:t xml:space="preserve"> Attuazione di misure igieniche idonee (</w:t>
+            </w:r>
+            <w:r>
+              <w:rPr>
+                <w:rFonts w:ascii="Aptos" w:hAnsi="Aptos"/>
+                <w:sz w:val="16"/>
+                <w:szCs w:val="16"/>
+              </w:rPr>
+              <w:fldChar w:fldCharType="begin">
+                <w:ffData>
+                  <w:name w:val="Testo28"/>
+                  <w:enabled/>
+                  <w:calcOnExit w:val="0"/>
+                  <w:textInput/>
+                </w:ffData>
+              </w:fldChar>
+            </w:r>
+            <w:r>
+              <w:rPr>
+                <w:rFonts w:ascii="Aptos" w:hAnsi="Aptos"/>
+                <w:sz w:val="16"/>
+                <w:szCs w:val="16"/>
+              </w:rPr>
+              <w:instrText xml:space="preserve"> FORMTEXT </w:instrText>
+            </w:r>
+            <w:r>
+              <w:rPr>
+                <w:rFonts w:ascii="Aptos" w:hAnsi="Aptos"/>
+                <w:sz w:val="16"/>
+                <w:szCs w:val="16"/>
+              </w:rPr>
+            </w:r>
+            <w:r>
+              <w:rPr>
+                <w:rFonts w:ascii="Aptos" w:hAnsi="Aptos"/>
+                <w:sz w:val="16"/>
+                <w:szCs w:val="16"/>
+              </w:rPr>
+              <w:fldChar w:fldCharType="separate"/>
+            </w:r>
+            <w:r>
+              <w:rPr>
+                <w:rFonts w:ascii="Aptos" w:hAnsi="Aptos"/>
+                <w:noProof/>
+                <w:sz w:val="16"/>
+                <w:szCs w:val="16"/>
+              </w:rPr>
+              <w:t> </w:t>
+            </w:r>
+            <w:r>
+              <w:rPr>
+                <w:rFonts w:ascii="Aptos" w:hAnsi="Aptos"/>
+                <w:noProof/>
+                <w:sz w:val="16"/>
+                <w:szCs w:val="16"/>
+              </w:rPr>
+              <w:t> </w:t>
+            </w:r>
+            <w:r>
+              <w:rPr>
+                <w:rFonts w:ascii="Aptos" w:hAnsi="Aptos"/>
+                <w:noProof/>
+                <w:sz w:val="16"/>
+                <w:szCs w:val="16"/>
+              </w:rPr>
+              <w:t> </w:t>
+            </w:r>
+            <w:r>
+              <w:rPr>
+                <w:rFonts w:ascii="Aptos" w:hAnsi="Aptos"/>
+                <w:noProof/>
+                <w:sz w:val="16"/>
+                <w:szCs w:val="16"/>
+              </w:rPr>
+              <w:t> </w:t>
+            </w:r>
+            <w:r>
+              <w:rPr>
+                <w:rFonts w:ascii="Aptos" w:hAnsi="Aptos"/>
+                <w:noProof/>
+                <w:sz w:val="16"/>
+                <w:szCs w:val="16"/>
+              </w:rPr>
+              <w:t> </w:t>
+            </w:r>
+            <w:r>
+              <w:rPr>
+                <w:rFonts w:ascii="Aptos" w:hAnsi="Aptos"/>
+                <w:sz w:val="16"/>
+                <w:szCs w:val="16"/>
+              </w:rPr>
+              <w:fldChar w:fldCharType="end"/>
+            </w:r>
+            <w:r>
+              <w:rPr>
+                <w:rFonts w:ascii="Aptos" w:hAnsi="Aptos"/>
+                <w:sz w:val="16"/>
+                <w:szCs w:val="16"/>
+              </w:rPr>
+              <w:t>)</w:t>
+            </w:r>
+          </w:p>
+          <w:p>
+            <w:pPr>
+              <w:rPr>
+                <w:rFonts w:ascii="Aptos" w:hAnsi="Aptos"/>
+                <w:sz w:val="16"/>
+                <w:szCs w:val="16"/>
+              </w:rPr>
+            </w:pPr>
+            <w:r>
+              <w:rPr>
+                <w:rFonts w:ascii="Aptos" w:hAnsi="Aptos"/>
                 <w:sz w:val="16"/>
                 <w:szCs w:val="16"/>
               </w:rPr>
@@ -3731,7 +3955,6 @@
             <w:r>
               <w:rPr>
                 <w:rFonts w:ascii="Aptos" w:hAnsi="Aptos"/>
-                <w:b/>
                 <w:sz w:val="16"/>
                 <w:szCs w:val="16"/>
               </w:rPr>
@@ -3740,15 +3963,13 @@
             <w:r>
               <w:rPr>
                 <w:rFonts w:ascii="Aptos" w:hAnsi="Aptos"/>
-                <w:b/>
-                <w:sz w:val="16"/>
-                <w:szCs w:val="16"/>
-              </w:rPr>
-            </w:r>
-            <w:r>
-              <w:rPr>
-                <w:rFonts w:ascii="Aptos" w:hAnsi="Aptos"/>
-                <w:b/>
+                <w:sz w:val="16"/>
+                <w:szCs w:val="16"/>
+              </w:rPr>
+            </w:r>
+            <w:r>
+              <w:rPr>
+                <w:rFonts w:ascii="Aptos" w:hAnsi="Aptos"/>
                 <w:sz w:val="16"/>
                 <w:szCs w:val="16"/>
               </w:rPr>
@@ -3757,7 +3978,6 @@
             <w:r>
               <w:rPr>
                 <w:rFonts w:ascii="Aptos" w:hAnsi="Aptos"/>
-                <w:b/>
                 <w:sz w:val="16"/>
                 <w:szCs w:val="16"/>
               </w:rPr>
@@ -3766,118 +3986,10 @@
             <w:r>
               <w:rPr>
                 <w:rFonts w:ascii="Aptos" w:hAnsi="Aptos"/>
-                <w:b/>
-                <w:sz w:val="16"/>
-                <w:szCs w:val="16"/>
-              </w:rPr>
-              <w:t xml:space="preserve"> </w:t>
-            </w:r>
-            <w:r>
-              <w:rPr>
-                <w:rFonts w:ascii="Aptos" w:hAnsi="Aptos"/>
-                <w:sz w:val="16"/>
-                <w:szCs w:val="16"/>
-              </w:rPr>
-              <w:t>Riorganizzazione dei sistemi di lavorazione (</w:t>
-            </w:r>
-            <w:r>
-              <w:rPr>
-                <w:rFonts w:ascii="Aptos" w:hAnsi="Aptos"/>
-                <w:sz w:val="16"/>
-                <w:szCs w:val="16"/>
-              </w:rPr>
-              <w:fldChar w:fldCharType="begin">
-                <w:ffData>
-                  <w:name w:val="Testo27"/>
-                  <w:enabled/>
-                  <w:calcOnExit w:val="0"/>
-                  <w:textInput/>
-                </w:ffData>
-              </w:fldChar>
-            </w:r>
-            <w:r>
-              <w:rPr>
-                <w:rFonts w:ascii="Aptos" w:hAnsi="Aptos"/>
-                <w:sz w:val="16"/>
-                <w:szCs w:val="16"/>
-              </w:rPr>
-              <w:instrText xml:space="preserve"> FORMTEXT </w:instrText>
-            </w:r>
-            <w:r>
-              <w:rPr>
-                <w:rFonts w:ascii="Aptos" w:hAnsi="Aptos"/>
-                <w:sz w:val="16"/>
-                <w:szCs w:val="16"/>
-              </w:rPr>
-            </w:r>
-            <w:r>
-              <w:rPr>
-                <w:rFonts w:ascii="Aptos" w:hAnsi="Aptos"/>
-                <w:sz w:val="16"/>
-                <w:szCs w:val="16"/>
-              </w:rPr>
-              <w:fldChar w:fldCharType="separate"/>
-            </w:r>
-            <w:r>
-              <w:rPr>
-                <w:rFonts w:ascii="Aptos" w:hAnsi="Aptos"/>
-                <w:noProof/>
-                <w:sz w:val="16"/>
-                <w:szCs w:val="16"/>
-              </w:rPr>
-              <w:t> </w:t>
-            </w:r>
-            <w:r>
-              <w:rPr>
-                <w:rFonts w:ascii="Aptos" w:hAnsi="Aptos"/>
-                <w:noProof/>
-                <w:sz w:val="16"/>
-                <w:szCs w:val="16"/>
-              </w:rPr>
-              <w:t> </w:t>
-            </w:r>
-            <w:r>
-              <w:rPr>
-                <w:rFonts w:ascii="Aptos" w:hAnsi="Aptos"/>
-                <w:noProof/>
-                <w:sz w:val="16"/>
-                <w:szCs w:val="16"/>
-              </w:rPr>
-              <w:t> </w:t>
-            </w:r>
-            <w:r>
-              <w:rPr>
-                <w:rFonts w:ascii="Aptos" w:hAnsi="Aptos"/>
-                <w:noProof/>
-                <w:sz w:val="16"/>
-                <w:szCs w:val="16"/>
-              </w:rPr>
-              <w:t> </w:t>
-            </w:r>
-            <w:r>
-              <w:rPr>
-                <w:rFonts w:ascii="Aptos" w:hAnsi="Aptos"/>
-                <w:noProof/>
-                <w:sz w:val="16"/>
-                <w:szCs w:val="16"/>
-              </w:rPr>
-              <w:t> </w:t>
-            </w:r>
-            <w:r>
-              <w:rPr>
-                <w:rFonts w:ascii="Aptos" w:hAnsi="Aptos"/>
-                <w:sz w:val="16"/>
-                <w:szCs w:val="16"/>
-              </w:rPr>
-              <w:fldChar w:fldCharType="end"/>
-            </w:r>
-            <w:r>
-              <w:rPr>
-                <w:rFonts w:ascii="Aptos" w:hAnsi="Aptos"/>
-                <w:sz w:val="16"/>
-                <w:szCs w:val="16"/>
-              </w:rPr>
-              <w:t>)</w:t>
+                <w:sz w:val="16"/>
+                <w:szCs w:val="16"/>
+              </w:rPr>
+              <w:t xml:space="preserve"> Riduzione della quantità degli agenti presenti </w:t>
             </w:r>
           </w:p>
           <w:p>
@@ -3943,7 +4055,7 @@
                 <w:sz w:val="16"/>
                 <w:szCs w:val="16"/>
               </w:rPr>
-              <w:t xml:space="preserve"> Fornitura di attrezzature per il lavoro specifico (</w:t>
+              <w:t xml:space="preserve"> Attuazione di metodi di lavoro appropriati (</w:t>
             </w:r>
             <w:r>
               <w:rPr>
@@ -4044,544 +4156,6 @@
               </w:rPr>
               <w:t>)</w:t>
             </w:r>
-          </w:p>
-          <w:p>
-            <w:pPr>
-              <w:rPr>
-                <w:rFonts w:ascii="Aptos" w:hAnsi="Aptos"/>
-                <w:b/>
-                <w:sz w:val="16"/>
-                <w:szCs w:val="16"/>
-              </w:rPr>
-            </w:pPr>
-            <w:r>
-              <w:rPr>
-                <w:rFonts w:ascii="Aptos" w:hAnsi="Aptos"/>
-                <w:sz w:val="16"/>
-                <w:szCs w:val="16"/>
-              </w:rPr>
-              <w:fldChar w:fldCharType="begin">
-                <w:ffData>
-                  <w:name w:val="Controllo4"/>
-                  <w:enabled/>
-                  <w:calcOnExit w:val="0"/>
-                  <w:checkBox>
-                    <w:sizeAuto/>
-                    <w:default w:val="0"/>
-                  </w:checkBox>
-                </w:ffData>
-              </w:fldChar>
-            </w:r>
-            <w:r>
-              <w:rPr>
-                <w:rFonts w:ascii="Aptos" w:hAnsi="Aptos"/>
-                <w:sz w:val="16"/>
-                <w:szCs w:val="16"/>
-              </w:rPr>
-              <w:instrText xml:space="preserve"> FORMCHECKBOX </w:instrText>
-            </w:r>
-            <w:r>
-              <w:rPr>
-                <w:rFonts w:ascii="Aptos" w:hAnsi="Aptos"/>
-                <w:sz w:val="16"/>
-                <w:szCs w:val="16"/>
-              </w:rPr>
-            </w:r>
-            <w:r>
-              <w:rPr>
-                <w:rFonts w:ascii="Aptos" w:hAnsi="Aptos"/>
-                <w:sz w:val="16"/>
-                <w:szCs w:val="16"/>
-              </w:rPr>
-              <w:fldChar w:fldCharType="separate"/>
-            </w:r>
-            <w:r>
-              <w:rPr>
-                <w:rFonts w:ascii="Aptos" w:hAnsi="Aptos"/>
-                <w:sz w:val="16"/>
-                <w:szCs w:val="16"/>
-              </w:rPr>
-              <w:fldChar w:fldCharType="end"/>
-            </w:r>
-            <w:r>
-              <w:rPr>
-                <w:rFonts w:ascii="Aptos" w:hAnsi="Aptos"/>
-                <w:sz w:val="16"/>
-                <w:szCs w:val="16"/>
-              </w:rPr>
-              <w:t xml:space="preserve"> Riduzione al minimo degli esposti </w:t>
-            </w:r>
-          </w:p>
-          <w:p>
-            <w:pPr>
-              <w:rPr>
-                <w:rFonts w:ascii="Aptos" w:hAnsi="Aptos"/>
-                <w:sz w:val="16"/>
-                <w:szCs w:val="16"/>
-              </w:rPr>
-            </w:pPr>
-            <w:r>
-              <w:rPr>
-                <w:rFonts w:ascii="Aptos" w:hAnsi="Aptos"/>
-                <w:sz w:val="16"/>
-                <w:szCs w:val="16"/>
-              </w:rPr>
-              <w:fldChar w:fldCharType="begin">
-                <w:ffData>
-                  <w:name w:val="Controllo4"/>
-                  <w:enabled/>
-                  <w:calcOnExit w:val="0"/>
-                  <w:checkBox>
-                    <w:sizeAuto/>
-                    <w:default w:val="0"/>
-                  </w:checkBox>
-                </w:ffData>
-              </w:fldChar>
-            </w:r>
-            <w:r>
-              <w:rPr>
-                <w:rFonts w:ascii="Aptos" w:hAnsi="Aptos"/>
-                <w:sz w:val="16"/>
-                <w:szCs w:val="16"/>
-              </w:rPr>
-              <w:instrText xml:space="preserve"> FORMCHECKBOX </w:instrText>
-            </w:r>
-            <w:r>
-              <w:rPr>
-                <w:rFonts w:ascii="Aptos" w:hAnsi="Aptos"/>
-                <w:sz w:val="16"/>
-                <w:szCs w:val="16"/>
-              </w:rPr>
-            </w:r>
-            <w:r>
-              <w:rPr>
-                <w:rFonts w:ascii="Aptos" w:hAnsi="Aptos"/>
-                <w:sz w:val="16"/>
-                <w:szCs w:val="16"/>
-              </w:rPr>
-              <w:fldChar w:fldCharType="separate"/>
-            </w:r>
-            <w:r>
-              <w:rPr>
-                <w:rFonts w:ascii="Aptos" w:hAnsi="Aptos"/>
-                <w:sz w:val="16"/>
-                <w:szCs w:val="16"/>
-              </w:rPr>
-              <w:fldChar w:fldCharType="end"/>
-            </w:r>
-            <w:r>
-              <w:rPr>
-                <w:rFonts w:ascii="Aptos" w:hAnsi="Aptos"/>
-                <w:sz w:val="16"/>
-                <w:szCs w:val="16"/>
-              </w:rPr>
-              <w:t xml:space="preserve"> Riduzione della durata e dell’intensità dell’esposizione</w:t>
-            </w:r>
-          </w:p>
-          <w:p>
-            <w:pPr>
-              <w:rPr>
-                <w:rFonts w:ascii="Aptos" w:hAnsi="Aptos"/>
-                <w:sz w:val="16"/>
-                <w:szCs w:val="16"/>
-              </w:rPr>
-            </w:pPr>
-            <w:r>
-              <w:rPr>
-                <w:rFonts w:ascii="Aptos" w:hAnsi="Aptos"/>
-                <w:sz w:val="16"/>
-                <w:szCs w:val="16"/>
-              </w:rPr>
-              <w:fldChar w:fldCharType="begin">
-                <w:ffData>
-                  <w:name w:val=""/>
-                  <w:enabled/>
-                  <w:calcOnExit w:val="0"/>
-                  <w:checkBox>
-                    <w:sizeAuto/>
-                    <w:default w:val="1"/>
-                  </w:checkBox>
-                </w:ffData>
-              </w:fldChar>
-            </w:r>
-            <w:r>
-              <w:rPr>
-                <w:rFonts w:ascii="Aptos" w:hAnsi="Aptos"/>
-                <w:sz w:val="16"/>
-                <w:szCs w:val="16"/>
-              </w:rPr>
-              <w:instrText xml:space="preserve"> FORMCHECKBOX </w:instrText>
-            </w:r>
-            <w:r>
-              <w:rPr>
-                <w:rFonts w:ascii="Aptos" w:hAnsi="Aptos"/>
-                <w:sz w:val="16"/>
-                <w:szCs w:val="16"/>
-              </w:rPr>
-            </w:r>
-            <w:r>
-              <w:rPr>
-                <w:rFonts w:ascii="Aptos" w:hAnsi="Aptos"/>
-                <w:sz w:val="16"/>
-                <w:szCs w:val="16"/>
-              </w:rPr>
-              <w:fldChar w:fldCharType="separate"/>
-            </w:r>
-            <w:r>
-              <w:rPr>
-                <w:rFonts w:ascii="Aptos" w:hAnsi="Aptos"/>
-                <w:sz w:val="16"/>
-                <w:szCs w:val="16"/>
-              </w:rPr>
-              <w:fldChar w:fldCharType="end"/>
-            </w:r>
-            <w:r>
-              <w:rPr>
-                <w:rFonts w:ascii="Aptos" w:hAnsi="Aptos"/>
-                <w:sz w:val="16"/>
-                <w:szCs w:val="16"/>
-              </w:rPr>
-              <w:t xml:space="preserve"> Attuazione di misure igieniche idonee (</w:t>
-            </w:r>
-            <w:r>
-              <w:rPr>
-                <w:rFonts w:ascii="Aptos" w:hAnsi="Aptos"/>
-                <w:sz w:val="16"/>
-                <w:szCs w:val="16"/>
-              </w:rPr>
-              <w:fldChar w:fldCharType="begin">
-                <w:ffData>
-                  <w:name w:val="Testo28"/>
-                  <w:enabled/>
-                  <w:calcOnExit w:val="0"/>
-                  <w:textInput/>
-                </w:ffData>
-              </w:fldChar>
-            </w:r>
-            <w:r>
-              <w:rPr>
-                <w:rFonts w:ascii="Aptos" w:hAnsi="Aptos"/>
-                <w:sz w:val="16"/>
-                <w:szCs w:val="16"/>
-              </w:rPr>
-              <w:instrText xml:space="preserve"> FORMTEXT </w:instrText>
-            </w:r>
-            <w:r>
-              <w:rPr>
-                <w:rFonts w:ascii="Aptos" w:hAnsi="Aptos"/>
-                <w:sz w:val="16"/>
-                <w:szCs w:val="16"/>
-              </w:rPr>
-            </w:r>
-            <w:r>
-              <w:rPr>
-                <w:rFonts w:ascii="Aptos" w:hAnsi="Aptos"/>
-                <w:sz w:val="16"/>
-                <w:szCs w:val="16"/>
-              </w:rPr>
-              <w:fldChar w:fldCharType="separate"/>
-            </w:r>
-            <w:r>
-              <w:rPr>
-                <w:rFonts w:ascii="Aptos" w:hAnsi="Aptos"/>
-                <w:noProof/>
-                <w:sz w:val="16"/>
-                <w:szCs w:val="16"/>
-              </w:rPr>
-              <w:t> </w:t>
-            </w:r>
-            <w:r>
-              <w:rPr>
-                <w:rFonts w:ascii="Aptos" w:hAnsi="Aptos"/>
-                <w:noProof/>
-                <w:sz w:val="16"/>
-                <w:szCs w:val="16"/>
-              </w:rPr>
-              <w:t> </w:t>
-            </w:r>
-            <w:r>
-              <w:rPr>
-                <w:rFonts w:ascii="Aptos" w:hAnsi="Aptos"/>
-                <w:noProof/>
-                <w:sz w:val="16"/>
-                <w:szCs w:val="16"/>
-              </w:rPr>
-              <w:t> </w:t>
-            </w:r>
-            <w:r>
-              <w:rPr>
-                <w:rFonts w:ascii="Aptos" w:hAnsi="Aptos"/>
-                <w:noProof/>
-                <w:sz w:val="16"/>
-                <w:szCs w:val="16"/>
-              </w:rPr>
-              <w:t> </w:t>
-            </w:r>
-            <w:r>
-              <w:rPr>
-                <w:rFonts w:ascii="Aptos" w:hAnsi="Aptos"/>
-                <w:noProof/>
-                <w:sz w:val="16"/>
-                <w:szCs w:val="16"/>
-              </w:rPr>
-              <w:t> </w:t>
-            </w:r>
-            <w:r>
-              <w:rPr>
-                <w:rFonts w:ascii="Aptos" w:hAnsi="Aptos"/>
-                <w:sz w:val="16"/>
-                <w:szCs w:val="16"/>
-              </w:rPr>
-              <w:fldChar w:fldCharType="end"/>
-            </w:r>
-            <w:r>
-              <w:rPr>
-                <w:rFonts w:ascii="Aptos" w:hAnsi="Aptos"/>
-                <w:sz w:val="16"/>
-                <w:szCs w:val="16"/>
-              </w:rPr>
-              <w:t>)</w:t>
-            </w:r>
-          </w:p>
-          <w:p>
-            <w:pPr>
-              <w:rPr>
-                <w:rFonts w:ascii="Aptos" w:hAnsi="Aptos"/>
-                <w:sz w:val="16"/>
-                <w:szCs w:val="16"/>
-              </w:rPr>
-            </w:pPr>
-            <w:r>
-              <w:rPr>
-                <w:rFonts w:ascii="Aptos" w:hAnsi="Aptos"/>
-                <w:sz w:val="16"/>
-                <w:szCs w:val="16"/>
-              </w:rPr>
-              <w:fldChar w:fldCharType="begin">
-                <w:ffData>
-                  <w:name w:val="Controllo4"/>
-                  <w:enabled/>
-                  <w:calcOnExit w:val="0"/>
-                  <w:checkBox>
-                    <w:sizeAuto/>
-                    <w:default w:val="0"/>
-                  </w:checkBox>
-                </w:ffData>
-              </w:fldChar>
-            </w:r>
-            <w:r>
-              <w:rPr>
-                <w:rFonts w:ascii="Aptos" w:hAnsi="Aptos"/>
-                <w:sz w:val="16"/>
-                <w:szCs w:val="16"/>
-              </w:rPr>
-              <w:instrText xml:space="preserve"> FORMCHECKBOX </w:instrText>
-            </w:r>
-            <w:r>
-              <w:rPr>
-                <w:rFonts w:ascii="Aptos" w:hAnsi="Aptos"/>
-                <w:sz w:val="16"/>
-                <w:szCs w:val="16"/>
-              </w:rPr>
-            </w:r>
-            <w:r>
-              <w:rPr>
-                <w:rFonts w:ascii="Aptos" w:hAnsi="Aptos"/>
-                <w:sz w:val="16"/>
-                <w:szCs w:val="16"/>
-              </w:rPr>
-              <w:fldChar w:fldCharType="separate"/>
-            </w:r>
-            <w:r>
-              <w:rPr>
-                <w:rFonts w:ascii="Aptos" w:hAnsi="Aptos"/>
-                <w:sz w:val="16"/>
-                <w:szCs w:val="16"/>
-              </w:rPr>
-              <w:fldChar w:fldCharType="end"/>
-            </w:r>
-            <w:r>
-              <w:rPr>
-                <w:rFonts w:ascii="Aptos" w:hAnsi="Aptos"/>
-                <w:sz w:val="16"/>
-                <w:szCs w:val="16"/>
-              </w:rPr>
-              <w:t xml:space="preserve"> Riduzione della quantità degli agenti presenti </w:t>
-            </w:r>
-          </w:p>
-          <w:p>
-            <w:pPr>
-              <w:rPr>
-                <w:rFonts w:ascii="Aptos" w:hAnsi="Aptos"/>
-                <w:sz w:val="16"/>
-                <w:szCs w:val="16"/>
-              </w:rPr>
-            </w:pPr>
-            <w:r>
-              <w:rPr>
-                <w:rFonts w:ascii="Aptos" w:hAnsi="Aptos"/>
-                <w:sz w:val="16"/>
-                <w:szCs w:val="16"/>
-              </w:rPr>
-              <w:fldChar w:fldCharType="begin">
-                <w:ffData>
-                  <w:name w:val="Controllo4"/>
-                  <w:enabled/>
-                  <w:calcOnExit w:val="0"/>
-                  <w:checkBox>
-                    <w:sizeAuto/>
-                    <w:default w:val="0"/>
-                  </w:checkBox>
-                </w:ffData>
-              </w:fldChar>
-            </w:r>
-            <w:r>
-              <w:rPr>
-                <w:rFonts w:ascii="Aptos" w:hAnsi="Aptos"/>
-                <w:sz w:val="16"/>
-                <w:szCs w:val="16"/>
-              </w:rPr>
-              <w:instrText xml:space="preserve"> FORMCHECKBOX </w:instrText>
-            </w:r>
-            <w:r>
-              <w:rPr>
-                <w:rFonts w:ascii="Aptos" w:hAnsi="Aptos"/>
-                <w:sz w:val="16"/>
-                <w:szCs w:val="16"/>
-              </w:rPr>
-            </w:r>
-            <w:r>
-              <w:rPr>
-                <w:rFonts w:ascii="Aptos" w:hAnsi="Aptos"/>
-                <w:sz w:val="16"/>
-                <w:szCs w:val="16"/>
-              </w:rPr>
-              <w:fldChar w:fldCharType="separate"/>
-            </w:r>
-            <w:r>
-              <w:rPr>
-                <w:rFonts w:ascii="Aptos" w:hAnsi="Aptos"/>
-                <w:sz w:val="16"/>
-                <w:szCs w:val="16"/>
-              </w:rPr>
-              <w:fldChar w:fldCharType="end"/>
-            </w:r>
-            <w:r>
-              <w:rPr>
-                <w:rFonts w:ascii="Aptos" w:hAnsi="Aptos"/>
-                <w:sz w:val="16"/>
-                <w:szCs w:val="16"/>
-              </w:rPr>
-              <w:t xml:space="preserve"> Attuazione di metodi di lavoro appropriati (</w:t>
-            </w:r>
-            <w:r>
-              <w:rPr>
-                <w:rFonts w:ascii="Aptos" w:hAnsi="Aptos"/>
-                <w:sz w:val="16"/>
-                <w:szCs w:val="16"/>
-              </w:rPr>
-              <w:fldChar w:fldCharType="begin">
-                <w:ffData>
-                  <w:name w:val="Testo28"/>
-                  <w:enabled/>
-                  <w:calcOnExit w:val="0"/>
-                  <w:textInput/>
-                </w:ffData>
-              </w:fldChar>
-            </w:r>
-            <w:r>
-              <w:rPr>
-                <w:rFonts w:ascii="Aptos" w:hAnsi="Aptos"/>
-                <w:sz w:val="16"/>
-                <w:szCs w:val="16"/>
-              </w:rPr>
-              <w:instrText xml:space="preserve"> FORMTEXT </w:instrText>
-            </w:r>
-            <w:r>
-              <w:rPr>
-                <w:rFonts w:ascii="Aptos" w:hAnsi="Aptos"/>
-                <w:sz w:val="16"/>
-                <w:szCs w:val="16"/>
-              </w:rPr>
-            </w:r>
-            <w:r>
-              <w:rPr>
-                <w:rFonts w:ascii="Aptos" w:hAnsi="Aptos"/>
-                <w:sz w:val="16"/>
-                <w:szCs w:val="16"/>
-              </w:rPr>
-              <w:fldChar w:fldCharType="separate"/>
-            </w:r>
-            <w:r>
-              <w:rPr>
-                <w:rFonts w:ascii="Aptos" w:hAnsi="Aptos"/>
-                <w:noProof/>
-                <w:sz w:val="16"/>
-                <w:szCs w:val="16"/>
-              </w:rPr>
-              <w:t> </w:t>
-            </w:r>
-            <w:r>
-              <w:rPr>
-                <w:rFonts w:ascii="Aptos" w:hAnsi="Aptos"/>
-                <w:noProof/>
-                <w:sz w:val="16"/>
-                <w:szCs w:val="16"/>
-              </w:rPr>
-              <w:t> </w:t>
-            </w:r>
-            <w:r>
-              <w:rPr>
-                <w:rFonts w:ascii="Aptos" w:hAnsi="Aptos"/>
-                <w:noProof/>
-                <w:sz w:val="16"/>
-                <w:szCs w:val="16"/>
-              </w:rPr>
-              <w:t> </w:t>
-            </w:r>
-            <w:r>
-              <w:rPr>
-                <w:rFonts w:ascii="Aptos" w:hAnsi="Aptos"/>
-                <w:noProof/>
-                <w:sz w:val="16"/>
-                <w:szCs w:val="16"/>
-              </w:rPr>
-              <w:t> </w:t>
-            </w:r>
-            <w:r>
-              <w:rPr>
-                <w:rFonts w:ascii="Aptos" w:hAnsi="Aptos"/>
-                <w:noProof/>
-                <w:sz w:val="16"/>
-                <w:szCs w:val="16"/>
-              </w:rPr>
-              <w:t> </w:t>
-            </w:r>
-            <w:r>
-              <w:rPr>
-                <w:rFonts w:ascii="Aptos" w:hAnsi="Aptos"/>
-                <w:sz w:val="16"/>
-                <w:szCs w:val="16"/>
-              </w:rPr>
-              <w:fldChar w:fldCharType="end"/>
-            </w:r>
-            <w:r>
-              <w:rPr>
-                <w:rFonts w:ascii="Aptos" w:hAnsi="Aptos"/>
-                <w:sz w:val="16"/>
-                <w:szCs w:val="16"/>
-              </w:rPr>
-              <w:t>)</w:t>
-            </w:r>
-          </w:p>
-          <w:p>
-            <w:pPr>
-              <w:rPr>
-                <w:rFonts w:ascii="Aptos" w:hAnsi="Aptos"/>
-                <w:sz w:val="16"/>
-                <w:szCs w:val="16"/>
-              </w:rPr>
-            </w:pPr>
           </w:p>
         </w:tc>
         <w:tc>
@@ -4741,7 +4315,7 @@
               </w:rPr>
               <w:fldChar w:fldCharType="begin">
                 <w:ffData>
-                  <w:name w:val="Controllo4"/>
+                  <w:name w:val=""/>
                   <w:enabled/>
                   <w:calcOnExit w:val="0"/>
                   <w:checkBox>
@@ -4924,15 +4498,6 @@
               <w:t xml:space="preserve"> Attuazione di un piano di formazione e informazione</w:t>
             </w:r>
           </w:p>
-          <w:p>
-            <w:pPr>
-              <w:rPr>
-                <w:rFonts w:ascii="Aptos" w:hAnsi="Aptos"/>
-                <w:sz w:val="16"/>
-                <w:szCs w:val="16"/>
-              </w:rPr>
-            </w:pPr>
-          </w:p>
         </w:tc>
       </w:tr>
       <w:tr>
@@ -4945,7 +4510,7 @@
         <w:tc>
           <w:tcPr>
             <w:tcW w:w="9794" w:type="dxa"/>
-            <w:gridSpan w:val="22"/>
+            <w:gridSpan w:val="21"/>
             <w:tcBorders>
               <w:bottom w:val="nil"/>
             </w:tcBorders>
@@ -4996,7 +4561,7 @@
         <w:tc>
           <w:tcPr>
             <w:tcW w:w="9404" w:type="dxa"/>
-            <w:gridSpan w:val="21"/>
+            <w:gridSpan w:val="20"/>
             <w:tcBorders>
               <w:top w:val="nil"/>
               <w:left w:val="single" w:sz="12" w:space="0" w:color="auto"/>
@@ -5031,7 +4596,7 @@
         <w:tc>
           <w:tcPr>
             <w:tcW w:w="9794" w:type="dxa"/>
-            <w:gridSpan w:val="22"/>
+            <w:gridSpan w:val="21"/>
             <w:tcBorders>
               <w:top w:val="nil"/>
               <w:bottom w:val="single" w:sz="4" w:space="0" w:color="auto"/>
@@ -5055,8 +4620,8 @@
         </w:tblPrEx>
         <w:tc>
           <w:tcPr>
-            <w:tcW w:w="2444" w:type="dxa"/>
-            <w:gridSpan w:val="6"/>
+            <w:tcW w:w="1809" w:type="dxa"/>
+            <w:gridSpan w:val="5"/>
           </w:tcPr>
           <w:p>
             <w:pPr>
@@ -5081,8 +4646,8 @@
         </w:tc>
         <w:tc>
           <w:tcPr>
-            <w:tcW w:w="2326" w:type="dxa"/>
-            <w:gridSpan w:val="5"/>
+            <w:tcW w:w="1829" w:type="dxa"/>
+            <w:gridSpan w:val="4"/>
           </w:tcPr>
           <w:p>
             <w:pPr>
@@ -5107,8 +4672,8 @@
         </w:tc>
         <w:tc>
           <w:tcPr>
-            <w:tcW w:w="2883" w:type="dxa"/>
-            <w:gridSpan w:val="9"/>
+            <w:tcW w:w="4015" w:type="dxa"/>
+            <w:gridSpan w:val="10"/>
           </w:tcPr>
           <w:p>
             <w:pPr>
@@ -5164,8 +4729,8 @@
         </w:tblPrEx>
         <w:tc>
           <w:tcPr>
-            <w:tcW w:w="2444" w:type="dxa"/>
-            <w:gridSpan w:val="6"/>
+            <w:tcW w:w="1809" w:type="dxa"/>
+            <w:gridSpan w:val="5"/>
           </w:tcPr>
           <w:p>
             <w:pPr>
@@ -5183,13 +4748,12 @@
               </w:rPr>
               <w:fldChar w:fldCharType="begin">
                 <w:ffData>
-                  <w:name w:val="Controllo4"/>
+                  <w:name w:val=""/>
                   <w:enabled/>
                   <w:calcOnExit w:val="0"/>
                   <w:checkBox>
                     <w:sizeAuto/>
-                    <w:default w:val="0"/>
-                    <w:checked/>
+                    <w:default w:val="1"/>
                   </w:checkBox>
                 </w:ffData>
               </w:fldChar>
@@ -5231,23 +4795,43 @@
                 <w:sz w:val="16"/>
                 <w:szCs w:val="16"/>
               </w:rPr>
-              <w:t xml:space="preserve"> Occhiali EN 166 con protezioni laterali</w:t>
-            </w:r>
-          </w:p>
-          <w:p>
-            <w:pPr>
-              <w:rPr>
-                <w:rFonts w:ascii="Aptos" w:hAnsi="Aptos"/>
-                <w:sz w:val="16"/>
-                <w:szCs w:val="16"/>
-              </w:rPr>
-            </w:pPr>
-          </w:p>
-        </w:tc>
-        <w:tc>
-          <w:tcPr>
-            <w:tcW w:w="2326" w:type="dxa"/>
-            <w:gridSpan w:val="5"/>
+              <w:t xml:space="preserve"> </w:t>
+            </w:r>
+            <w:r>
+              <w:rPr>
+                <w:rFonts w:ascii="Aptos" w:hAnsi="Aptos"/>
+                <w:b/>
+                <w:sz w:val="16"/>
+                <w:szCs w:val="16"/>
+              </w:rPr>
+              <w:t xml:space="preserve">Occhiali protettivi </w:t>
+            </w:r>
+            <w:r>
+              <w:rPr>
+                <w:rFonts w:ascii="Aptos" w:hAnsi="Aptos"/>
+                <w:b/>
+                <w:i/>
+                <w:iCs/>
+                <w:sz w:val="16"/>
+                <w:szCs w:val="16"/>
+              </w:rPr>
+              <w:t>UNI EN ISO 16321</w:t>
+            </w:r>
+          </w:p>
+          <w:p>
+            <w:pPr>
+              <w:rPr>
+                <w:rFonts w:ascii="Aptos" w:hAnsi="Aptos"/>
+                <w:sz w:val="16"/>
+                <w:szCs w:val="16"/>
+              </w:rPr>
+            </w:pPr>
+          </w:p>
+        </w:tc>
+        <w:tc>
+          <w:tcPr>
+            <w:tcW w:w="1829" w:type="dxa"/>
+            <w:gridSpan w:val="4"/>
           </w:tcPr>
           <w:p>
             <w:pPr>
@@ -5265,13 +4849,12 @@
               </w:rPr>
               <w:fldChar w:fldCharType="begin">
                 <w:ffData>
-                  <w:name w:val="Controllo4"/>
+                  <w:name w:val=""/>
                   <w:enabled/>
                   <w:calcOnExit w:val="0"/>
                   <w:checkBox>
                     <w:sizeAuto/>
-                    <w:default w:val="0"/>
-                    <w:checked/>
+                    <w:default w:val="1"/>
                   </w:checkBox>
                 </w:ffData>
               </w:fldChar>
@@ -5313,7 +4896,169 @@
                 <w:sz w:val="16"/>
                 <w:szCs w:val="16"/>
               </w:rPr>
-              <w:t xml:space="preserve"> Guanti EN 374</w:t>
+              <w:t xml:space="preserve"> </w:t>
+            </w:r>
+            <w:r>
+              <w:rPr>
+                <w:rFonts w:ascii="Aptos" w:hAnsi="Aptos"/>
+                <w:b/>
+                <w:sz w:val="16"/>
+                <w:szCs w:val="16"/>
+              </w:rPr>
+              <w:t xml:space="preserve">Guanti da lavoro di </w:t>
+            </w:r>
+            <w:r>
+              <w:rPr>
+                <w:rFonts w:ascii="Aptos" w:hAnsi="Aptos"/>
+                <w:sz w:val="16"/>
+                <w:szCs w:val="16"/>
+              </w:rPr>
+              <w:t>(</w:t>
+            </w:r>
+            <w:proofErr w:type="spellStart"/>
+            <w:r>
+              <w:rPr>
+                <w:rFonts w:ascii="Aptos" w:hAnsi="Aptos"/>
+                <w:i/>
+                <w:sz w:val="16"/>
+                <w:szCs w:val="16"/>
+              </w:rPr>
+              <w:t>rif.</w:t>
+            </w:r>
+            <w:proofErr w:type="spellEnd"/>
+            <w:r>
+              <w:rPr>
+                <w:rFonts w:ascii="Aptos" w:hAnsi="Aptos"/>
+                <w:i/>
+                <w:sz w:val="16"/>
+                <w:szCs w:val="16"/>
+              </w:rPr>
+              <w:t xml:space="preserve"> norma EN 374</w:t>
+            </w:r>
+            <w:r>
+              <w:rPr>
+                <w:rFonts w:ascii="Aptos" w:hAnsi="Aptos"/>
+                <w:sz w:val="16"/>
+                <w:szCs w:val="16"/>
+              </w:rPr>
+              <w:t xml:space="preserve">) </w:t>
+            </w:r>
+          </w:p>
+        </w:tc>
+        <w:tc>
+          <w:tcPr>
+            <w:tcW w:w="4015" w:type="dxa"/>
+            <w:gridSpan w:val="10"/>
+          </w:tcPr>
+          <w:p>
+            <w:pPr>
+              <w:rPr>
+                <w:rFonts w:ascii="Aptos" w:hAnsi="Aptos"/>
+                <w:sz w:val="16"/>
+                <w:szCs w:val="16"/>
+              </w:rPr>
+            </w:pPr>
+            <w:r>
+              <w:rPr>
+                <w:rFonts w:ascii="Aptos" w:hAnsi="Aptos"/>
+                <w:sz w:val="16"/>
+                <w:szCs w:val="16"/>
+              </w:rPr>
+              <w:fldChar w:fldCharType="begin">
+                <w:ffData>
+                  <w:name w:val=""/>
+                  <w:enabled/>
+                  <w:calcOnExit w:val="0"/>
+                  <w:checkBox>
+                    <w:sizeAuto/>
+                    <w:default w:val="1"/>
+                  </w:checkBox>
+                </w:ffData>
+              </w:fldChar>
+            </w:r>
+            <w:r>
+              <w:rPr>
+                <w:rFonts w:ascii="Aptos" w:hAnsi="Aptos"/>
+                <w:sz w:val="16"/>
+                <w:szCs w:val="16"/>
+              </w:rPr>
+              <w:instrText xml:space="preserve"> FORMCHECKBOX </w:instrText>
+            </w:r>
+            <w:r>
+              <w:rPr>
+                <w:rFonts w:ascii="Aptos" w:hAnsi="Aptos"/>
+                <w:sz w:val="16"/>
+                <w:szCs w:val="16"/>
+              </w:rPr>
+            </w:r>
+            <w:r>
+              <w:rPr>
+                <w:rFonts w:ascii="Aptos" w:hAnsi="Aptos"/>
+                <w:sz w:val="16"/>
+                <w:szCs w:val="16"/>
+              </w:rPr>
+              <w:fldChar w:fldCharType="separate"/>
+            </w:r>
+            <w:r>
+              <w:rPr>
+                <w:rFonts w:ascii="Aptos" w:hAnsi="Aptos"/>
+                <w:sz w:val="16"/>
+                <w:szCs w:val="16"/>
+              </w:rPr>
+              <w:fldChar w:fldCharType="end"/>
+            </w:r>
+            <w:r>
+              <w:rPr>
+                <w:rFonts w:ascii="Aptos" w:hAnsi="Aptos"/>
+                <w:sz w:val="16"/>
+                <w:szCs w:val="16"/>
+              </w:rPr>
+              <w:t xml:space="preserve"> </w:t>
+            </w:r>
+            <w:r>
+              <w:rPr>
+                <w:rFonts w:ascii="Aptos" w:hAnsi="Aptos"/>
+                <w:b/>
+                <w:sz w:val="16"/>
+                <w:szCs w:val="16"/>
+              </w:rPr>
+              <w:t xml:space="preserve">Maschera antipolvere </w:t>
+            </w:r>
+            <w:r>
+              <w:rPr>
+                <w:rFonts w:ascii="Aptos" w:hAnsi="Aptos"/>
+                <w:sz w:val="16"/>
+                <w:szCs w:val="16"/>
+              </w:rPr>
+              <w:t>(</w:t>
+            </w:r>
+            <w:proofErr w:type="spellStart"/>
+            <w:r>
+              <w:rPr>
+                <w:rFonts w:ascii="Aptos" w:hAnsi="Aptos"/>
+                <w:i/>
+                <w:sz w:val="16"/>
+                <w:szCs w:val="16"/>
+              </w:rPr>
+              <w:t>rif.</w:t>
+            </w:r>
+            <w:proofErr w:type="spellEnd"/>
+            <w:r>
+              <w:rPr>
+                <w:rFonts w:ascii="Aptos" w:hAnsi="Aptos"/>
+                <w:i/>
+                <w:sz w:val="16"/>
+                <w:szCs w:val="16"/>
+              </w:rPr>
+              <w:t xml:space="preserve"> norma EN 149</w:t>
+            </w:r>
+            <w:r>
+              <w:rPr>
+                <w:rFonts w:ascii="Aptos" w:hAnsi="Aptos"/>
+                <w:sz w:val="16"/>
+                <w:szCs w:val="16"/>
+              </w:rPr>
+              <w:t>)</w:t>
             </w:r>
           </w:p>
           <w:p>
@@ -5379,7 +5124,184 @@
                 <w:sz w:val="16"/>
                 <w:szCs w:val="16"/>
               </w:rPr>
-              <w:t xml:space="preserve"> Guanti EN 374 lunghi</w:t>
+              <w:t xml:space="preserve"> </w:t>
+            </w:r>
+            <w:r>
+              <w:rPr>
+                <w:rFonts w:ascii="Aptos" w:hAnsi="Aptos"/>
+                <w:b/>
+                <w:sz w:val="16"/>
+                <w:szCs w:val="16"/>
+              </w:rPr>
+              <w:t xml:space="preserve">Maschera antigas </w:t>
+            </w:r>
+            <w:r>
+              <w:rPr>
+                <w:rFonts w:ascii="Aptos" w:hAnsi="Aptos"/>
+                <w:sz w:val="16"/>
+                <w:szCs w:val="16"/>
+              </w:rPr>
+              <w:t>(</w:t>
+            </w:r>
+            <w:proofErr w:type="spellStart"/>
+            <w:r>
+              <w:rPr>
+                <w:rFonts w:ascii="Aptos" w:hAnsi="Aptos"/>
+                <w:i/>
+                <w:sz w:val="16"/>
+                <w:szCs w:val="16"/>
+              </w:rPr>
+              <w:t>rif.</w:t>
+            </w:r>
+            <w:proofErr w:type="spellEnd"/>
+            <w:r>
+              <w:rPr>
+                <w:rFonts w:ascii="Aptos" w:hAnsi="Aptos"/>
+                <w:i/>
+                <w:sz w:val="16"/>
+                <w:szCs w:val="16"/>
+              </w:rPr>
+              <w:t xml:space="preserve"> norma EN 141</w:t>
+            </w:r>
+            <w:r>
+              <w:rPr>
+                <w:rFonts w:ascii="Aptos" w:hAnsi="Aptos"/>
+                <w:sz w:val="16"/>
+                <w:szCs w:val="16"/>
+              </w:rPr>
+              <w:t>)</w:t>
+            </w:r>
+          </w:p>
+          <w:p>
+            <w:pPr>
+              <w:rPr>
+                <w:rFonts w:ascii="Aptos" w:hAnsi="Aptos"/>
+                <w:sz w:val="16"/>
+                <w:szCs w:val="16"/>
+              </w:rPr>
+            </w:pPr>
+            <w:r>
+              <w:rPr>
+                <w:rFonts w:ascii="Aptos" w:hAnsi="Aptos"/>
+                <w:sz w:val="16"/>
+                <w:szCs w:val="16"/>
+              </w:rPr>
+              <w:fldChar w:fldCharType="begin">
+                <w:ffData>
+                  <w:name w:val=""/>
+                  <w:enabled/>
+                  <w:calcOnExit w:val="0"/>
+                  <w:checkBox>
+                    <w:sizeAuto/>
+                    <w:default w:val="1"/>
+                  </w:checkBox>
+                </w:ffData>
+              </w:fldChar>
+            </w:r>
+            <w:r>
+              <w:rPr>
+                <w:rFonts w:ascii="Aptos" w:hAnsi="Aptos"/>
+                <w:sz w:val="16"/>
+                <w:szCs w:val="16"/>
+              </w:rPr>
+              <w:instrText xml:space="preserve"> FORMCHECKBOX </w:instrText>
+            </w:r>
+            <w:r>
+              <w:rPr>
+                <w:rFonts w:ascii="Aptos" w:hAnsi="Aptos"/>
+                <w:sz w:val="16"/>
+                <w:szCs w:val="16"/>
+              </w:rPr>
+            </w:r>
+            <w:r>
+              <w:rPr>
+                <w:rFonts w:ascii="Aptos" w:hAnsi="Aptos"/>
+                <w:sz w:val="16"/>
+                <w:szCs w:val="16"/>
+              </w:rPr>
+              <w:fldChar w:fldCharType="separate"/>
+            </w:r>
+            <w:r>
+              <w:rPr>
+                <w:rFonts w:ascii="Aptos" w:hAnsi="Aptos"/>
+                <w:sz w:val="16"/>
+                <w:szCs w:val="16"/>
+              </w:rPr>
+              <w:fldChar w:fldCharType="end"/>
+            </w:r>
+            <w:r>
+              <w:rPr>
+                <w:rFonts w:ascii="Aptos" w:hAnsi="Aptos"/>
+                <w:sz w:val="16"/>
+                <w:szCs w:val="16"/>
+              </w:rPr>
+              <w:t xml:space="preserve"> </w:t>
+            </w:r>
+            <w:r>
+              <w:rPr>
+                <w:rFonts w:ascii="Aptos" w:hAnsi="Aptos"/>
+                <w:b/>
+                <w:sz w:val="16"/>
+                <w:szCs w:val="16"/>
+              </w:rPr>
+              <w:t xml:space="preserve">Filtri per maschera </w:t>
+            </w:r>
+            <w:r>
+              <w:rPr>
+                <w:rFonts w:ascii="Aptos" w:hAnsi="Aptos"/>
+                <w:i/>
+                <w:sz w:val="16"/>
+                <w:szCs w:val="16"/>
+              </w:rPr>
+              <w:t>(</w:t>
+            </w:r>
+            <w:proofErr w:type="spellStart"/>
+            <w:r>
+              <w:rPr>
+                <w:rFonts w:ascii="Aptos" w:hAnsi="Aptos"/>
+                <w:i/>
+                <w:sz w:val="16"/>
+                <w:szCs w:val="16"/>
+              </w:rPr>
+              <w:t>rif.</w:t>
+            </w:r>
+            <w:proofErr w:type="spellEnd"/>
+            <w:r>
+              <w:rPr>
+                <w:rFonts w:ascii="Aptos" w:hAnsi="Aptos"/>
+                <w:i/>
+                <w:sz w:val="16"/>
+                <w:szCs w:val="16"/>
+              </w:rPr>
+              <w:t xml:space="preserve"> normativo EN </w:t>
+            </w:r>
+            <w:proofErr w:type="gramStart"/>
+            <w:r>
+              <w:rPr>
+                <w:rFonts w:ascii="Aptos" w:hAnsi="Aptos"/>
+                <w:i/>
+                <w:sz w:val="16"/>
+                <w:szCs w:val="16"/>
+              </w:rPr>
+              <w:t>14387 )</w:t>
+            </w:r>
+            <w:proofErr w:type="gramEnd"/>
+            <w:r>
+              <w:rPr>
+                <w:rFonts w:ascii="Aptos" w:hAnsi="Aptos"/>
+                <w:sz w:val="16"/>
+                <w:szCs w:val="16"/>
+              </w:rPr>
+              <w:t xml:space="preserve">: </w:t>
+            </w:r>
+            <w:r>
+              <w:rPr>
+                <w:rFonts w:ascii="Aptos" w:hAnsi="Aptos"/>
+                <w:b/>
+                <w:sz w:val="16"/>
+                <w:szCs w:val="16"/>
+              </w:rPr>
+              <w:t>FFP2</w:t>
             </w:r>
           </w:p>
           <w:p>
@@ -5445,73 +5367,7 @@
                 <w:sz w:val="16"/>
                 <w:szCs w:val="16"/>
               </w:rPr>
-              <w:t xml:space="preserve"> Guanti EN 374 resistenti</w:t>
-            </w:r>
-          </w:p>
-          <w:p>
-            <w:pPr>
-              <w:rPr>
-                <w:rFonts w:ascii="Aptos" w:hAnsi="Aptos"/>
-                <w:sz w:val="16"/>
-                <w:szCs w:val="16"/>
-              </w:rPr>
-            </w:pPr>
-            <w:r>
-              <w:rPr>
-                <w:rFonts w:ascii="Aptos" w:hAnsi="Aptos"/>
-                <w:sz w:val="16"/>
-                <w:szCs w:val="16"/>
-              </w:rPr>
-              <w:fldChar w:fldCharType="begin">
-                <w:ffData>
-                  <w:name w:val=""/>
-                  <w:enabled/>
-                  <w:calcOnExit w:val="0"/>
-                  <w:checkBox>
-                    <w:sizeAuto/>
-                    <w:default w:val="0"/>
-                  </w:checkBox>
-                </w:ffData>
-              </w:fldChar>
-            </w:r>
-            <w:r>
-              <w:rPr>
-                <w:rFonts w:ascii="Aptos" w:hAnsi="Aptos"/>
-                <w:sz w:val="16"/>
-                <w:szCs w:val="16"/>
-              </w:rPr>
-              <w:instrText xml:space="preserve"> FORMCHECKBOX </w:instrText>
-            </w:r>
-            <w:r>
-              <w:rPr>
-                <w:rFonts w:ascii="Aptos" w:hAnsi="Aptos"/>
-                <w:sz w:val="16"/>
-                <w:szCs w:val="16"/>
-              </w:rPr>
-            </w:r>
-            <w:r>
-              <w:rPr>
-                <w:rFonts w:ascii="Aptos" w:hAnsi="Aptos"/>
-                <w:sz w:val="16"/>
-                <w:szCs w:val="16"/>
-              </w:rPr>
-              <w:fldChar w:fldCharType="separate"/>
-            </w:r>
-            <w:r>
-              <w:rPr>
-                <w:rFonts w:ascii="Aptos" w:hAnsi="Aptos"/>
-                <w:sz w:val="16"/>
-                <w:szCs w:val="16"/>
-              </w:rPr>
-              <w:fldChar w:fldCharType="end"/>
-            </w:r>
-            <w:r>
-              <w:rPr>
-                <w:rFonts w:ascii="Aptos" w:hAnsi="Aptos"/>
-                <w:sz w:val="16"/>
-                <w:szCs w:val="16"/>
-              </w:rPr>
-              <w:t xml:space="preserve"> </w:t>
+              <w:t xml:space="preserve"> Altro: </w:t>
             </w:r>
             <w:r>
               <w:rPr>
@@ -5608,13 +5464,14 @@
         </w:tc>
         <w:tc>
           <w:tcPr>
-            <w:tcW w:w="2883" w:type="dxa"/>
-            <w:gridSpan w:val="9"/>
-          </w:tcPr>
-          <w:p>
-            <w:pPr>
-              <w:rPr>
-                <w:rFonts w:ascii="Aptos" w:hAnsi="Aptos"/>
+            <w:tcW w:w="2141" w:type="dxa"/>
+            <w:gridSpan w:val="2"/>
+          </w:tcPr>
+          <w:p>
+            <w:pPr>
+              <w:rPr>
+                <w:rFonts w:ascii="Aptos" w:hAnsi="Aptos"/>
+                <w:b/>
                 <w:sz w:val="16"/>
                 <w:szCs w:val="16"/>
               </w:rPr>
@@ -5674,434 +5531,16 @@
                 <w:sz w:val="16"/>
                 <w:szCs w:val="16"/>
               </w:rPr>
-              <w:t xml:space="preserve"> Maschera antipolvere EN 149 </w:t>
-            </w:r>
-          </w:p>
-          <w:p>
-            <w:pPr>
-              <w:rPr>
-                <w:rFonts w:ascii="Aptos" w:hAnsi="Aptos"/>
-                <w:sz w:val="16"/>
-                <w:szCs w:val="16"/>
-              </w:rPr>
-            </w:pPr>
-            <w:r>
-              <w:rPr>
-                <w:rFonts w:ascii="Aptos" w:hAnsi="Aptos"/>
-                <w:sz w:val="16"/>
-                <w:szCs w:val="16"/>
-              </w:rPr>
-              <w:fldChar w:fldCharType="begin">
-                <w:ffData>
-                  <w:name w:val=""/>
-                  <w:enabled/>
-                  <w:calcOnExit w:val="0"/>
-                  <w:checkBox>
-                    <w:sizeAuto/>
-                    <w:default w:val="0"/>
-                  </w:checkBox>
-                </w:ffData>
-              </w:fldChar>
-            </w:r>
-            <w:r>
-              <w:rPr>
-                <w:rFonts w:ascii="Aptos" w:hAnsi="Aptos"/>
-                <w:sz w:val="16"/>
-                <w:szCs w:val="16"/>
-              </w:rPr>
-              <w:instrText xml:space="preserve"> FORMCHECKBOX </w:instrText>
-            </w:r>
-            <w:r>
-              <w:rPr>
-                <w:rFonts w:ascii="Aptos" w:hAnsi="Aptos"/>
-                <w:sz w:val="16"/>
-                <w:szCs w:val="16"/>
-              </w:rPr>
-            </w:r>
-            <w:r>
-              <w:rPr>
-                <w:rFonts w:ascii="Aptos" w:hAnsi="Aptos"/>
-                <w:sz w:val="16"/>
-                <w:szCs w:val="16"/>
-              </w:rPr>
-              <w:fldChar w:fldCharType="separate"/>
-            </w:r>
-            <w:r>
-              <w:rPr>
-                <w:rFonts w:ascii="Aptos" w:hAnsi="Aptos"/>
-                <w:sz w:val="16"/>
-                <w:szCs w:val="16"/>
-              </w:rPr>
-              <w:fldChar w:fldCharType="end"/>
-            </w:r>
-            <w:r>
-              <w:rPr>
-                <w:rFonts w:ascii="Aptos" w:hAnsi="Aptos"/>
-                <w:sz w:val="16"/>
-                <w:szCs w:val="16"/>
-              </w:rPr>
-              <w:t xml:space="preserve"> Maschera nebbie acquose EN 149 S</w:t>
-            </w:r>
-          </w:p>
-          <w:p>
-            <w:pPr>
-              <w:rPr>
-                <w:rFonts w:ascii="Aptos" w:hAnsi="Aptos"/>
-                <w:sz w:val="16"/>
-                <w:szCs w:val="16"/>
-              </w:rPr>
-            </w:pPr>
-            <w:r>
-              <w:rPr>
-                <w:rFonts w:ascii="Aptos" w:hAnsi="Aptos"/>
-                <w:sz w:val="16"/>
-                <w:szCs w:val="16"/>
-              </w:rPr>
-              <w:fldChar w:fldCharType="begin">
-                <w:ffData>
-                  <w:name w:val=""/>
-                  <w:enabled/>
-                  <w:calcOnExit w:val="0"/>
-                  <w:checkBox>
-                    <w:sizeAuto/>
-                    <w:default w:val="0"/>
-                  </w:checkBox>
-                </w:ffData>
-              </w:fldChar>
-            </w:r>
-            <w:r>
-              <w:rPr>
-                <w:rFonts w:ascii="Aptos" w:hAnsi="Aptos"/>
-                <w:sz w:val="16"/>
-                <w:szCs w:val="16"/>
-              </w:rPr>
-              <w:instrText xml:space="preserve"> FORMCHECKBOX </w:instrText>
-            </w:r>
-            <w:r>
-              <w:rPr>
-                <w:rFonts w:ascii="Aptos" w:hAnsi="Aptos"/>
-                <w:sz w:val="16"/>
-                <w:szCs w:val="16"/>
-              </w:rPr>
-            </w:r>
-            <w:r>
-              <w:rPr>
-                <w:rFonts w:ascii="Aptos" w:hAnsi="Aptos"/>
-                <w:sz w:val="16"/>
-                <w:szCs w:val="16"/>
-              </w:rPr>
-              <w:fldChar w:fldCharType="separate"/>
-            </w:r>
-            <w:r>
-              <w:rPr>
-                <w:rFonts w:ascii="Aptos" w:hAnsi="Aptos"/>
-                <w:sz w:val="16"/>
-                <w:szCs w:val="16"/>
-              </w:rPr>
-              <w:fldChar w:fldCharType="end"/>
-            </w:r>
-            <w:r>
-              <w:rPr>
-                <w:rFonts w:ascii="Aptos" w:hAnsi="Aptos"/>
-                <w:sz w:val="16"/>
-                <w:szCs w:val="16"/>
-              </w:rPr>
-              <w:t xml:space="preserve"> Maschera nebbie oleose EN 149 SL</w:t>
-            </w:r>
-          </w:p>
-          <w:p>
-            <w:pPr>
-              <w:rPr>
-                <w:rFonts w:ascii="Aptos" w:hAnsi="Aptos"/>
-                <w:sz w:val="16"/>
-                <w:szCs w:val="16"/>
-              </w:rPr>
-            </w:pPr>
-            <w:r>
-              <w:rPr>
-                <w:rFonts w:ascii="Aptos" w:hAnsi="Aptos"/>
-                <w:sz w:val="16"/>
-                <w:szCs w:val="16"/>
-              </w:rPr>
-              <w:fldChar w:fldCharType="begin">
-                <w:ffData>
-                  <w:name w:val=""/>
-                  <w:enabled/>
-                  <w:calcOnExit w:val="0"/>
-                  <w:checkBox>
-                    <w:sizeAuto/>
-                    <w:default w:val="0"/>
-                  </w:checkBox>
-                </w:ffData>
-              </w:fldChar>
-            </w:r>
-            <w:r>
-              <w:rPr>
-                <w:rFonts w:ascii="Aptos" w:hAnsi="Aptos"/>
-                <w:sz w:val="16"/>
-                <w:szCs w:val="16"/>
-              </w:rPr>
-              <w:instrText xml:space="preserve"> FORMCHECKBOX </w:instrText>
-            </w:r>
-            <w:r>
-              <w:rPr>
-                <w:rFonts w:ascii="Aptos" w:hAnsi="Aptos"/>
-                <w:sz w:val="16"/>
-                <w:szCs w:val="16"/>
-              </w:rPr>
-            </w:r>
-            <w:r>
-              <w:rPr>
-                <w:rFonts w:ascii="Aptos" w:hAnsi="Aptos"/>
-                <w:sz w:val="16"/>
-                <w:szCs w:val="16"/>
-              </w:rPr>
-              <w:fldChar w:fldCharType="separate"/>
-            </w:r>
-            <w:r>
-              <w:rPr>
-                <w:rFonts w:ascii="Aptos" w:hAnsi="Aptos"/>
-                <w:sz w:val="16"/>
-                <w:szCs w:val="16"/>
-              </w:rPr>
-              <w:fldChar w:fldCharType="end"/>
-            </w:r>
-            <w:r>
-              <w:rPr>
-                <w:rFonts w:ascii="Aptos" w:hAnsi="Aptos"/>
-                <w:sz w:val="16"/>
-                <w:szCs w:val="16"/>
-              </w:rPr>
-              <w:t xml:space="preserve"> Maschera antigas EN 141</w:t>
-            </w:r>
-          </w:p>
-          <w:p>
-            <w:pPr>
-              <w:rPr>
-                <w:rFonts w:ascii="Aptos" w:hAnsi="Aptos"/>
-                <w:sz w:val="16"/>
-                <w:szCs w:val="16"/>
-              </w:rPr>
-            </w:pPr>
-            <w:r>
-              <w:rPr>
-                <w:rFonts w:ascii="Aptos" w:hAnsi="Aptos"/>
-                <w:sz w:val="16"/>
-                <w:szCs w:val="16"/>
-              </w:rPr>
-              <w:fldChar w:fldCharType="begin">
-                <w:ffData>
-                  <w:name w:val=""/>
-                  <w:enabled/>
-                  <w:calcOnExit w:val="0"/>
-                  <w:checkBox>
-                    <w:sizeAuto/>
-                    <w:default w:val="0"/>
-                  </w:checkBox>
-                </w:ffData>
-              </w:fldChar>
-            </w:r>
-            <w:r>
-              <w:rPr>
-                <w:rFonts w:ascii="Aptos" w:hAnsi="Aptos"/>
-                <w:sz w:val="16"/>
-                <w:szCs w:val="16"/>
-              </w:rPr>
-              <w:instrText xml:space="preserve"> FORMCHECKBOX </w:instrText>
-            </w:r>
-            <w:r>
-              <w:rPr>
-                <w:rFonts w:ascii="Aptos" w:hAnsi="Aptos"/>
-                <w:sz w:val="16"/>
-                <w:szCs w:val="16"/>
-              </w:rPr>
-            </w:r>
-            <w:r>
-              <w:rPr>
-                <w:rFonts w:ascii="Aptos" w:hAnsi="Aptos"/>
-                <w:sz w:val="16"/>
-                <w:szCs w:val="16"/>
-              </w:rPr>
-              <w:fldChar w:fldCharType="separate"/>
-            </w:r>
-            <w:r>
-              <w:rPr>
-                <w:rFonts w:ascii="Aptos" w:hAnsi="Aptos"/>
-                <w:sz w:val="16"/>
-                <w:szCs w:val="16"/>
-              </w:rPr>
-              <w:fldChar w:fldCharType="end"/>
-            </w:r>
-            <w:r>
-              <w:rPr>
-                <w:rFonts w:ascii="Aptos" w:hAnsi="Aptos"/>
-                <w:sz w:val="16"/>
-                <w:szCs w:val="16"/>
-              </w:rPr>
-              <w:t xml:space="preserve"> Filtri per maschera: </w:t>
-            </w:r>
-            <w:r>
-              <w:rPr>
-                <w:rFonts w:ascii="Aptos" w:hAnsi="Aptos"/>
-                <w:sz w:val="16"/>
-                <w:szCs w:val="16"/>
-              </w:rPr>
-              <w:fldChar w:fldCharType="begin">
-                <w:ffData>
-                  <w:name w:val="Testo29"/>
-                  <w:enabled/>
-                  <w:calcOnExit w:val="0"/>
-                  <w:textInput/>
-                </w:ffData>
-              </w:fldChar>
-            </w:r>
-            <w:r>
-              <w:rPr>
-                <w:rFonts w:ascii="Aptos" w:hAnsi="Aptos"/>
-                <w:sz w:val="16"/>
-                <w:szCs w:val="16"/>
-              </w:rPr>
-              <w:instrText xml:space="preserve"> FORMTEXT </w:instrText>
-            </w:r>
-            <w:r>
-              <w:rPr>
-                <w:rFonts w:ascii="Aptos" w:hAnsi="Aptos"/>
-                <w:sz w:val="16"/>
-                <w:szCs w:val="16"/>
-              </w:rPr>
-            </w:r>
-            <w:r>
-              <w:rPr>
-                <w:rFonts w:ascii="Aptos" w:hAnsi="Aptos"/>
-                <w:sz w:val="16"/>
-                <w:szCs w:val="16"/>
-              </w:rPr>
-              <w:fldChar w:fldCharType="separate"/>
-            </w:r>
-            <w:r>
-              <w:rPr>
-                <w:rFonts w:ascii="Aptos" w:hAnsi="Aptos"/>
-                <w:noProof/>
-                <w:sz w:val="16"/>
-                <w:szCs w:val="16"/>
-              </w:rPr>
-              <w:t> </w:t>
-            </w:r>
-            <w:r>
-              <w:rPr>
-                <w:rFonts w:ascii="Aptos" w:hAnsi="Aptos"/>
-                <w:noProof/>
-                <w:sz w:val="16"/>
-                <w:szCs w:val="16"/>
-              </w:rPr>
-              <w:t> </w:t>
-            </w:r>
-            <w:r>
-              <w:rPr>
-                <w:rFonts w:ascii="Aptos" w:hAnsi="Aptos"/>
-                <w:noProof/>
-                <w:sz w:val="16"/>
-                <w:szCs w:val="16"/>
-              </w:rPr>
-              <w:t> </w:t>
-            </w:r>
-            <w:r>
-              <w:rPr>
-                <w:rFonts w:ascii="Aptos" w:hAnsi="Aptos"/>
-                <w:noProof/>
-                <w:sz w:val="16"/>
-                <w:szCs w:val="16"/>
-              </w:rPr>
-              <w:t> </w:t>
-            </w:r>
-            <w:r>
-              <w:rPr>
-                <w:rFonts w:ascii="Aptos" w:hAnsi="Aptos"/>
-                <w:noProof/>
-                <w:sz w:val="16"/>
-                <w:szCs w:val="16"/>
-              </w:rPr>
-              <w:t> </w:t>
-            </w:r>
-            <w:r>
-              <w:rPr>
-                <w:rFonts w:ascii="Aptos" w:hAnsi="Aptos"/>
-                <w:sz w:val="16"/>
-                <w:szCs w:val="16"/>
-              </w:rPr>
-              <w:fldChar w:fldCharType="end"/>
-            </w:r>
-          </w:p>
-        </w:tc>
-        <w:tc>
-          <w:tcPr>
-            <w:tcW w:w="2141" w:type="dxa"/>
-            <w:gridSpan w:val="2"/>
-          </w:tcPr>
-          <w:p>
-            <w:pPr>
-              <w:rPr>
-                <w:rFonts w:ascii="Aptos" w:hAnsi="Aptos"/>
-                <w:sz w:val="16"/>
-                <w:szCs w:val="16"/>
-              </w:rPr>
-            </w:pPr>
-            <w:r>
-              <w:rPr>
-                <w:rFonts w:ascii="Aptos" w:hAnsi="Aptos"/>
-                <w:sz w:val="16"/>
-                <w:szCs w:val="16"/>
-              </w:rPr>
-              <w:fldChar w:fldCharType="begin">
-                <w:ffData>
-                  <w:name w:val=""/>
-                  <w:enabled/>
-                  <w:calcOnExit w:val="0"/>
-                  <w:checkBox>
-                    <w:sizeAuto/>
-                    <w:default w:val="0"/>
-                  </w:checkBox>
-                </w:ffData>
-              </w:fldChar>
-            </w:r>
-            <w:r>
-              <w:rPr>
-                <w:rFonts w:ascii="Aptos" w:hAnsi="Aptos"/>
-                <w:sz w:val="16"/>
-                <w:szCs w:val="16"/>
-              </w:rPr>
-              <w:instrText xml:space="preserve"> FORMCHECKBOX </w:instrText>
-            </w:r>
-            <w:r>
-              <w:rPr>
-                <w:rFonts w:ascii="Aptos" w:hAnsi="Aptos"/>
-                <w:sz w:val="16"/>
-                <w:szCs w:val="16"/>
-              </w:rPr>
-            </w:r>
-            <w:r>
-              <w:rPr>
-                <w:rFonts w:ascii="Aptos" w:hAnsi="Aptos"/>
-                <w:sz w:val="16"/>
-                <w:szCs w:val="16"/>
-              </w:rPr>
-              <w:fldChar w:fldCharType="separate"/>
-            </w:r>
-            <w:r>
-              <w:rPr>
-                <w:rFonts w:ascii="Aptos" w:hAnsi="Aptos"/>
-                <w:sz w:val="16"/>
-                <w:szCs w:val="16"/>
-              </w:rPr>
-              <w:fldChar w:fldCharType="end"/>
-            </w:r>
-            <w:r>
-              <w:rPr>
-                <w:rFonts w:ascii="Aptos" w:hAnsi="Aptos"/>
-                <w:sz w:val="16"/>
-                <w:szCs w:val="16"/>
-              </w:rPr>
-              <w:t xml:space="preserve"> Tuta EN 13034</w:t>
+              <w:t xml:space="preserve"> </w:t>
+            </w:r>
+            <w:r>
+              <w:rPr>
+                <w:rFonts w:ascii="Aptos" w:hAnsi="Aptos"/>
+                <w:b/>
+                <w:sz w:val="16"/>
+                <w:szCs w:val="16"/>
+              </w:rPr>
+              <w:t>Indossare abiti da lavoro EN13688 e calzature di sicurezza per uso professionale EN 20345</w:t>
             </w:r>
           </w:p>
           <w:p>
@@ -6116,7 +5555,13 @@
         </w:tc>
       </w:tr>
     </w:tbl>
-    <w:p/>
+    <w:p>
+      <w:pPr>
+        <w:rPr>
+          <w:rFonts w:ascii="Aptos" w:hAnsi="Aptos"/>
+        </w:rPr>
+      </w:pPr>
+    </w:p>
     <w:sectPr>
       <w:pgSz w:w="11906" w:h="16838"/>
       <w:pgMar w:top="1417" w:right="1134" w:bottom="1134" w:left="1134" w:header="708" w:footer="708" w:gutter="0"/>
@@ -6128,19 +5573,21 @@
 </file>
 
 <file path=word/styles.xml><?xml version="1.0" encoding="utf-8"?>
-<w:styles xmlns:mc="http://schemas.openxmlformats.org/markup-compatibility/2006" xmlns:r="http://schemas.openxmlformats.org/officeDocument/2006/relationships" xmlns:w="http://schemas.openxmlformats.org/wordprocessingml/2006/main" xmlns:w14="http://schemas.microsoft.com/office/word/2010/wordml" xmlns:w15="http://schemas.microsoft.com/office/word/2012/wordml" xmlns:w16cex="http://schemas.microsoft.com/office/word/2018/wordml/cex" xmlns:w16cid="http://schemas.microsoft.com/office/word/2016/wordml/cid" xmlns:w16="http://schemas.microsoft.com/office/word/2018/wordml" xmlns:w16du="http://schemas.microsoft.com/office/word/2023/wordml/word16du" xmlns:w16sdtdh="http://schemas.microsoft.com/office/word/2020/wordml/sdtdatahash" xmlns:w16se="http://schemas.microsoft.com/office/word/2015/wordml/symex" mc:Ignorable="w14 w15 w16se w16cid w16 w16cex w16sdtdh w16du">
+<w:styles xmlns:mc="http://schemas.openxmlformats.org/markup-compatibility/2006" xmlns:r="http://schemas.openxmlformats.org/officeDocument/2006/relationships" xmlns:w="http://schemas.openxmlformats.org/wordprocessingml/2006/main" xmlns:w14="http://schemas.microsoft.com/office/word/2010/wordml" xmlns:w15="http://schemas.microsoft.com/office/word/2012/wordml" xmlns:w16cex="http://schemas.microsoft.com/office/word/2018/wordml/cex" xmlns:w16cid="http://schemas.microsoft.com/office/word/2016/wordml/cid" xmlns:w16="http://schemas.microsoft.com/office/word/2018/wordml" xmlns:w16du="http://schemas.microsoft.com/office/word/2023/wordml/word16du" xmlns:w16sdtdh="http://schemas.microsoft.com/office/word/2020/wordml/sdtdatahash" xmlns:w16sdtfl="http://schemas.microsoft.com/office/word/2024/wordml/sdtformatlock" xmlns:w16se="http://schemas.microsoft.com/office/word/2015/wordml/symex" mc:Ignorable="w14 w15 w16se w16cid w16 w16cex w16sdtdh w16sdtfl w16du">
   <w:docDefaults>
     <w:rPrDefault>
       <w:rPr>
         <w:rFonts w:asciiTheme="minorHAnsi" w:eastAsiaTheme="minorHAnsi" w:hAnsiTheme="minorHAnsi" w:cstheme="minorBidi"/>
-        <w:kern w:val="2"/>
-        <w:sz w:val="24"/>
-        <w:szCs w:val="24"/>
+        <w:sz w:val="22"/>
+        <w:szCs w:val="22"/>
         <w:lang w:val="it-IT" w:eastAsia="en-US" w:bidi="ar-SA"/>
-        <w14:ligatures w14:val="standardContextual"/>
       </w:rPr>
     </w:rPrDefault>
-    <w:pPrDefault/>
+    <w:pPrDefault>
+      <w:pPr>
+        <w:spacing w:after="160" w:line="259" w:lineRule="auto"/>
+      </w:pPr>
+    </w:pPrDefault>
   </w:docDefaults>
   <w:latentStyles w:defLockedState="0" w:defUIPriority="99" w:defSemiHidden="0" w:defUnhideWhenUsed="0" w:defQFormat="0" w:count="376">
     <w:lsdException w:name="Normal" w:uiPriority="0" w:qFormat="1"/>
@@ -6523,18 +5970,20 @@
   <w:style w:type="paragraph" w:default="1" w:styleId="Normale">
     <w:name w:val="Normal"/>
     <w:qFormat/>
-    <w:rsid w:val="00416970"/>
+    <w:rsid w:val="00E06921"/>
+    <w:pPr>
+      <w:spacing w:after="0" w:line="240" w:lineRule="auto"/>
+    </w:pPr>
     <w:rPr>
       <w:rFonts w:ascii="Times New Roman" w:eastAsia="Times New Roman" w:hAnsi="Times New Roman" w:cs="Times New Roman"/>
-      <w:kern w:val="0"/>
+      <w:sz w:val="24"/>
+      <w:szCs w:val="24"/>
       <w:lang w:eastAsia="it-IT"/>
-      <w14:ligatures w14:val="none"/>
     </w:rPr>
   </w:style>
   <w:style w:type="character" w:default="1" w:styleId="Carpredefinitoparagrafo">
     <w:name w:val="Default Paragraph Font"/>
     <w:uiPriority w:val="1"/>
-    <w:semiHidden/>
     <w:unhideWhenUsed/>
   </w:style>
   <w:style w:type="table" w:default="1" w:styleId="Tabellanormale">
@@ -6557,6 +6006,14 @@
     <w:uiPriority w:val="99"/>
     <w:semiHidden/>
     <w:unhideWhenUsed/>
+  </w:style>
+  <w:style w:type="paragraph" w:styleId="NormaleWeb">
+    <w:name w:val="Normal (Web)"/>
+    <w:basedOn w:val="Normale"/>
+    <w:uiPriority w:val="99"/>
+    <w:semiHidden/>
+    <w:unhideWhenUsed/>
+    <w:rsid w:val="00407988"/>
   </w:style>
 </w:styles>
 </file>
